--- a/rapports/2026-06-04/EQ5/EQ5_enq3_v2/DR_012301350090/32-26-84-25.docx
+++ b/rapports/2026-06-04/EQ5/EQ5_enq3_v2/DR_012301350090/32-26-84-25.docx
@@ -307,15 +307,16 @@
         <w:tblLook w:firstColumn="1" w:firstRow="1" w:lastColumn="0" w:lastRow="0" w:noHBand="0" w:noVBand="1" w:val="04A0"/>
       </w:tblPr>
       <w:tblGrid>
-        <w:gridCol w:w="2663"/>
-        <w:gridCol w:w="2663"/>
-        <w:gridCol w:w="2663"/>
-        <w:gridCol w:w="2663"/>
+        <w:gridCol w:w="2130"/>
+        <w:gridCol w:w="2130"/>
+        <w:gridCol w:w="2130"/>
+        <w:gridCol w:w="2130"/>
+        <w:gridCol w:w="2130"/>
       </w:tblGrid>
       <w:tr>
         <w:tc>
           <w:tcPr>
-            <w:tcW w:type="dxa" w:w="1134"/>
+            <w:tcW w:type="dxa" w:w="964"/>
             <w:shd w:fill="1F6FEB"/>
           </w:tcPr>
           <w:p>
@@ -332,7 +333,7 @@
         </w:tc>
         <w:tc>
           <w:tcPr>
-            <w:tcW w:type="dxa" w:w="1361"/>
+            <w:tcW w:type="dxa" w:w="1247"/>
             <w:shd w:fill="1F6FEB"/>
           </w:tcPr>
           <w:p>
@@ -349,7 +350,7 @@
         </w:tc>
         <w:tc>
           <w:tcPr>
-            <w:tcW w:type="dxa" w:w="1361"/>
+            <w:tcW w:type="dxa" w:w="1531"/>
             <w:shd w:fill="1F6FEB"/>
           </w:tcPr>
           <w:p>
@@ -360,13 +361,30 @@
                 <w:color w:val="FFFFFF"/>
                 <w:sz w:val="16"/>
               </w:rPr>
+              <w:t>Variable(s)</w:t>
+            </w:r>
+          </w:p>
+        </w:tc>
+        <w:tc>
+          <w:tcPr>
+            <w:tcW w:type="dxa" w:w="1191"/>
+            <w:shd w:fill="1F6FEB"/>
+          </w:tcPr>
+          <w:p>
+            <w:r>
+              <w:rPr>
+                <w:b/>
+                <w:i w:val="0"/>
+                <w:color w:val="FFFFFF"/>
+                <w:sz w:val="16"/>
+              </w:rPr>
               <w:t>Source</w:t>
             </w:r>
           </w:p>
         </w:tc>
         <w:tc>
           <w:tcPr>
-            <w:tcW w:type="dxa" w:w="5839"/>
+            <w:tcW w:type="dxa" w:w="4706"/>
             <w:shd w:fill="1F6FEB"/>
           </w:tcPr>
           <w:p>
@@ -385,7 +403,7 @@
       <w:tr>
         <w:tc>
           <w:tcPr>
-            <w:tcW w:type="dxa" w:w="1134"/>
+            <w:tcW w:type="dxa" w:w="964"/>
           </w:tcPr>
           <w:p>
             <w:r>
@@ -401,7 +419,7 @@
         </w:tc>
         <w:tc>
           <w:tcPr>
-            <w:tcW w:type="dxa" w:w="1361"/>
+            <w:tcW w:type="dxa" w:w="1247"/>
           </w:tcPr>
           <w:p>
             <w:r>
@@ -426,7 +444,23 @@
         </w:tc>
         <w:tc>
           <w:tcPr>
-            <w:tcW w:type="dxa" w:w="1361"/>
+            <w:tcW w:type="dxa" w:w="1531"/>
+          </w:tcPr>
+          <w:p>
+            <w:r>
+              <w:rPr>
+                <w:b/>
+                <w:i w:val="0"/>
+                <w:color w:val="16A34A"/>
+                <w:sz w:val="16"/>
+              </w:rPr>
+              <w:t>s01q02</w:t>
+            </w:r>
+          </w:p>
+        </w:tc>
+        <w:tc>
+          <w:tcPr>
+            <w:tcW w:type="dxa" w:w="1191"/>
           </w:tcPr>
           <w:p>
             <w:r>
@@ -442,7 +476,7 @@
         </w:tc>
         <w:tc>
           <w:tcPr>
-            <w:tcW w:type="dxa" w:w="5839"/>
+            <w:tcW w:type="dxa" w:w="4706"/>
           </w:tcPr>
           <w:p>
             <w:r>
@@ -459,7 +493,7 @@
       <w:tr>
         <w:tc>
           <w:tcPr>
-            <w:tcW w:type="dxa" w:w="1134"/>
+            <w:tcW w:type="dxa" w:w="964"/>
           </w:tcPr>
           <w:p>
             <w:r>
@@ -475,7 +509,7 @@
         </w:tc>
         <w:tc>
           <w:tcPr>
-            <w:tcW w:type="dxa" w:w="1361"/>
+            <w:tcW w:type="dxa" w:w="1247"/>
           </w:tcPr>
           <w:p>
             <w:r>
@@ -500,7 +534,23 @@
         </w:tc>
         <w:tc>
           <w:tcPr>
-            <w:tcW w:type="dxa" w:w="1361"/>
+            <w:tcW w:type="dxa" w:w="1531"/>
+          </w:tcPr>
+          <w:p>
+            <w:r>
+              <w:rPr>
+                <w:b/>
+                <w:i w:val="0"/>
+                <w:color w:val="16A34A"/>
+                <w:sz w:val="16"/>
+              </w:rPr>
+              <w:t>s03q14, s03q15, s03q17, s03q18, s03q19, s03q20, s03q21</w:t>
+            </w:r>
+          </w:p>
+        </w:tc>
+        <w:tc>
+          <w:tcPr>
+            <w:tcW w:type="dxa" w:w="1191"/>
           </w:tcPr>
           <w:p>
             <w:r>
@@ -516,7 +566,7 @@
         </w:tc>
         <w:tc>
           <w:tcPr>
-            <w:tcW w:type="dxa" w:w="5839"/>
+            <w:tcW w:type="dxa" w:w="4706"/>
           </w:tcPr>
           <w:p>
             <w:r>
@@ -533,7 +583,7 @@
       <w:tr>
         <w:tc>
           <w:tcPr>
-            <w:tcW w:type="dxa" w:w="1134"/>
+            <w:tcW w:type="dxa" w:w="964"/>
           </w:tcPr>
           <w:p>
             <w:r>
@@ -549,7 +599,7 @@
         </w:tc>
         <w:tc>
           <w:tcPr>
-            <w:tcW w:type="dxa" w:w="1361"/>
+            <w:tcW w:type="dxa" w:w="1247"/>
           </w:tcPr>
           <w:p>
             <w:r>
@@ -574,7 +624,23 @@
         </w:tc>
         <w:tc>
           <w:tcPr>
-            <w:tcW w:type="dxa" w:w="1361"/>
+            <w:tcW w:type="dxa" w:w="1531"/>
+          </w:tcPr>
+          <w:p>
+            <w:r>
+              <w:rPr>
+                <w:b/>
+                <w:i w:val="0"/>
+                <w:color w:val="16A34A"/>
+                <w:sz w:val="16"/>
+              </w:rPr>
+              <w:t>—</w:t>
+            </w:r>
+          </w:p>
+        </w:tc>
+        <w:tc>
+          <w:tcPr>
+            <w:tcW w:type="dxa" w:w="1191"/>
           </w:tcPr>
           <w:p>
             <w:r>
@@ -590,7 +656,7 @@
         </w:tc>
         <w:tc>
           <w:tcPr>
-            <w:tcW w:type="dxa" w:w="5839"/>
+            <w:tcW w:type="dxa" w:w="4706"/>
           </w:tcPr>
           <w:p>
             <w:r>
@@ -607,7 +673,7 @@
       <w:tr>
         <w:tc>
           <w:tcPr>
-            <w:tcW w:type="dxa" w:w="1134"/>
+            <w:tcW w:type="dxa" w:w="964"/>
           </w:tcPr>
           <w:p>
             <w:r>
@@ -623,7 +689,7 @@
         </w:tc>
         <w:tc>
           <w:tcPr>
-            <w:tcW w:type="dxa" w:w="1361"/>
+            <w:tcW w:type="dxa" w:w="1247"/>
           </w:tcPr>
           <w:p>
             <w:r>
@@ -648,7 +714,23 @@
         </w:tc>
         <w:tc>
           <w:tcPr>
-            <w:tcW w:type="dxa" w:w="1361"/>
+            <w:tcW w:type="dxa" w:w="1531"/>
+          </w:tcPr>
+          <w:p>
+            <w:r>
+              <w:rPr>
+                <w:b/>
+                <w:i w:val="0"/>
+                <w:color w:val="16A34A"/>
+                <w:sz w:val="16"/>
+              </w:rPr>
+              <w:t>—</w:t>
+            </w:r>
+          </w:p>
+        </w:tc>
+        <w:tc>
+          <w:tcPr>
+            <w:tcW w:type="dxa" w:w="1191"/>
           </w:tcPr>
           <w:p>
             <w:r>
@@ -664,7 +746,7 @@
         </w:tc>
         <w:tc>
           <w:tcPr>
-            <w:tcW w:type="dxa" w:w="5839"/>
+            <w:tcW w:type="dxa" w:w="4706"/>
           </w:tcPr>
           <w:p>
             <w:r>
@@ -681,7 +763,7 @@
       <w:tr>
         <w:tc>
           <w:tcPr>
-            <w:tcW w:type="dxa" w:w="1134"/>
+            <w:tcW w:type="dxa" w:w="964"/>
           </w:tcPr>
           <w:p>
             <w:r>
@@ -697,7 +779,7 @@
         </w:tc>
         <w:tc>
           <w:tcPr>
-            <w:tcW w:type="dxa" w:w="1361"/>
+            <w:tcW w:type="dxa" w:w="1247"/>
           </w:tcPr>
           <w:p>
             <w:r>
@@ -721,7 +803,23 @@
         </w:tc>
         <w:tc>
           <w:tcPr>
-            <w:tcW w:type="dxa" w:w="1361"/>
+            <w:tcW w:type="dxa" w:w="1531"/>
+          </w:tcPr>
+          <w:p>
+            <w:r>
+              <w:rPr>
+                <w:b/>
+                <w:i w:val="0"/>
+                <w:color w:val="16A34A"/>
+                <w:sz w:val="16"/>
+              </w:rPr>
+              <w:t>—</w:t>
+            </w:r>
+          </w:p>
+        </w:tc>
+        <w:tc>
+          <w:tcPr>
+            <w:tcW w:type="dxa" w:w="1191"/>
           </w:tcPr>
           <w:p>
             <w:r>
@@ -737,7 +835,7 @@
         </w:tc>
         <w:tc>
           <w:tcPr>
-            <w:tcW w:type="dxa" w:w="5839"/>
+            <w:tcW w:type="dxa" w:w="4706"/>
           </w:tcPr>
           <w:p>
             <w:r>
@@ -754,7 +852,7 @@
       <w:tr>
         <w:tc>
           <w:tcPr>
-            <w:tcW w:type="dxa" w:w="1134"/>
+            <w:tcW w:type="dxa" w:w="964"/>
           </w:tcPr>
           <w:p>
             <w:r>
@@ -770,7 +868,7 @@
         </w:tc>
         <w:tc>
           <w:tcPr>
-            <w:tcW w:type="dxa" w:w="1361"/>
+            <w:tcW w:type="dxa" w:w="1247"/>
           </w:tcPr>
           <w:p>
             <w:r>
@@ -795,7 +893,23 @@
         </w:tc>
         <w:tc>
           <w:tcPr>
-            <w:tcW w:type="dxa" w:w="1361"/>
+            <w:tcW w:type="dxa" w:w="1531"/>
+          </w:tcPr>
+          <w:p>
+            <w:r>
+              <w:rPr>
+                <w:b/>
+                <w:i w:val="0"/>
+                <w:color w:val="16A34A"/>
+                <w:sz w:val="16"/>
+              </w:rPr>
+              <w:t>—</w:t>
+            </w:r>
+          </w:p>
+        </w:tc>
+        <w:tc>
+          <w:tcPr>
+            <w:tcW w:type="dxa" w:w="1191"/>
           </w:tcPr>
           <w:p>
             <w:r>
@@ -811,7 +925,7 @@
         </w:tc>
         <w:tc>
           <w:tcPr>
-            <w:tcW w:type="dxa" w:w="5839"/>
+            <w:tcW w:type="dxa" w:w="4706"/>
           </w:tcPr>
           <w:p>
             <w:r>
@@ -828,7 +942,7 @@
       <w:tr>
         <w:tc>
           <w:tcPr>
-            <w:tcW w:type="dxa" w:w="1134"/>
+            <w:tcW w:type="dxa" w:w="964"/>
           </w:tcPr>
           <w:p>
             <w:r>
@@ -844,7 +958,7 @@
         </w:tc>
         <w:tc>
           <w:tcPr>
-            <w:tcW w:type="dxa" w:w="1361"/>
+            <w:tcW w:type="dxa" w:w="1247"/>
           </w:tcPr>
           <w:p>
             <w:r>
@@ -869,7 +983,23 @@
         </w:tc>
         <w:tc>
           <w:tcPr>
-            <w:tcW w:type="dxa" w:w="1361"/>
+            <w:tcW w:type="dxa" w:w="1531"/>
+          </w:tcPr>
+          <w:p>
+            <w:r>
+              <w:rPr>
+                <w:b/>
+                <w:i w:val="0"/>
+                <w:color w:val="16A34A"/>
+                <w:sz w:val="16"/>
+              </w:rPr>
+              <w:t>—</w:t>
+            </w:r>
+          </w:p>
+        </w:tc>
+        <w:tc>
+          <w:tcPr>
+            <w:tcW w:type="dxa" w:w="1191"/>
           </w:tcPr>
           <w:p>
             <w:r>
@@ -885,7 +1015,7 @@
         </w:tc>
         <w:tc>
           <w:tcPr>
-            <w:tcW w:type="dxa" w:w="5839"/>
+            <w:tcW w:type="dxa" w:w="4706"/>
           </w:tcPr>
           <w:p>
             <w:r>
@@ -902,7 +1032,7 @@
       <w:tr>
         <w:tc>
           <w:tcPr>
-            <w:tcW w:type="dxa" w:w="1134"/>
+            <w:tcW w:type="dxa" w:w="964"/>
           </w:tcPr>
           <w:p>
             <w:r>
@@ -918,7 +1048,7 @@
         </w:tc>
         <w:tc>
           <w:tcPr>
-            <w:tcW w:type="dxa" w:w="1361"/>
+            <w:tcW w:type="dxa" w:w="1247"/>
           </w:tcPr>
           <w:p>
             <w:r>
@@ -943,7 +1073,23 @@
         </w:tc>
         <w:tc>
           <w:tcPr>
-            <w:tcW w:type="dxa" w:w="1361"/>
+            <w:tcW w:type="dxa" w:w="1531"/>
+          </w:tcPr>
+          <w:p>
+            <w:r>
+              <w:rPr>
+                <w:b/>
+                <w:i w:val="0"/>
+                <w:color w:val="16A34A"/>
+                <w:sz w:val="16"/>
+              </w:rPr>
+              <w:t>—</w:t>
+            </w:r>
+          </w:p>
+        </w:tc>
+        <w:tc>
+          <w:tcPr>
+            <w:tcW w:type="dxa" w:w="1191"/>
           </w:tcPr>
           <w:p>
             <w:r>
@@ -959,7 +1105,7 @@
         </w:tc>
         <w:tc>
           <w:tcPr>
-            <w:tcW w:type="dxa" w:w="5839"/>
+            <w:tcW w:type="dxa" w:w="4706"/>
           </w:tcPr>
           <w:p>
             <w:r>
@@ -976,7 +1122,7 @@
       <w:tr>
         <w:tc>
           <w:tcPr>
-            <w:tcW w:type="dxa" w:w="1134"/>
+            <w:tcW w:type="dxa" w:w="964"/>
           </w:tcPr>
           <w:p>
             <w:r>
@@ -992,7 +1138,7 @@
         </w:tc>
         <w:tc>
           <w:tcPr>
-            <w:tcW w:type="dxa" w:w="1361"/>
+            <w:tcW w:type="dxa" w:w="1247"/>
           </w:tcPr>
           <w:p>
             <w:r>
@@ -1017,7 +1163,23 @@
         </w:tc>
         <w:tc>
           <w:tcPr>
-            <w:tcW w:type="dxa" w:w="1361"/>
+            <w:tcW w:type="dxa" w:w="1531"/>
+          </w:tcPr>
+          <w:p>
+            <w:r>
+              <w:rPr>
+                <w:b/>
+                <w:i w:val="0"/>
+                <w:color w:val="16A34A"/>
+                <w:sz w:val="16"/>
+              </w:rPr>
+              <w:t>—</w:t>
+            </w:r>
+          </w:p>
+        </w:tc>
+        <w:tc>
+          <w:tcPr>
+            <w:tcW w:type="dxa" w:w="1191"/>
           </w:tcPr>
           <w:p>
             <w:r>
@@ -1033,7 +1195,7 @@
         </w:tc>
         <w:tc>
           <w:tcPr>
-            <w:tcW w:type="dxa" w:w="5839"/>
+            <w:tcW w:type="dxa" w:w="4706"/>
           </w:tcPr>
           <w:p>
             <w:r>
@@ -1050,7 +1212,7 @@
       <w:tr>
         <w:tc>
           <w:tcPr>
-            <w:tcW w:type="dxa" w:w="1134"/>
+            <w:tcW w:type="dxa" w:w="964"/>
           </w:tcPr>
           <w:p>
             <w:r>
@@ -1066,7 +1228,7 @@
         </w:tc>
         <w:tc>
           <w:tcPr>
-            <w:tcW w:type="dxa" w:w="1361"/>
+            <w:tcW w:type="dxa" w:w="1247"/>
           </w:tcPr>
           <w:p>
             <w:r>
@@ -1091,7 +1253,23 @@
         </w:tc>
         <w:tc>
           <w:tcPr>
-            <w:tcW w:type="dxa" w:w="1361"/>
+            <w:tcW w:type="dxa" w:w="1531"/>
+          </w:tcPr>
+          <w:p>
+            <w:r>
+              <w:rPr>
+                <w:b/>
+                <w:i w:val="0"/>
+                <w:color w:val="16A34A"/>
+                <w:sz w:val="16"/>
+              </w:rPr>
+              <w:t>—</w:t>
+            </w:r>
+          </w:p>
+        </w:tc>
+        <w:tc>
+          <w:tcPr>
+            <w:tcW w:type="dxa" w:w="1191"/>
           </w:tcPr>
           <w:p>
             <w:r>
@@ -1107,7 +1285,7 @@
         </w:tc>
         <w:tc>
           <w:tcPr>
-            <w:tcW w:type="dxa" w:w="5839"/>
+            <w:tcW w:type="dxa" w:w="4706"/>
           </w:tcPr>
           <w:p>
             <w:r>
@@ -1124,7 +1302,7 @@
       <w:tr>
         <w:tc>
           <w:tcPr>
-            <w:tcW w:type="dxa" w:w="1134"/>
+            <w:tcW w:type="dxa" w:w="964"/>
           </w:tcPr>
           <w:p>
             <w:r>
@@ -1140,7 +1318,7 @@
         </w:tc>
         <w:tc>
           <w:tcPr>
-            <w:tcW w:type="dxa" w:w="1361"/>
+            <w:tcW w:type="dxa" w:w="1247"/>
           </w:tcPr>
           <w:p>
             <w:r>
@@ -1165,7 +1343,23 @@
         </w:tc>
         <w:tc>
           <w:tcPr>
-            <w:tcW w:type="dxa" w:w="1361"/>
+            <w:tcW w:type="dxa" w:w="1531"/>
+          </w:tcPr>
+          <w:p>
+            <w:r>
+              <w:rPr>
+                <w:b/>
+                <w:i w:val="0"/>
+                <w:color w:val="16A34A"/>
+                <w:sz w:val="16"/>
+              </w:rPr>
+              <w:t>s02q03</w:t>
+            </w:r>
+          </w:p>
+        </w:tc>
+        <w:tc>
+          <w:tcPr>
+            <w:tcW w:type="dxa" w:w="1191"/>
           </w:tcPr>
           <w:p>
             <w:r>
@@ -1181,7 +1375,7 @@
         </w:tc>
         <w:tc>
           <w:tcPr>
-            <w:tcW w:type="dxa" w:w="5839"/>
+            <w:tcW w:type="dxa" w:w="4706"/>
           </w:tcPr>
           <w:p>
             <w:r>
@@ -1198,7 +1392,7 @@
       <w:tr>
         <w:tc>
           <w:tcPr>
-            <w:tcW w:type="dxa" w:w="1134"/>
+            <w:tcW w:type="dxa" w:w="964"/>
           </w:tcPr>
           <w:p>
             <w:r>
@@ -1214,7 +1408,7 @@
         </w:tc>
         <w:tc>
           <w:tcPr>
-            <w:tcW w:type="dxa" w:w="1361"/>
+            <w:tcW w:type="dxa" w:w="1247"/>
           </w:tcPr>
           <w:p>
             <w:r>
@@ -1239,7 +1433,23 @@
         </w:tc>
         <w:tc>
           <w:tcPr>
-            <w:tcW w:type="dxa" w:w="1361"/>
+            <w:tcW w:type="dxa" w:w="1531"/>
+          </w:tcPr>
+          <w:p>
+            <w:r>
+              <w:rPr>
+                <w:b/>
+                <w:i w:val="0"/>
+                <w:color w:val="16A34A"/>
+                <w:sz w:val="16"/>
+              </w:rPr>
+              <w:t>—</w:t>
+            </w:r>
+          </w:p>
+        </w:tc>
+        <w:tc>
+          <w:tcPr>
+            <w:tcW w:type="dxa" w:w="1191"/>
           </w:tcPr>
           <w:p>
             <w:r>
@@ -1255,7 +1465,7 @@
         </w:tc>
         <w:tc>
           <w:tcPr>
-            <w:tcW w:type="dxa" w:w="5839"/>
+            <w:tcW w:type="dxa" w:w="4706"/>
           </w:tcPr>
           <w:p>
             <w:r>
@@ -1272,7 +1482,7 @@
       <w:tr>
         <w:tc>
           <w:tcPr>
-            <w:tcW w:type="dxa" w:w="1134"/>
+            <w:tcW w:type="dxa" w:w="964"/>
           </w:tcPr>
           <w:p>
             <w:r>
@@ -1288,7 +1498,7 @@
         </w:tc>
         <w:tc>
           <w:tcPr>
-            <w:tcW w:type="dxa" w:w="1361"/>
+            <w:tcW w:type="dxa" w:w="1247"/>
           </w:tcPr>
           <w:p>
             <w:r>
@@ -1313,7 +1523,23 @@
         </w:tc>
         <w:tc>
           <w:tcPr>
-            <w:tcW w:type="dxa" w:w="1361"/>
+            <w:tcW w:type="dxa" w:w="1531"/>
+          </w:tcPr>
+          <w:p>
+            <w:r>
+              <w:rPr>
+                <w:b/>
+                <w:i w:val="0"/>
+                <w:color w:val="16A34A"/>
+                <w:sz w:val="16"/>
+              </w:rPr>
+              <w:t>s02q03</w:t>
+            </w:r>
+          </w:p>
+        </w:tc>
+        <w:tc>
+          <w:tcPr>
+            <w:tcW w:type="dxa" w:w="1191"/>
           </w:tcPr>
           <w:p>
             <w:r>
@@ -1329,7 +1555,7 @@
         </w:tc>
         <w:tc>
           <w:tcPr>
-            <w:tcW w:type="dxa" w:w="5839"/>
+            <w:tcW w:type="dxa" w:w="4706"/>
           </w:tcPr>
           <w:p>
             <w:r>
@@ -1346,7 +1572,7 @@
       <w:tr>
         <w:tc>
           <w:tcPr>
-            <w:tcW w:type="dxa" w:w="1134"/>
+            <w:tcW w:type="dxa" w:w="964"/>
           </w:tcPr>
           <w:p>
             <w:r>
@@ -1362,7 +1588,7 @@
         </w:tc>
         <w:tc>
           <w:tcPr>
-            <w:tcW w:type="dxa" w:w="1361"/>
+            <w:tcW w:type="dxa" w:w="1247"/>
           </w:tcPr>
           <w:p>
             <w:r>
@@ -1387,7 +1613,23 @@
         </w:tc>
         <w:tc>
           <w:tcPr>
-            <w:tcW w:type="dxa" w:w="1361"/>
+            <w:tcW w:type="dxa" w:w="1531"/>
+          </w:tcPr>
+          <w:p>
+            <w:r>
+              <w:rPr>
+                <w:b/>
+                <w:i w:val="0"/>
+                <w:color w:val="16A34A"/>
+                <w:sz w:val="16"/>
+              </w:rPr>
+              <w:t>s02q03</w:t>
+            </w:r>
+          </w:p>
+        </w:tc>
+        <w:tc>
+          <w:tcPr>
+            <w:tcW w:type="dxa" w:w="1191"/>
           </w:tcPr>
           <w:p>
             <w:r>
@@ -1403,7 +1645,7 @@
         </w:tc>
         <w:tc>
           <w:tcPr>
-            <w:tcW w:type="dxa" w:w="5839"/>
+            <w:tcW w:type="dxa" w:w="4706"/>
           </w:tcPr>
           <w:p>
             <w:r>
@@ -1420,7 +1662,7 @@
       <w:tr>
         <w:tc>
           <w:tcPr>
-            <w:tcW w:type="dxa" w:w="1134"/>
+            <w:tcW w:type="dxa" w:w="964"/>
           </w:tcPr>
           <w:p>
             <w:r>
@@ -1436,7 +1678,7 @@
         </w:tc>
         <w:tc>
           <w:tcPr>
-            <w:tcW w:type="dxa" w:w="1361"/>
+            <w:tcW w:type="dxa" w:w="1247"/>
           </w:tcPr>
           <w:p>
             <w:r>
@@ -1461,7 +1703,23 @@
         </w:tc>
         <w:tc>
           <w:tcPr>
-            <w:tcW w:type="dxa" w:w="1361"/>
+            <w:tcW w:type="dxa" w:w="1531"/>
+          </w:tcPr>
+          <w:p>
+            <w:r>
+              <w:rPr>
+                <w:b/>
+                <w:i w:val="0"/>
+                <w:color w:val="16A34A"/>
+                <w:sz w:val="16"/>
+              </w:rPr>
+              <w:t>—</w:t>
+            </w:r>
+          </w:p>
+        </w:tc>
+        <w:tc>
+          <w:tcPr>
+            <w:tcW w:type="dxa" w:w="1191"/>
           </w:tcPr>
           <w:p>
             <w:r>
@@ -1477,7 +1735,7 @@
         </w:tc>
         <w:tc>
           <w:tcPr>
-            <w:tcW w:type="dxa" w:w="5839"/>
+            <w:tcW w:type="dxa" w:w="4706"/>
           </w:tcPr>
           <w:p>
             <w:r>
@@ -1494,7 +1752,7 @@
       <w:tr>
         <w:tc>
           <w:tcPr>
-            <w:tcW w:type="dxa" w:w="1134"/>
+            <w:tcW w:type="dxa" w:w="964"/>
           </w:tcPr>
           <w:p>
             <w:r>
@@ -1510,7 +1768,7 @@
         </w:tc>
         <w:tc>
           <w:tcPr>
-            <w:tcW w:type="dxa" w:w="1361"/>
+            <w:tcW w:type="dxa" w:w="1247"/>
           </w:tcPr>
           <w:p>
             <w:r>
@@ -1535,7 +1793,23 @@
         </w:tc>
         <w:tc>
           <w:tcPr>
-            <w:tcW w:type="dxa" w:w="1361"/>
+            <w:tcW w:type="dxa" w:w="1531"/>
+          </w:tcPr>
+          <w:p>
+            <w:r>
+              <w:rPr>
+                <w:b/>
+                <w:i w:val="0"/>
+                <w:color w:val="16A34A"/>
+                <w:sz w:val="16"/>
+              </w:rPr>
+              <w:t>—</w:t>
+            </w:r>
+          </w:p>
+        </w:tc>
+        <w:tc>
+          <w:tcPr>
+            <w:tcW w:type="dxa" w:w="1191"/>
           </w:tcPr>
           <w:p>
             <w:r>
@@ -1551,7 +1825,7 @@
         </w:tc>
         <w:tc>
           <w:tcPr>
-            <w:tcW w:type="dxa" w:w="5839"/>
+            <w:tcW w:type="dxa" w:w="4706"/>
           </w:tcPr>
           <w:p>
             <w:r>
@@ -1568,7 +1842,7 @@
       <w:tr>
         <w:tc>
           <w:tcPr>
-            <w:tcW w:type="dxa" w:w="1134"/>
+            <w:tcW w:type="dxa" w:w="964"/>
           </w:tcPr>
           <w:p>
             <w:r>
@@ -1584,7 +1858,7 @@
         </w:tc>
         <w:tc>
           <w:tcPr>
-            <w:tcW w:type="dxa" w:w="1361"/>
+            <w:tcW w:type="dxa" w:w="1247"/>
           </w:tcPr>
           <w:p>
             <w:r>
@@ -1609,7 +1883,23 @@
         </w:tc>
         <w:tc>
           <w:tcPr>
-            <w:tcW w:type="dxa" w:w="1361"/>
+            <w:tcW w:type="dxa" w:w="1531"/>
+          </w:tcPr>
+          <w:p>
+            <w:r>
+              <w:rPr>
+                <w:b/>
+                <w:i w:val="0"/>
+                <w:color w:val="16A34A"/>
+                <w:sz w:val="16"/>
+              </w:rPr>
+              <w:t>—</w:t>
+            </w:r>
+          </w:p>
+        </w:tc>
+        <w:tc>
+          <w:tcPr>
+            <w:tcW w:type="dxa" w:w="1191"/>
           </w:tcPr>
           <w:p>
             <w:r>
@@ -1625,7 +1915,7 @@
         </w:tc>
         <w:tc>
           <w:tcPr>
-            <w:tcW w:type="dxa" w:w="5839"/>
+            <w:tcW w:type="dxa" w:w="4706"/>
           </w:tcPr>
           <w:p>
             <w:r>
@@ -1642,7 +1932,7 @@
       <w:tr>
         <w:tc>
           <w:tcPr>
-            <w:tcW w:type="dxa" w:w="1134"/>
+            <w:tcW w:type="dxa" w:w="964"/>
           </w:tcPr>
           <w:p>
             <w:r>
@@ -1658,7 +1948,7 @@
         </w:tc>
         <w:tc>
           <w:tcPr>
-            <w:tcW w:type="dxa" w:w="1361"/>
+            <w:tcW w:type="dxa" w:w="1247"/>
           </w:tcPr>
           <w:p>
             <w:r>
@@ -1683,7 +1973,23 @@
         </w:tc>
         <w:tc>
           <w:tcPr>
-            <w:tcW w:type="dxa" w:w="1361"/>
+            <w:tcW w:type="dxa" w:w="1531"/>
+          </w:tcPr>
+          <w:p>
+            <w:r>
+              <w:rPr>
+                <w:b/>
+                <w:i w:val="0"/>
+                <w:color w:val="16A34A"/>
+                <w:sz w:val="16"/>
+              </w:rPr>
+              <w:t>—</w:t>
+            </w:r>
+          </w:p>
+        </w:tc>
+        <w:tc>
+          <w:tcPr>
+            <w:tcW w:type="dxa" w:w="1191"/>
           </w:tcPr>
           <w:p>
             <w:r>
@@ -1699,7 +2005,7 @@
         </w:tc>
         <w:tc>
           <w:tcPr>
-            <w:tcW w:type="dxa" w:w="5839"/>
+            <w:tcW w:type="dxa" w:w="4706"/>
           </w:tcPr>
           <w:p>
             <w:r>
@@ -1716,7 +2022,7 @@
       <w:tr>
         <w:tc>
           <w:tcPr>
-            <w:tcW w:type="dxa" w:w="1134"/>
+            <w:tcW w:type="dxa" w:w="964"/>
           </w:tcPr>
           <w:p>
             <w:r>
@@ -1732,7 +2038,7 @@
         </w:tc>
         <w:tc>
           <w:tcPr>
-            <w:tcW w:type="dxa" w:w="1361"/>
+            <w:tcW w:type="dxa" w:w="1247"/>
           </w:tcPr>
           <w:p>
             <w:r>
@@ -1757,7 +2063,23 @@
         </w:tc>
         <w:tc>
           <w:tcPr>
-            <w:tcW w:type="dxa" w:w="1361"/>
+            <w:tcW w:type="dxa" w:w="1531"/>
+          </w:tcPr>
+          <w:p>
+            <w:r>
+              <w:rPr>
+                <w:b/>
+                <w:i w:val="0"/>
+                <w:color w:val="16A34A"/>
+                <w:sz w:val="16"/>
+              </w:rPr>
+              <w:t>—</w:t>
+            </w:r>
+          </w:p>
+        </w:tc>
+        <w:tc>
+          <w:tcPr>
+            <w:tcW w:type="dxa" w:w="1191"/>
           </w:tcPr>
           <w:p>
             <w:r>
@@ -1773,7 +2095,7 @@
         </w:tc>
         <w:tc>
           <w:tcPr>
-            <w:tcW w:type="dxa" w:w="5839"/>
+            <w:tcW w:type="dxa" w:w="4706"/>
           </w:tcPr>
           <w:p>
             <w:r>
@@ -1790,7 +2112,7 @@
       <w:tr>
         <w:tc>
           <w:tcPr>
-            <w:tcW w:type="dxa" w:w="1134"/>
+            <w:tcW w:type="dxa" w:w="964"/>
           </w:tcPr>
           <w:p>
             <w:r>
@@ -1806,7 +2128,7 @@
         </w:tc>
         <w:tc>
           <w:tcPr>
-            <w:tcW w:type="dxa" w:w="1361"/>
+            <w:tcW w:type="dxa" w:w="1247"/>
           </w:tcPr>
           <w:p>
             <w:r>
@@ -1831,7 +2153,23 @@
         </w:tc>
         <w:tc>
           <w:tcPr>
-            <w:tcW w:type="dxa" w:w="1361"/>
+            <w:tcW w:type="dxa" w:w="1531"/>
+          </w:tcPr>
+          <w:p>
+            <w:r>
+              <w:rPr>
+                <w:b/>
+                <w:i w:val="0"/>
+                <w:color w:val="16A34A"/>
+                <w:sz w:val="16"/>
+              </w:rPr>
+              <w:t>—</w:t>
+            </w:r>
+          </w:p>
+        </w:tc>
+        <w:tc>
+          <w:tcPr>
+            <w:tcW w:type="dxa" w:w="1191"/>
           </w:tcPr>
           <w:p>
             <w:r>
@@ -1847,7 +2185,7 @@
         </w:tc>
         <w:tc>
           <w:tcPr>
-            <w:tcW w:type="dxa" w:w="5839"/>
+            <w:tcW w:type="dxa" w:w="4706"/>
           </w:tcPr>
           <w:p>
             <w:r>
@@ -1864,7 +2202,7 @@
       <w:tr>
         <w:tc>
           <w:tcPr>
-            <w:tcW w:type="dxa" w:w="1134"/>
+            <w:tcW w:type="dxa" w:w="964"/>
           </w:tcPr>
           <w:p>
             <w:r>
@@ -1880,7 +2218,7 @@
         </w:tc>
         <w:tc>
           <w:tcPr>
-            <w:tcW w:type="dxa" w:w="1361"/>
+            <w:tcW w:type="dxa" w:w="1247"/>
           </w:tcPr>
           <w:p>
             <w:r>
@@ -1905,7 +2243,23 @@
         </w:tc>
         <w:tc>
           <w:tcPr>
-            <w:tcW w:type="dxa" w:w="1361"/>
+            <w:tcW w:type="dxa" w:w="1531"/>
+          </w:tcPr>
+          <w:p>
+            <w:r>
+              <w:rPr>
+                <w:b/>
+                <w:i w:val="0"/>
+                <w:color w:val="16A34A"/>
+                <w:sz w:val="16"/>
+              </w:rPr>
+              <w:t>—</w:t>
+            </w:r>
+          </w:p>
+        </w:tc>
+        <w:tc>
+          <w:tcPr>
+            <w:tcW w:type="dxa" w:w="1191"/>
           </w:tcPr>
           <w:p>
             <w:r>
@@ -1921,7 +2275,7 @@
         </w:tc>
         <w:tc>
           <w:tcPr>
-            <w:tcW w:type="dxa" w:w="5839"/>
+            <w:tcW w:type="dxa" w:w="4706"/>
           </w:tcPr>
           <w:p>
             <w:r>
@@ -1938,7 +2292,7 @@
       <w:tr>
         <w:tc>
           <w:tcPr>
-            <w:tcW w:type="dxa" w:w="1134"/>
+            <w:tcW w:type="dxa" w:w="964"/>
           </w:tcPr>
           <w:p>
             <w:r>
@@ -1954,7 +2308,7 @@
         </w:tc>
         <w:tc>
           <w:tcPr>
-            <w:tcW w:type="dxa" w:w="1361"/>
+            <w:tcW w:type="dxa" w:w="1247"/>
           </w:tcPr>
           <w:p>
             <w:r>
@@ -1979,7 +2333,23 @@
         </w:tc>
         <w:tc>
           <w:tcPr>
-            <w:tcW w:type="dxa" w:w="1361"/>
+            <w:tcW w:type="dxa" w:w="1531"/>
+          </w:tcPr>
+          <w:p>
+            <w:r>
+              <w:rPr>
+                <w:b/>
+                <w:i w:val="0"/>
+                <w:color w:val="16A34A"/>
+                <w:sz w:val="16"/>
+              </w:rPr>
+              <w:t>—</w:t>
+            </w:r>
+          </w:p>
+        </w:tc>
+        <w:tc>
+          <w:tcPr>
+            <w:tcW w:type="dxa" w:w="1191"/>
           </w:tcPr>
           <w:p>
             <w:r>
@@ -1995,7 +2365,7 @@
         </w:tc>
         <w:tc>
           <w:tcPr>
-            <w:tcW w:type="dxa" w:w="5839"/>
+            <w:tcW w:type="dxa" w:w="4706"/>
           </w:tcPr>
           <w:p>
             <w:r>
@@ -2012,7 +2382,7 @@
       <w:tr>
         <w:tc>
           <w:tcPr>
-            <w:tcW w:type="dxa" w:w="1134"/>
+            <w:tcW w:type="dxa" w:w="964"/>
           </w:tcPr>
           <w:p>
             <w:r>
@@ -2028,7 +2398,7 @@
         </w:tc>
         <w:tc>
           <w:tcPr>
-            <w:tcW w:type="dxa" w:w="1361"/>
+            <w:tcW w:type="dxa" w:w="1247"/>
           </w:tcPr>
           <w:p>
             <w:r>
@@ -2053,7 +2423,23 @@
         </w:tc>
         <w:tc>
           <w:tcPr>
-            <w:tcW w:type="dxa" w:w="1361"/>
+            <w:tcW w:type="dxa" w:w="1531"/>
+          </w:tcPr>
+          <w:p>
+            <w:r>
+              <w:rPr>
+                <w:b/>
+                <w:i w:val="0"/>
+                <w:color w:val="16A34A"/>
+                <w:sz w:val="16"/>
+              </w:rPr>
+              <w:t>s04q46</w:t>
+            </w:r>
+          </w:p>
+        </w:tc>
+        <w:tc>
+          <w:tcPr>
+            <w:tcW w:type="dxa" w:w="1191"/>
           </w:tcPr>
           <w:p>
             <w:r>
@@ -2069,7 +2455,7 @@
         </w:tc>
         <w:tc>
           <w:tcPr>
-            <w:tcW w:type="dxa" w:w="5839"/>
+            <w:tcW w:type="dxa" w:w="4706"/>
           </w:tcPr>
           <w:p>
             <w:r>
@@ -2086,7 +2472,7 @@
       <w:tr>
         <w:tc>
           <w:tcPr>
-            <w:tcW w:type="dxa" w:w="1134"/>
+            <w:tcW w:type="dxa" w:w="964"/>
           </w:tcPr>
           <w:p>
             <w:r>
@@ -2102,7 +2488,7 @@
         </w:tc>
         <w:tc>
           <w:tcPr>
-            <w:tcW w:type="dxa" w:w="1361"/>
+            <w:tcW w:type="dxa" w:w="1247"/>
           </w:tcPr>
           <w:p>
             <w:r>
@@ -2127,7 +2513,23 @@
         </w:tc>
         <w:tc>
           <w:tcPr>
-            <w:tcW w:type="dxa" w:w="1361"/>
+            <w:tcW w:type="dxa" w:w="1531"/>
+          </w:tcPr>
+          <w:p>
+            <w:r>
+              <w:rPr>
+                <w:b/>
+                <w:i w:val="0"/>
+                <w:color w:val="16A34A"/>
+                <w:sz w:val="16"/>
+              </w:rPr>
+              <w:t>—</w:t>
+            </w:r>
+          </w:p>
+        </w:tc>
+        <w:tc>
+          <w:tcPr>
+            <w:tcW w:type="dxa" w:w="1191"/>
           </w:tcPr>
           <w:p>
             <w:r>
@@ -2143,7 +2545,7 @@
         </w:tc>
         <w:tc>
           <w:tcPr>
-            <w:tcW w:type="dxa" w:w="5839"/>
+            <w:tcW w:type="dxa" w:w="4706"/>
           </w:tcPr>
           <w:p>
             <w:r>
@@ -2160,7 +2562,7 @@
       <w:tr>
         <w:tc>
           <w:tcPr>
-            <w:tcW w:type="dxa" w:w="1134"/>
+            <w:tcW w:type="dxa" w:w="964"/>
           </w:tcPr>
           <w:p>
             <w:r>
@@ -2176,7 +2578,7 @@
         </w:tc>
         <w:tc>
           <w:tcPr>
-            <w:tcW w:type="dxa" w:w="1361"/>
+            <w:tcW w:type="dxa" w:w="1247"/>
           </w:tcPr>
           <w:p>
             <w:r>
@@ -2201,7 +2603,23 @@
         </w:tc>
         <w:tc>
           <w:tcPr>
-            <w:tcW w:type="dxa" w:w="1361"/>
+            <w:tcW w:type="dxa" w:w="1531"/>
+          </w:tcPr>
+          <w:p>
+            <w:r>
+              <w:rPr>
+                <w:b/>
+                <w:i w:val="0"/>
+                <w:color w:val="16A34A"/>
+                <w:sz w:val="16"/>
+              </w:rPr>
+              <w:t>—</w:t>
+            </w:r>
+          </w:p>
+        </w:tc>
+        <w:tc>
+          <w:tcPr>
+            <w:tcW w:type="dxa" w:w="1191"/>
           </w:tcPr>
           <w:p>
             <w:r>
@@ -2217,7 +2635,7 @@
         </w:tc>
         <w:tc>
           <w:tcPr>
-            <w:tcW w:type="dxa" w:w="5839"/>
+            <w:tcW w:type="dxa" w:w="4706"/>
           </w:tcPr>
           <w:p>
             <w:r>
@@ -2234,7 +2652,7 @@
       <w:tr>
         <w:tc>
           <w:tcPr>
-            <w:tcW w:type="dxa" w:w="1134"/>
+            <w:tcW w:type="dxa" w:w="964"/>
           </w:tcPr>
           <w:p>
             <w:r>
@@ -2250,7 +2668,7 @@
         </w:tc>
         <w:tc>
           <w:tcPr>
-            <w:tcW w:type="dxa" w:w="1361"/>
+            <w:tcW w:type="dxa" w:w="1247"/>
           </w:tcPr>
           <w:p>
             <w:r>
@@ -2275,7 +2693,23 @@
         </w:tc>
         <w:tc>
           <w:tcPr>
-            <w:tcW w:type="dxa" w:w="1361"/>
+            <w:tcW w:type="dxa" w:w="1531"/>
+          </w:tcPr>
+          <w:p>
+            <w:r>
+              <w:rPr>
+                <w:b/>
+                <w:i w:val="0"/>
+                <w:color w:val="16A34A"/>
+                <w:sz w:val="16"/>
+              </w:rPr>
+              <w:t>—</w:t>
+            </w:r>
+          </w:p>
+        </w:tc>
+        <w:tc>
+          <w:tcPr>
+            <w:tcW w:type="dxa" w:w="1191"/>
           </w:tcPr>
           <w:p>
             <w:r>
@@ -2291,7 +2725,7 @@
         </w:tc>
         <w:tc>
           <w:tcPr>
-            <w:tcW w:type="dxa" w:w="5839"/>
+            <w:tcW w:type="dxa" w:w="4706"/>
           </w:tcPr>
           <w:p>
             <w:r>
@@ -2308,7 +2742,7 @@
       <w:tr>
         <w:tc>
           <w:tcPr>
-            <w:tcW w:type="dxa" w:w="1134"/>
+            <w:tcW w:type="dxa" w:w="964"/>
           </w:tcPr>
           <w:p>
             <w:r>
@@ -2324,7 +2758,7 @@
         </w:tc>
         <w:tc>
           <w:tcPr>
-            <w:tcW w:type="dxa" w:w="1361"/>
+            <w:tcW w:type="dxa" w:w="1247"/>
           </w:tcPr>
           <w:p>
             <w:r>
@@ -2349,7 +2783,23 @@
         </w:tc>
         <w:tc>
           <w:tcPr>
-            <w:tcW w:type="dxa" w:w="1361"/>
+            <w:tcW w:type="dxa" w:w="1531"/>
+          </w:tcPr>
+          <w:p>
+            <w:r>
+              <w:rPr>
+                <w:b/>
+                <w:i w:val="0"/>
+                <w:color w:val="16A34A"/>
+                <w:sz w:val="16"/>
+              </w:rPr>
+              <w:t>—</w:t>
+            </w:r>
+          </w:p>
+        </w:tc>
+        <w:tc>
+          <w:tcPr>
+            <w:tcW w:type="dxa" w:w="1191"/>
           </w:tcPr>
           <w:p>
             <w:r>
@@ -2365,7 +2815,7 @@
         </w:tc>
         <w:tc>
           <w:tcPr>
-            <w:tcW w:type="dxa" w:w="5839"/>
+            <w:tcW w:type="dxa" w:w="4706"/>
           </w:tcPr>
           <w:p>
             <w:r>
@@ -2382,7 +2832,7 @@
       <w:tr>
         <w:tc>
           <w:tcPr>
-            <w:tcW w:type="dxa" w:w="1134"/>
+            <w:tcW w:type="dxa" w:w="964"/>
           </w:tcPr>
           <w:p>
             <w:r>
@@ -2398,7 +2848,7 @@
         </w:tc>
         <w:tc>
           <w:tcPr>
-            <w:tcW w:type="dxa" w:w="1361"/>
+            <w:tcW w:type="dxa" w:w="1247"/>
           </w:tcPr>
           <w:p>
             <w:r>
@@ -2423,7 +2873,23 @@
         </w:tc>
         <w:tc>
           <w:tcPr>
-            <w:tcW w:type="dxa" w:w="1361"/>
+            <w:tcW w:type="dxa" w:w="1531"/>
+          </w:tcPr>
+          <w:p>
+            <w:r>
+              <w:rPr>
+                <w:b/>
+                <w:i w:val="0"/>
+                <w:color w:val="16A34A"/>
+                <w:sz w:val="16"/>
+              </w:rPr>
+              <w:t>—</w:t>
+            </w:r>
+          </w:p>
+        </w:tc>
+        <w:tc>
+          <w:tcPr>
+            <w:tcW w:type="dxa" w:w="1191"/>
           </w:tcPr>
           <w:p>
             <w:r>
@@ -2439,7 +2905,7 @@
         </w:tc>
         <w:tc>
           <w:tcPr>
-            <w:tcW w:type="dxa" w:w="5839"/>
+            <w:tcW w:type="dxa" w:w="4706"/>
           </w:tcPr>
           <w:p>
             <w:r>
@@ -2456,7 +2922,7 @@
       <w:tr>
         <w:tc>
           <w:tcPr>
-            <w:tcW w:type="dxa" w:w="1134"/>
+            <w:tcW w:type="dxa" w:w="964"/>
           </w:tcPr>
           <w:p>
             <w:r>
@@ -2472,7 +2938,7 @@
         </w:tc>
         <w:tc>
           <w:tcPr>
-            <w:tcW w:type="dxa" w:w="1361"/>
+            <w:tcW w:type="dxa" w:w="1247"/>
           </w:tcPr>
           <w:p>
             <w:r>
@@ -2497,7 +2963,23 @@
         </w:tc>
         <w:tc>
           <w:tcPr>
-            <w:tcW w:type="dxa" w:w="1361"/>
+            <w:tcW w:type="dxa" w:w="1531"/>
+          </w:tcPr>
+          <w:p>
+            <w:r>
+              <w:rPr>
+                <w:b/>
+                <w:i w:val="0"/>
+                <w:color w:val="16A34A"/>
+                <w:sz w:val="16"/>
+              </w:rPr>
+              <w:t>—</w:t>
+            </w:r>
+          </w:p>
+        </w:tc>
+        <w:tc>
+          <w:tcPr>
+            <w:tcW w:type="dxa" w:w="1191"/>
           </w:tcPr>
           <w:p>
             <w:r>
@@ -2513,7 +2995,7 @@
         </w:tc>
         <w:tc>
           <w:tcPr>
-            <w:tcW w:type="dxa" w:w="5839"/>
+            <w:tcW w:type="dxa" w:w="4706"/>
           </w:tcPr>
           <w:p>
             <w:r>
@@ -2530,7 +3012,7 @@
       <w:tr>
         <w:tc>
           <w:tcPr>
-            <w:tcW w:type="dxa" w:w="1134"/>
+            <w:tcW w:type="dxa" w:w="964"/>
           </w:tcPr>
           <w:p>
             <w:r>
@@ -2546,7 +3028,7 @@
         </w:tc>
         <w:tc>
           <w:tcPr>
-            <w:tcW w:type="dxa" w:w="1361"/>
+            <w:tcW w:type="dxa" w:w="1247"/>
           </w:tcPr>
           <w:p>
             <w:r>
@@ -2571,7 +3053,23 @@
         </w:tc>
         <w:tc>
           <w:tcPr>
-            <w:tcW w:type="dxa" w:w="1361"/>
+            <w:tcW w:type="dxa" w:w="1531"/>
+          </w:tcPr>
+          <w:p>
+            <w:r>
+              <w:rPr>
+                <w:b/>
+                <w:i w:val="0"/>
+                <w:color w:val="16A34A"/>
+                <w:sz w:val="16"/>
+              </w:rPr>
+              <w:t>—</w:t>
+            </w:r>
+          </w:p>
+        </w:tc>
+        <w:tc>
+          <w:tcPr>
+            <w:tcW w:type="dxa" w:w="1191"/>
           </w:tcPr>
           <w:p>
             <w:r>
@@ -2587,7 +3085,7 @@
         </w:tc>
         <w:tc>
           <w:tcPr>
-            <w:tcW w:type="dxa" w:w="5839"/>
+            <w:tcW w:type="dxa" w:w="4706"/>
           </w:tcPr>
           <w:p>
             <w:r>
@@ -2604,7 +3102,7 @@
       <w:tr>
         <w:tc>
           <w:tcPr>
-            <w:tcW w:type="dxa" w:w="1134"/>
+            <w:tcW w:type="dxa" w:w="964"/>
           </w:tcPr>
           <w:p>
             <w:r>
@@ -2620,7 +3118,7 @@
         </w:tc>
         <w:tc>
           <w:tcPr>
-            <w:tcW w:type="dxa" w:w="1361"/>
+            <w:tcW w:type="dxa" w:w="1247"/>
           </w:tcPr>
           <w:p>
             <w:r>
@@ -2645,7 +3143,23 @@
         </w:tc>
         <w:tc>
           <w:tcPr>
-            <w:tcW w:type="dxa" w:w="1361"/>
+            <w:tcW w:type="dxa" w:w="1531"/>
+          </w:tcPr>
+          <w:p>
+            <w:r>
+              <w:rPr>
+                <w:b/>
+                <w:i w:val="0"/>
+                <w:color w:val="16A34A"/>
+                <w:sz w:val="16"/>
+              </w:rPr>
+              <w:t>—</w:t>
+            </w:r>
+          </w:p>
+        </w:tc>
+        <w:tc>
+          <w:tcPr>
+            <w:tcW w:type="dxa" w:w="1191"/>
           </w:tcPr>
           <w:p>
             <w:r>
@@ -2661,7 +3175,7 @@
         </w:tc>
         <w:tc>
           <w:tcPr>
-            <w:tcW w:type="dxa" w:w="5839"/>
+            <w:tcW w:type="dxa" w:w="4706"/>
           </w:tcPr>
           <w:p>
             <w:r>
@@ -2678,7 +3192,7 @@
       <w:tr>
         <w:tc>
           <w:tcPr>
-            <w:tcW w:type="dxa" w:w="1134"/>
+            <w:tcW w:type="dxa" w:w="964"/>
           </w:tcPr>
           <w:p>
             <w:r>
@@ -2694,7 +3208,7 @@
         </w:tc>
         <w:tc>
           <w:tcPr>
-            <w:tcW w:type="dxa" w:w="1361"/>
+            <w:tcW w:type="dxa" w:w="1247"/>
           </w:tcPr>
           <w:p>
             <w:r>
@@ -2719,7 +3233,23 @@
         </w:tc>
         <w:tc>
           <w:tcPr>
-            <w:tcW w:type="dxa" w:w="1361"/>
+            <w:tcW w:type="dxa" w:w="1531"/>
+          </w:tcPr>
+          <w:p>
+            <w:r>
+              <w:rPr>
+                <w:b/>
+                <w:i w:val="0"/>
+                <w:color w:val="16A34A"/>
+                <w:sz w:val="16"/>
+              </w:rPr>
+              <w:t>—</w:t>
+            </w:r>
+          </w:p>
+        </w:tc>
+        <w:tc>
+          <w:tcPr>
+            <w:tcW w:type="dxa" w:w="1191"/>
           </w:tcPr>
           <w:p>
             <w:r>
@@ -2735,7 +3265,7 @@
         </w:tc>
         <w:tc>
           <w:tcPr>
-            <w:tcW w:type="dxa" w:w="5839"/>
+            <w:tcW w:type="dxa" w:w="4706"/>
           </w:tcPr>
           <w:p>
             <w:r>
@@ -2752,7 +3282,7 @@
       <w:tr>
         <w:tc>
           <w:tcPr>
-            <w:tcW w:type="dxa" w:w="1134"/>
+            <w:tcW w:type="dxa" w:w="964"/>
           </w:tcPr>
           <w:p>
             <w:r>
@@ -2768,7 +3298,7 @@
         </w:tc>
         <w:tc>
           <w:tcPr>
-            <w:tcW w:type="dxa" w:w="1361"/>
+            <w:tcW w:type="dxa" w:w="1247"/>
           </w:tcPr>
           <w:p>
             <w:r>
@@ -2793,7 +3323,23 @@
         </w:tc>
         <w:tc>
           <w:tcPr>
-            <w:tcW w:type="dxa" w:w="1361"/>
+            <w:tcW w:type="dxa" w:w="1531"/>
+          </w:tcPr>
+          <w:p>
+            <w:r>
+              <w:rPr>
+                <w:b/>
+                <w:i w:val="0"/>
+                <w:color w:val="16A34A"/>
+                <w:sz w:val="16"/>
+              </w:rPr>
+              <w:t>—</w:t>
+            </w:r>
+          </w:p>
+        </w:tc>
+        <w:tc>
+          <w:tcPr>
+            <w:tcW w:type="dxa" w:w="1191"/>
           </w:tcPr>
           <w:p>
             <w:r>
@@ -2809,7 +3355,7 @@
         </w:tc>
         <w:tc>
           <w:tcPr>
-            <w:tcW w:type="dxa" w:w="5839"/>
+            <w:tcW w:type="dxa" w:w="4706"/>
           </w:tcPr>
           <w:p>
             <w:r>
@@ -2826,7 +3372,7 @@
       <w:tr>
         <w:tc>
           <w:tcPr>
-            <w:tcW w:type="dxa" w:w="1134"/>
+            <w:tcW w:type="dxa" w:w="964"/>
           </w:tcPr>
           <w:p>
             <w:r>
@@ -2842,7 +3388,7 @@
         </w:tc>
         <w:tc>
           <w:tcPr>
-            <w:tcW w:type="dxa" w:w="1361"/>
+            <w:tcW w:type="dxa" w:w="1247"/>
           </w:tcPr>
           <w:p>
             <w:r>
@@ -2867,7 +3413,23 @@
         </w:tc>
         <w:tc>
           <w:tcPr>
-            <w:tcW w:type="dxa" w:w="1361"/>
+            <w:tcW w:type="dxa" w:w="1531"/>
+          </w:tcPr>
+          <w:p>
+            <w:r>
+              <w:rPr>
+                <w:b/>
+                <w:i w:val="0"/>
+                <w:color w:val="16A34A"/>
+                <w:sz w:val="16"/>
+              </w:rPr>
+              <w:t>—</w:t>
+            </w:r>
+          </w:p>
+        </w:tc>
+        <w:tc>
+          <w:tcPr>
+            <w:tcW w:type="dxa" w:w="1191"/>
           </w:tcPr>
           <w:p>
             <w:r>
@@ -2883,7 +3445,7 @@
         </w:tc>
         <w:tc>
           <w:tcPr>
-            <w:tcW w:type="dxa" w:w="5839"/>
+            <w:tcW w:type="dxa" w:w="4706"/>
           </w:tcPr>
           <w:p>
             <w:r>
@@ -2900,7 +3462,7 @@
       <w:tr>
         <w:tc>
           <w:tcPr>
-            <w:tcW w:type="dxa" w:w="1134"/>
+            <w:tcW w:type="dxa" w:w="964"/>
           </w:tcPr>
           <w:p>
             <w:r>
@@ -2916,7 +3478,7 @@
         </w:tc>
         <w:tc>
           <w:tcPr>
-            <w:tcW w:type="dxa" w:w="1361"/>
+            <w:tcW w:type="dxa" w:w="1247"/>
           </w:tcPr>
           <w:p>
             <w:r>
@@ -2941,7 +3503,23 @@
         </w:tc>
         <w:tc>
           <w:tcPr>
-            <w:tcW w:type="dxa" w:w="1361"/>
+            <w:tcW w:type="dxa" w:w="1531"/>
+          </w:tcPr>
+          <w:p>
+            <w:r>
+              <w:rPr>
+                <w:b/>
+                <w:i w:val="0"/>
+                <w:color w:val="16A34A"/>
+                <w:sz w:val="16"/>
+              </w:rPr>
+              <w:t>—</w:t>
+            </w:r>
+          </w:p>
+        </w:tc>
+        <w:tc>
+          <w:tcPr>
+            <w:tcW w:type="dxa" w:w="1191"/>
           </w:tcPr>
           <w:p>
             <w:r>
@@ -2957,7 +3535,7 @@
         </w:tc>
         <w:tc>
           <w:tcPr>
-            <w:tcW w:type="dxa" w:w="5839"/>
+            <w:tcW w:type="dxa" w:w="4706"/>
           </w:tcPr>
           <w:p>
             <w:r>
@@ -2974,7 +3552,7 @@
       <w:tr>
         <w:tc>
           <w:tcPr>
-            <w:tcW w:type="dxa" w:w="1134"/>
+            <w:tcW w:type="dxa" w:w="964"/>
           </w:tcPr>
           <w:p>
             <w:r>
@@ -2990,7 +3568,7 @@
         </w:tc>
         <w:tc>
           <w:tcPr>
-            <w:tcW w:type="dxa" w:w="1361"/>
+            <w:tcW w:type="dxa" w:w="1247"/>
           </w:tcPr>
           <w:p>
             <w:r>
@@ -3015,7 +3593,23 @@
         </w:tc>
         <w:tc>
           <w:tcPr>
-            <w:tcW w:type="dxa" w:w="1361"/>
+            <w:tcW w:type="dxa" w:w="1531"/>
+          </w:tcPr>
+          <w:p>
+            <w:r>
+              <w:rPr>
+                <w:b/>
+                <w:i w:val="0"/>
+                <w:color w:val="16A34A"/>
+                <w:sz w:val="16"/>
+              </w:rPr>
+              <w:t>—</w:t>
+            </w:r>
+          </w:p>
+        </w:tc>
+        <w:tc>
+          <w:tcPr>
+            <w:tcW w:type="dxa" w:w="1191"/>
           </w:tcPr>
           <w:p>
             <w:r>
@@ -3031,7 +3625,7 @@
         </w:tc>
         <w:tc>
           <w:tcPr>
-            <w:tcW w:type="dxa" w:w="5839"/>
+            <w:tcW w:type="dxa" w:w="4706"/>
           </w:tcPr>
           <w:p>
             <w:r>
@@ -3048,7 +3642,7 @@
       <w:tr>
         <w:tc>
           <w:tcPr>
-            <w:tcW w:type="dxa" w:w="1134"/>
+            <w:tcW w:type="dxa" w:w="964"/>
           </w:tcPr>
           <w:p>
             <w:r>
@@ -3064,7 +3658,7 @@
         </w:tc>
         <w:tc>
           <w:tcPr>
-            <w:tcW w:type="dxa" w:w="1361"/>
+            <w:tcW w:type="dxa" w:w="1247"/>
           </w:tcPr>
           <w:p>
             <w:r>
@@ -3089,7 +3683,23 @@
         </w:tc>
         <w:tc>
           <w:tcPr>
-            <w:tcW w:type="dxa" w:w="1361"/>
+            <w:tcW w:type="dxa" w:w="1531"/>
+          </w:tcPr>
+          <w:p>
+            <w:r>
+              <w:rPr>
+                <w:b/>
+                <w:i w:val="0"/>
+                <w:color w:val="16A34A"/>
+                <w:sz w:val="16"/>
+              </w:rPr>
+              <w:t>—</w:t>
+            </w:r>
+          </w:p>
+        </w:tc>
+        <w:tc>
+          <w:tcPr>
+            <w:tcW w:type="dxa" w:w="1191"/>
           </w:tcPr>
           <w:p>
             <w:r>
@@ -3105,7 +3715,7 @@
         </w:tc>
         <w:tc>
           <w:tcPr>
-            <w:tcW w:type="dxa" w:w="5839"/>
+            <w:tcW w:type="dxa" w:w="4706"/>
           </w:tcPr>
           <w:p>
             <w:r>
@@ -3122,7 +3732,7 @@
       <w:tr>
         <w:tc>
           <w:tcPr>
-            <w:tcW w:type="dxa" w:w="1134"/>
+            <w:tcW w:type="dxa" w:w="964"/>
           </w:tcPr>
           <w:p>
             <w:r>
@@ -3138,7 +3748,7 @@
         </w:tc>
         <w:tc>
           <w:tcPr>
-            <w:tcW w:type="dxa" w:w="1361"/>
+            <w:tcW w:type="dxa" w:w="1247"/>
           </w:tcPr>
           <w:p>
             <w:r>
@@ -3163,7 +3773,23 @@
         </w:tc>
         <w:tc>
           <w:tcPr>
-            <w:tcW w:type="dxa" w:w="1361"/>
+            <w:tcW w:type="dxa" w:w="1531"/>
+          </w:tcPr>
+          <w:p>
+            <w:r>
+              <w:rPr>
+                <w:b/>
+                <w:i w:val="0"/>
+                <w:color w:val="16A34A"/>
+                <w:sz w:val="16"/>
+              </w:rPr>
+              <w:t>—</w:t>
+            </w:r>
+          </w:p>
+        </w:tc>
+        <w:tc>
+          <w:tcPr>
+            <w:tcW w:type="dxa" w:w="1191"/>
           </w:tcPr>
           <w:p>
             <w:r>
@@ -3179,7 +3805,7 @@
         </w:tc>
         <w:tc>
           <w:tcPr>
-            <w:tcW w:type="dxa" w:w="5839"/>
+            <w:tcW w:type="dxa" w:w="4706"/>
           </w:tcPr>
           <w:p>
             <w:r>
@@ -3196,7 +3822,7 @@
       <w:tr>
         <w:tc>
           <w:tcPr>
-            <w:tcW w:type="dxa" w:w="1134"/>
+            <w:tcW w:type="dxa" w:w="964"/>
           </w:tcPr>
           <w:p>
             <w:r>
@@ -3212,7 +3838,7 @@
         </w:tc>
         <w:tc>
           <w:tcPr>
-            <w:tcW w:type="dxa" w:w="1361"/>
+            <w:tcW w:type="dxa" w:w="1247"/>
           </w:tcPr>
           <w:p>
             <w:r>
@@ -3237,7 +3863,23 @@
         </w:tc>
         <w:tc>
           <w:tcPr>
-            <w:tcW w:type="dxa" w:w="1361"/>
+            <w:tcW w:type="dxa" w:w="1531"/>
+          </w:tcPr>
+          <w:p>
+            <w:r>
+              <w:rPr>
+                <w:b/>
+                <w:i w:val="0"/>
+                <w:color w:val="16A34A"/>
+                <w:sz w:val="16"/>
+              </w:rPr>
+              <w:t>—</w:t>
+            </w:r>
+          </w:p>
+        </w:tc>
+        <w:tc>
+          <w:tcPr>
+            <w:tcW w:type="dxa" w:w="1191"/>
           </w:tcPr>
           <w:p>
             <w:r>
@@ -3253,7 +3895,7 @@
         </w:tc>
         <w:tc>
           <w:tcPr>
-            <w:tcW w:type="dxa" w:w="5839"/>
+            <w:tcW w:type="dxa" w:w="4706"/>
           </w:tcPr>
           <w:p>
             <w:r>
@@ -3270,7 +3912,7 @@
       <w:tr>
         <w:tc>
           <w:tcPr>
-            <w:tcW w:type="dxa" w:w="1134"/>
+            <w:tcW w:type="dxa" w:w="964"/>
           </w:tcPr>
           <w:p>
             <w:r>
@@ -3286,7 +3928,7 @@
         </w:tc>
         <w:tc>
           <w:tcPr>
-            <w:tcW w:type="dxa" w:w="1361"/>
+            <w:tcW w:type="dxa" w:w="1247"/>
           </w:tcPr>
           <w:p>
             <w:r>
@@ -3311,7 +3953,23 @@
         </w:tc>
         <w:tc>
           <w:tcPr>
-            <w:tcW w:type="dxa" w:w="1361"/>
+            <w:tcW w:type="dxa" w:w="1531"/>
+          </w:tcPr>
+          <w:p>
+            <w:r>
+              <w:rPr>
+                <w:b/>
+                <w:i w:val="0"/>
+                <w:color w:val="16A34A"/>
+                <w:sz w:val="16"/>
+              </w:rPr>
+              <w:t>—</w:t>
+            </w:r>
+          </w:p>
+        </w:tc>
+        <w:tc>
+          <w:tcPr>
+            <w:tcW w:type="dxa" w:w="1191"/>
           </w:tcPr>
           <w:p>
             <w:r>
@@ -3327,7 +3985,7 @@
         </w:tc>
         <w:tc>
           <w:tcPr>
-            <w:tcW w:type="dxa" w:w="5839"/>
+            <w:tcW w:type="dxa" w:w="4706"/>
           </w:tcPr>
           <w:p>
             <w:r>
@@ -3344,7 +4002,7 @@
       <w:tr>
         <w:tc>
           <w:tcPr>
-            <w:tcW w:type="dxa" w:w="1134"/>
+            <w:tcW w:type="dxa" w:w="964"/>
           </w:tcPr>
           <w:p>
             <w:r>
@@ -3360,7 +4018,7 @@
         </w:tc>
         <w:tc>
           <w:tcPr>
-            <w:tcW w:type="dxa" w:w="1361"/>
+            <w:tcW w:type="dxa" w:w="1247"/>
           </w:tcPr>
           <w:p>
             <w:r>
@@ -3385,7 +4043,23 @@
         </w:tc>
         <w:tc>
           <w:tcPr>
-            <w:tcW w:type="dxa" w:w="1361"/>
+            <w:tcW w:type="dxa" w:w="1531"/>
+          </w:tcPr>
+          <w:p>
+            <w:r>
+              <w:rPr>
+                <w:b/>
+                <w:i w:val="0"/>
+                <w:color w:val="16A34A"/>
+                <w:sz w:val="16"/>
+              </w:rPr>
+              <w:t>—</w:t>
+            </w:r>
+          </w:p>
+        </w:tc>
+        <w:tc>
+          <w:tcPr>
+            <w:tcW w:type="dxa" w:w="1191"/>
           </w:tcPr>
           <w:p>
             <w:r>
@@ -3401,7 +4075,7 @@
         </w:tc>
         <w:tc>
           <w:tcPr>
-            <w:tcW w:type="dxa" w:w="5839"/>
+            <w:tcW w:type="dxa" w:w="4706"/>
           </w:tcPr>
           <w:p>
             <w:r>
@@ -3418,7 +4092,7 @@
       <w:tr>
         <w:tc>
           <w:tcPr>
-            <w:tcW w:type="dxa" w:w="1134"/>
+            <w:tcW w:type="dxa" w:w="964"/>
           </w:tcPr>
           <w:p>
             <w:r>
@@ -3434,7 +4108,7 @@
         </w:tc>
         <w:tc>
           <w:tcPr>
-            <w:tcW w:type="dxa" w:w="1361"/>
+            <w:tcW w:type="dxa" w:w="1247"/>
           </w:tcPr>
           <w:p>
             <w:r>
@@ -3459,7 +4133,23 @@
         </w:tc>
         <w:tc>
           <w:tcPr>
-            <w:tcW w:type="dxa" w:w="1361"/>
+            <w:tcW w:type="dxa" w:w="1531"/>
+          </w:tcPr>
+          <w:p>
+            <w:r>
+              <w:rPr>
+                <w:b/>
+                <w:i w:val="0"/>
+                <w:color w:val="16A34A"/>
+                <w:sz w:val="16"/>
+              </w:rPr>
+              <w:t>—</w:t>
+            </w:r>
+          </w:p>
+        </w:tc>
+        <w:tc>
+          <w:tcPr>
+            <w:tcW w:type="dxa" w:w="1191"/>
           </w:tcPr>
           <w:p>
             <w:r>
@@ -3475,7 +4165,7 @@
         </w:tc>
         <w:tc>
           <w:tcPr>
-            <w:tcW w:type="dxa" w:w="5839"/>
+            <w:tcW w:type="dxa" w:w="4706"/>
           </w:tcPr>
           <w:p>
             <w:r>
@@ -3492,7 +4182,7 @@
       <w:tr>
         <w:tc>
           <w:tcPr>
-            <w:tcW w:type="dxa" w:w="1134"/>
+            <w:tcW w:type="dxa" w:w="964"/>
           </w:tcPr>
           <w:p>
             <w:r>
@@ -3508,7 +4198,7 @@
         </w:tc>
         <w:tc>
           <w:tcPr>
-            <w:tcW w:type="dxa" w:w="1361"/>
+            <w:tcW w:type="dxa" w:w="1247"/>
           </w:tcPr>
           <w:p>
             <w:r>
@@ -3533,7 +4223,23 @@
         </w:tc>
         <w:tc>
           <w:tcPr>
-            <w:tcW w:type="dxa" w:w="1361"/>
+            <w:tcW w:type="dxa" w:w="1531"/>
+          </w:tcPr>
+          <w:p>
+            <w:r>
+              <w:rPr>
+                <w:b/>
+                <w:i w:val="0"/>
+                <w:color w:val="16A34A"/>
+                <w:sz w:val="16"/>
+              </w:rPr>
+              <w:t>—</w:t>
+            </w:r>
+          </w:p>
+        </w:tc>
+        <w:tc>
+          <w:tcPr>
+            <w:tcW w:type="dxa" w:w="1191"/>
           </w:tcPr>
           <w:p>
             <w:r>
@@ -3549,7 +4255,7 @@
         </w:tc>
         <w:tc>
           <w:tcPr>
-            <w:tcW w:type="dxa" w:w="5839"/>
+            <w:tcW w:type="dxa" w:w="4706"/>
           </w:tcPr>
           <w:p>
             <w:r>
@@ -3566,7 +4272,7 @@
       <w:tr>
         <w:tc>
           <w:tcPr>
-            <w:tcW w:type="dxa" w:w="1134"/>
+            <w:tcW w:type="dxa" w:w="964"/>
           </w:tcPr>
           <w:p>
             <w:r>
@@ -3582,7 +4288,7 @@
         </w:tc>
         <w:tc>
           <w:tcPr>
-            <w:tcW w:type="dxa" w:w="1361"/>
+            <w:tcW w:type="dxa" w:w="1247"/>
           </w:tcPr>
           <w:p>
             <w:r>
@@ -3607,7 +4313,23 @@
         </w:tc>
         <w:tc>
           <w:tcPr>
-            <w:tcW w:type="dxa" w:w="1361"/>
+            <w:tcW w:type="dxa" w:w="1531"/>
+          </w:tcPr>
+          <w:p>
+            <w:r>
+              <w:rPr>
+                <w:b/>
+                <w:i w:val="0"/>
+                <w:color w:val="16A34A"/>
+                <w:sz w:val="16"/>
+              </w:rPr>
+              <w:t>—</w:t>
+            </w:r>
+          </w:p>
+        </w:tc>
+        <w:tc>
+          <w:tcPr>
+            <w:tcW w:type="dxa" w:w="1191"/>
           </w:tcPr>
           <w:p>
             <w:r>
@@ -3623,7 +4345,7 @@
         </w:tc>
         <w:tc>
           <w:tcPr>
-            <w:tcW w:type="dxa" w:w="5839"/>
+            <w:tcW w:type="dxa" w:w="4706"/>
           </w:tcPr>
           <w:p>
             <w:r>
@@ -3640,7 +4362,7 @@
       <w:tr>
         <w:tc>
           <w:tcPr>
-            <w:tcW w:type="dxa" w:w="1134"/>
+            <w:tcW w:type="dxa" w:w="964"/>
           </w:tcPr>
           <w:p>
             <w:r>
@@ -3656,7 +4378,7 @@
         </w:tc>
         <w:tc>
           <w:tcPr>
-            <w:tcW w:type="dxa" w:w="1361"/>
+            <w:tcW w:type="dxa" w:w="1247"/>
           </w:tcPr>
           <w:p>
             <w:r>
@@ -3681,7 +4403,23 @@
         </w:tc>
         <w:tc>
           <w:tcPr>
-            <w:tcW w:type="dxa" w:w="1361"/>
+            <w:tcW w:type="dxa" w:w="1531"/>
+          </w:tcPr>
+          <w:p>
+            <w:r>
+              <w:rPr>
+                <w:b/>
+                <w:i w:val="0"/>
+                <w:color w:val="16A34A"/>
+                <w:sz w:val="16"/>
+              </w:rPr>
+              <w:t>—</w:t>
+            </w:r>
+          </w:p>
+        </w:tc>
+        <w:tc>
+          <w:tcPr>
+            <w:tcW w:type="dxa" w:w="1191"/>
           </w:tcPr>
           <w:p>
             <w:r>
@@ -3697,7 +4435,7 @@
         </w:tc>
         <w:tc>
           <w:tcPr>
-            <w:tcW w:type="dxa" w:w="5839"/>
+            <w:tcW w:type="dxa" w:w="4706"/>
           </w:tcPr>
           <w:p>
             <w:r>
@@ -3714,7 +4452,7 @@
       <w:tr>
         <w:tc>
           <w:tcPr>
-            <w:tcW w:type="dxa" w:w="1134"/>
+            <w:tcW w:type="dxa" w:w="964"/>
           </w:tcPr>
           <w:p>
             <w:r>
@@ -3730,7 +4468,7 @@
         </w:tc>
         <w:tc>
           <w:tcPr>
-            <w:tcW w:type="dxa" w:w="1361"/>
+            <w:tcW w:type="dxa" w:w="1247"/>
           </w:tcPr>
           <w:p>
             <w:r>
@@ -3755,7 +4493,23 @@
         </w:tc>
         <w:tc>
           <w:tcPr>
-            <w:tcW w:type="dxa" w:w="1361"/>
+            <w:tcW w:type="dxa" w:w="1531"/>
+          </w:tcPr>
+          <w:p>
+            <w:r>
+              <w:rPr>
+                <w:b/>
+                <w:i w:val="0"/>
+                <w:color w:val="16A34A"/>
+                <w:sz w:val="16"/>
+              </w:rPr>
+              <w:t>—</w:t>
+            </w:r>
+          </w:p>
+        </w:tc>
+        <w:tc>
+          <w:tcPr>
+            <w:tcW w:type="dxa" w:w="1191"/>
           </w:tcPr>
           <w:p>
             <w:r>
@@ -3771,7 +4525,7 @@
         </w:tc>
         <w:tc>
           <w:tcPr>
-            <w:tcW w:type="dxa" w:w="5839"/>
+            <w:tcW w:type="dxa" w:w="4706"/>
           </w:tcPr>
           <w:p>
             <w:r>
@@ -3788,7 +4542,7 @@
       <w:tr>
         <w:tc>
           <w:tcPr>
-            <w:tcW w:type="dxa" w:w="1134"/>
+            <w:tcW w:type="dxa" w:w="964"/>
           </w:tcPr>
           <w:p>
             <w:r>
@@ -3804,7 +4558,7 @@
         </w:tc>
         <w:tc>
           <w:tcPr>
-            <w:tcW w:type="dxa" w:w="1361"/>
+            <w:tcW w:type="dxa" w:w="1247"/>
           </w:tcPr>
           <w:p>
             <w:r>
@@ -3829,7 +4583,23 @@
         </w:tc>
         <w:tc>
           <w:tcPr>
-            <w:tcW w:type="dxa" w:w="1361"/>
+            <w:tcW w:type="dxa" w:w="1531"/>
+          </w:tcPr>
+          <w:p>
+            <w:r>
+              <w:rPr>
+                <w:b/>
+                <w:i w:val="0"/>
+                <w:color w:val="16A34A"/>
+                <w:sz w:val="16"/>
+              </w:rPr>
+              <w:t>—</w:t>
+            </w:r>
+          </w:p>
+        </w:tc>
+        <w:tc>
+          <w:tcPr>
+            <w:tcW w:type="dxa" w:w="1191"/>
           </w:tcPr>
           <w:p>
             <w:r>
@@ -3845,7 +4615,7 @@
         </w:tc>
         <w:tc>
           <w:tcPr>
-            <w:tcW w:type="dxa" w:w="5839"/>
+            <w:tcW w:type="dxa" w:w="4706"/>
           </w:tcPr>
           <w:p>
             <w:r>
@@ -3862,7 +4632,7 @@
       <w:tr>
         <w:tc>
           <w:tcPr>
-            <w:tcW w:type="dxa" w:w="1134"/>
+            <w:tcW w:type="dxa" w:w="964"/>
           </w:tcPr>
           <w:p>
             <w:r>
@@ -3878,7 +4648,7 @@
         </w:tc>
         <w:tc>
           <w:tcPr>
-            <w:tcW w:type="dxa" w:w="1361"/>
+            <w:tcW w:type="dxa" w:w="1247"/>
           </w:tcPr>
           <w:p>
             <w:r>
@@ -3903,7 +4673,23 @@
         </w:tc>
         <w:tc>
           <w:tcPr>
-            <w:tcW w:type="dxa" w:w="1361"/>
+            <w:tcW w:type="dxa" w:w="1531"/>
+          </w:tcPr>
+          <w:p>
+            <w:r>
+              <w:rPr>
+                <w:b/>
+                <w:i w:val="0"/>
+                <w:color w:val="16A34A"/>
+                <w:sz w:val="16"/>
+              </w:rPr>
+              <w:t>—</w:t>
+            </w:r>
+          </w:p>
+        </w:tc>
+        <w:tc>
+          <w:tcPr>
+            <w:tcW w:type="dxa" w:w="1191"/>
           </w:tcPr>
           <w:p>
             <w:r>
@@ -3919,7 +4705,7 @@
         </w:tc>
         <w:tc>
           <w:tcPr>
-            <w:tcW w:type="dxa" w:w="5839"/>
+            <w:tcW w:type="dxa" w:w="4706"/>
           </w:tcPr>
           <w:p>
             <w:r>
@@ -3936,7 +4722,7 @@
       <w:tr>
         <w:tc>
           <w:tcPr>
-            <w:tcW w:type="dxa" w:w="1134"/>
+            <w:tcW w:type="dxa" w:w="964"/>
           </w:tcPr>
           <w:p>
             <w:r>
@@ -3952,7 +4738,7 @@
         </w:tc>
         <w:tc>
           <w:tcPr>
-            <w:tcW w:type="dxa" w:w="1361"/>
+            <w:tcW w:type="dxa" w:w="1247"/>
           </w:tcPr>
           <w:p>
             <w:r>
@@ -3977,7 +4763,23 @@
         </w:tc>
         <w:tc>
           <w:tcPr>
-            <w:tcW w:type="dxa" w:w="1361"/>
+            <w:tcW w:type="dxa" w:w="1531"/>
+          </w:tcPr>
+          <w:p>
+            <w:r>
+              <w:rPr>
+                <w:b/>
+                <w:i w:val="0"/>
+                <w:color w:val="16A34A"/>
+                <w:sz w:val="16"/>
+              </w:rPr>
+              <w:t>—</w:t>
+            </w:r>
+          </w:p>
+        </w:tc>
+        <w:tc>
+          <w:tcPr>
+            <w:tcW w:type="dxa" w:w="1191"/>
           </w:tcPr>
           <w:p>
             <w:r>
@@ -3993,7 +4795,7 @@
         </w:tc>
         <w:tc>
           <w:tcPr>
-            <w:tcW w:type="dxa" w:w="5839"/>
+            <w:tcW w:type="dxa" w:w="4706"/>
           </w:tcPr>
           <w:p>
             <w:r>
@@ -4010,7 +4812,7 @@
       <w:tr>
         <w:tc>
           <w:tcPr>
-            <w:tcW w:type="dxa" w:w="1134"/>
+            <w:tcW w:type="dxa" w:w="964"/>
           </w:tcPr>
           <w:p>
             <w:r>
@@ -4026,7 +4828,7 @@
         </w:tc>
         <w:tc>
           <w:tcPr>
-            <w:tcW w:type="dxa" w:w="1361"/>
+            <w:tcW w:type="dxa" w:w="1247"/>
           </w:tcPr>
           <w:p>
             <w:r>
@@ -4051,7 +4853,23 @@
         </w:tc>
         <w:tc>
           <w:tcPr>
-            <w:tcW w:type="dxa" w:w="1361"/>
+            <w:tcW w:type="dxa" w:w="1531"/>
+          </w:tcPr>
+          <w:p>
+            <w:r>
+              <w:rPr>
+                <w:b/>
+                <w:i w:val="0"/>
+                <w:color w:val="16A34A"/>
+                <w:sz w:val="16"/>
+              </w:rPr>
+              <w:t>—</w:t>
+            </w:r>
+          </w:p>
+        </w:tc>
+        <w:tc>
+          <w:tcPr>
+            <w:tcW w:type="dxa" w:w="1191"/>
           </w:tcPr>
           <w:p>
             <w:r>
@@ -4067,7 +4885,7 @@
         </w:tc>
         <w:tc>
           <w:tcPr>
-            <w:tcW w:type="dxa" w:w="5839"/>
+            <w:tcW w:type="dxa" w:w="4706"/>
           </w:tcPr>
           <w:p>
             <w:r>
@@ -4084,7 +4902,7 @@
       <w:tr>
         <w:tc>
           <w:tcPr>
-            <w:tcW w:type="dxa" w:w="1134"/>
+            <w:tcW w:type="dxa" w:w="964"/>
           </w:tcPr>
           <w:p>
             <w:r>
@@ -4100,7 +4918,7 @@
         </w:tc>
         <w:tc>
           <w:tcPr>
-            <w:tcW w:type="dxa" w:w="1361"/>
+            <w:tcW w:type="dxa" w:w="1247"/>
           </w:tcPr>
           <w:p>
             <w:r>
@@ -4125,7 +4943,23 @@
         </w:tc>
         <w:tc>
           <w:tcPr>
-            <w:tcW w:type="dxa" w:w="1361"/>
+            <w:tcW w:type="dxa" w:w="1531"/>
+          </w:tcPr>
+          <w:p>
+            <w:r>
+              <w:rPr>
+                <w:b/>
+                <w:i w:val="0"/>
+                <w:color w:val="16A34A"/>
+                <w:sz w:val="16"/>
+              </w:rPr>
+              <w:t>—</w:t>
+            </w:r>
+          </w:p>
+        </w:tc>
+        <w:tc>
+          <w:tcPr>
+            <w:tcW w:type="dxa" w:w="1191"/>
           </w:tcPr>
           <w:p>
             <w:r>
@@ -4141,7 +4975,7 @@
         </w:tc>
         <w:tc>
           <w:tcPr>
-            <w:tcW w:type="dxa" w:w="5839"/>
+            <w:tcW w:type="dxa" w:w="4706"/>
           </w:tcPr>
           <w:p>
             <w:r>
@@ -4158,7 +4992,7 @@
       <w:tr>
         <w:tc>
           <w:tcPr>
-            <w:tcW w:type="dxa" w:w="1134"/>
+            <w:tcW w:type="dxa" w:w="964"/>
           </w:tcPr>
           <w:p>
             <w:r>
@@ -4174,7 +5008,7 @@
         </w:tc>
         <w:tc>
           <w:tcPr>
-            <w:tcW w:type="dxa" w:w="1361"/>
+            <w:tcW w:type="dxa" w:w="1247"/>
           </w:tcPr>
           <w:p>
             <w:r>
@@ -4199,7 +5033,23 @@
         </w:tc>
         <w:tc>
           <w:tcPr>
-            <w:tcW w:type="dxa" w:w="1361"/>
+            <w:tcW w:type="dxa" w:w="1531"/>
+          </w:tcPr>
+          <w:p>
+            <w:r>
+              <w:rPr>
+                <w:b/>
+                <w:i w:val="0"/>
+                <w:color w:val="16A34A"/>
+                <w:sz w:val="16"/>
+              </w:rPr>
+              <w:t>—</w:t>
+            </w:r>
+          </w:p>
+        </w:tc>
+        <w:tc>
+          <w:tcPr>
+            <w:tcW w:type="dxa" w:w="1191"/>
           </w:tcPr>
           <w:p>
             <w:r>
@@ -4215,7 +5065,7 @@
         </w:tc>
         <w:tc>
           <w:tcPr>
-            <w:tcW w:type="dxa" w:w="5839"/>
+            <w:tcW w:type="dxa" w:w="4706"/>
           </w:tcPr>
           <w:p>
             <w:r>
@@ -4232,7 +5082,7 @@
       <w:tr>
         <w:tc>
           <w:tcPr>
-            <w:tcW w:type="dxa" w:w="1134"/>
+            <w:tcW w:type="dxa" w:w="964"/>
           </w:tcPr>
           <w:p>
             <w:r>
@@ -4248,7 +5098,7 @@
         </w:tc>
         <w:tc>
           <w:tcPr>
-            <w:tcW w:type="dxa" w:w="1361"/>
+            <w:tcW w:type="dxa" w:w="1247"/>
           </w:tcPr>
           <w:p>
             <w:r>
@@ -4273,7 +5123,23 @@
         </w:tc>
         <w:tc>
           <w:tcPr>
-            <w:tcW w:type="dxa" w:w="1361"/>
+            <w:tcW w:type="dxa" w:w="1531"/>
+          </w:tcPr>
+          <w:p>
+            <w:r>
+              <w:rPr>
+                <w:b/>
+                <w:i w:val="0"/>
+                <w:color w:val="16A34A"/>
+                <w:sz w:val="16"/>
+              </w:rPr>
+              <w:t>—</w:t>
+            </w:r>
+          </w:p>
+        </w:tc>
+        <w:tc>
+          <w:tcPr>
+            <w:tcW w:type="dxa" w:w="1191"/>
           </w:tcPr>
           <w:p>
             <w:r>
@@ -4289,7 +5155,7 @@
         </w:tc>
         <w:tc>
           <w:tcPr>
-            <w:tcW w:type="dxa" w:w="5839"/>
+            <w:tcW w:type="dxa" w:w="4706"/>
           </w:tcPr>
           <w:p>
             <w:r>
@@ -4306,7 +5172,7 @@
       <w:tr>
         <w:tc>
           <w:tcPr>
-            <w:tcW w:type="dxa" w:w="1134"/>
+            <w:tcW w:type="dxa" w:w="964"/>
           </w:tcPr>
           <w:p>
             <w:r>
@@ -4322,7 +5188,7 @@
         </w:tc>
         <w:tc>
           <w:tcPr>
-            <w:tcW w:type="dxa" w:w="1361"/>
+            <w:tcW w:type="dxa" w:w="1247"/>
           </w:tcPr>
           <w:p>
             <w:r>
@@ -4347,7 +5213,23 @@
         </w:tc>
         <w:tc>
           <w:tcPr>
-            <w:tcW w:type="dxa" w:w="1361"/>
+            <w:tcW w:type="dxa" w:w="1531"/>
+          </w:tcPr>
+          <w:p>
+            <w:r>
+              <w:rPr>
+                <w:b/>
+                <w:i w:val="0"/>
+                <w:color w:val="16A34A"/>
+                <w:sz w:val="16"/>
+              </w:rPr>
+              <w:t>s09aq03, s09aq04, s09aq05, s09aq06, s09aq07</w:t>
+            </w:r>
+          </w:p>
+        </w:tc>
+        <w:tc>
+          <w:tcPr>
+            <w:tcW w:type="dxa" w:w="1191"/>
           </w:tcPr>
           <w:p>
             <w:r>
@@ -4363,7 +5245,7 @@
         </w:tc>
         <w:tc>
           <w:tcPr>
-            <w:tcW w:type="dxa" w:w="5839"/>
+            <w:tcW w:type="dxa" w:w="4706"/>
           </w:tcPr>
           <w:p>
             <w:r>
@@ -4380,7 +5262,7 @@
       <w:tr>
         <w:tc>
           <w:tcPr>
-            <w:tcW w:type="dxa" w:w="1134"/>
+            <w:tcW w:type="dxa" w:w="964"/>
           </w:tcPr>
           <w:p>
             <w:r>
@@ -4396,7 +5278,7 @@
         </w:tc>
         <w:tc>
           <w:tcPr>
-            <w:tcW w:type="dxa" w:w="1361"/>
+            <w:tcW w:type="dxa" w:w="1247"/>
           </w:tcPr>
           <w:p>
             <w:r>
@@ -4421,7 +5303,23 @@
         </w:tc>
         <w:tc>
           <w:tcPr>
-            <w:tcW w:type="dxa" w:w="1361"/>
+            <w:tcW w:type="dxa" w:w="1531"/>
+          </w:tcPr>
+          <w:p>
+            <w:r>
+              <w:rPr>
+                <w:b/>
+                <w:i w:val="0"/>
+                <w:color w:val="16A34A"/>
+                <w:sz w:val="16"/>
+              </w:rPr>
+              <w:t>—</w:t>
+            </w:r>
+          </w:p>
+        </w:tc>
+        <w:tc>
+          <w:tcPr>
+            <w:tcW w:type="dxa" w:w="1191"/>
           </w:tcPr>
           <w:p>
             <w:r>
@@ -4437,7 +5335,7 @@
         </w:tc>
         <w:tc>
           <w:tcPr>
-            <w:tcW w:type="dxa" w:w="5839"/>
+            <w:tcW w:type="dxa" w:w="4706"/>
           </w:tcPr>
           <w:p>
             <w:r>
@@ -4454,7 +5352,7 @@
       <w:tr>
         <w:tc>
           <w:tcPr>
-            <w:tcW w:type="dxa" w:w="1134"/>
+            <w:tcW w:type="dxa" w:w="964"/>
           </w:tcPr>
           <w:p>
             <w:r>
@@ -4470,7 +5368,7 @@
         </w:tc>
         <w:tc>
           <w:tcPr>
-            <w:tcW w:type="dxa" w:w="1361"/>
+            <w:tcW w:type="dxa" w:w="1247"/>
           </w:tcPr>
           <w:p>
             <w:r>
@@ -4495,7 +5393,23 @@
         </w:tc>
         <w:tc>
           <w:tcPr>
-            <w:tcW w:type="dxa" w:w="1361"/>
+            <w:tcW w:type="dxa" w:w="1531"/>
+          </w:tcPr>
+          <w:p>
+            <w:r>
+              <w:rPr>
+                <w:b/>
+                <w:i w:val="0"/>
+                <w:color w:val="16A34A"/>
+                <w:sz w:val="16"/>
+              </w:rPr>
+              <w:t>s09aq03, s09aq04, s09aq05, s09aq06, s09aq07</w:t>
+            </w:r>
+          </w:p>
+        </w:tc>
+        <w:tc>
+          <w:tcPr>
+            <w:tcW w:type="dxa" w:w="1191"/>
           </w:tcPr>
           <w:p>
             <w:r>
@@ -4511,7 +5425,7 @@
         </w:tc>
         <w:tc>
           <w:tcPr>
-            <w:tcW w:type="dxa" w:w="5839"/>
+            <w:tcW w:type="dxa" w:w="4706"/>
           </w:tcPr>
           <w:p>
             <w:r>
@@ -4528,7 +5442,7 @@
       <w:tr>
         <w:tc>
           <w:tcPr>
-            <w:tcW w:type="dxa" w:w="1134"/>
+            <w:tcW w:type="dxa" w:w="964"/>
           </w:tcPr>
           <w:p>
             <w:r>
@@ -4544,7 +5458,7 @@
         </w:tc>
         <w:tc>
           <w:tcPr>
-            <w:tcW w:type="dxa" w:w="1361"/>
+            <w:tcW w:type="dxa" w:w="1247"/>
           </w:tcPr>
           <w:p>
             <w:r>
@@ -4569,7 +5483,23 @@
         </w:tc>
         <w:tc>
           <w:tcPr>
-            <w:tcW w:type="dxa" w:w="1361"/>
+            <w:tcW w:type="dxa" w:w="1531"/>
+          </w:tcPr>
+          <w:p>
+            <w:r>
+              <w:rPr>
+                <w:b/>
+                <w:i w:val="0"/>
+                <w:color w:val="16A34A"/>
+                <w:sz w:val="16"/>
+              </w:rPr>
+              <w:t>—</w:t>
+            </w:r>
+          </w:p>
+        </w:tc>
+        <w:tc>
+          <w:tcPr>
+            <w:tcW w:type="dxa" w:w="1191"/>
           </w:tcPr>
           <w:p>
             <w:r>
@@ -4585,7 +5515,7 @@
         </w:tc>
         <w:tc>
           <w:tcPr>
-            <w:tcW w:type="dxa" w:w="5839"/>
+            <w:tcW w:type="dxa" w:w="4706"/>
           </w:tcPr>
           <w:p>
             <w:r>
@@ -4602,7 +5532,7 @@
       <w:tr>
         <w:tc>
           <w:tcPr>
-            <w:tcW w:type="dxa" w:w="1134"/>
+            <w:tcW w:type="dxa" w:w="964"/>
           </w:tcPr>
           <w:p>
             <w:r>
@@ -4618,7 +5548,7 @@
         </w:tc>
         <w:tc>
           <w:tcPr>
-            <w:tcW w:type="dxa" w:w="1361"/>
+            <w:tcW w:type="dxa" w:w="1247"/>
           </w:tcPr>
           <w:p>
             <w:r>
@@ -4643,7 +5573,23 @@
         </w:tc>
         <w:tc>
           <w:tcPr>
-            <w:tcW w:type="dxa" w:w="1361"/>
+            <w:tcW w:type="dxa" w:w="1531"/>
+          </w:tcPr>
+          <w:p>
+            <w:r>
+              <w:rPr>
+                <w:b/>
+                <w:i w:val="0"/>
+                <w:color w:val="16A34A"/>
+                <w:sz w:val="16"/>
+              </w:rPr>
+              <w:t>s09aq03, s09aq04, s09aq05, s09aq06, s09aq07</w:t>
+            </w:r>
+          </w:p>
+        </w:tc>
+        <w:tc>
+          <w:tcPr>
+            <w:tcW w:type="dxa" w:w="1191"/>
           </w:tcPr>
           <w:p>
             <w:r>
@@ -4659,7 +5605,7 @@
         </w:tc>
         <w:tc>
           <w:tcPr>
-            <w:tcW w:type="dxa" w:w="5839"/>
+            <w:tcW w:type="dxa" w:w="4706"/>
           </w:tcPr>
           <w:p>
             <w:r>
@@ -4676,7 +5622,7 @@
       <w:tr>
         <w:tc>
           <w:tcPr>
-            <w:tcW w:type="dxa" w:w="1134"/>
+            <w:tcW w:type="dxa" w:w="964"/>
           </w:tcPr>
           <w:p>
             <w:r>
@@ -4692,7 +5638,7 @@
         </w:tc>
         <w:tc>
           <w:tcPr>
-            <w:tcW w:type="dxa" w:w="1361"/>
+            <w:tcW w:type="dxa" w:w="1247"/>
           </w:tcPr>
           <w:p>
             <w:r>
@@ -4717,7 +5663,23 @@
         </w:tc>
         <w:tc>
           <w:tcPr>
-            <w:tcW w:type="dxa" w:w="1361"/>
+            <w:tcW w:type="dxa" w:w="1531"/>
+          </w:tcPr>
+          <w:p>
+            <w:r>
+              <w:rPr>
+                <w:b/>
+                <w:i w:val="0"/>
+                <w:color w:val="16A34A"/>
+                <w:sz w:val="16"/>
+              </w:rPr>
+              <w:t>—</w:t>
+            </w:r>
+          </w:p>
+        </w:tc>
+        <w:tc>
+          <w:tcPr>
+            <w:tcW w:type="dxa" w:w="1191"/>
           </w:tcPr>
           <w:p>
             <w:r>
@@ -4733,7 +5695,7 @@
         </w:tc>
         <w:tc>
           <w:tcPr>
-            <w:tcW w:type="dxa" w:w="5839"/>
+            <w:tcW w:type="dxa" w:w="4706"/>
           </w:tcPr>
           <w:p>
             <w:r>
@@ -4750,7 +5712,7 @@
       <w:tr>
         <w:tc>
           <w:tcPr>
-            <w:tcW w:type="dxa" w:w="1134"/>
+            <w:tcW w:type="dxa" w:w="964"/>
           </w:tcPr>
           <w:p>
             <w:r>
@@ -4766,7 +5728,7 @@
         </w:tc>
         <w:tc>
           <w:tcPr>
-            <w:tcW w:type="dxa" w:w="1361"/>
+            <w:tcW w:type="dxa" w:w="1247"/>
           </w:tcPr>
           <w:p>
             <w:r>
@@ -4791,7 +5753,23 @@
         </w:tc>
         <w:tc>
           <w:tcPr>
-            <w:tcW w:type="dxa" w:w="1361"/>
+            <w:tcW w:type="dxa" w:w="1531"/>
+          </w:tcPr>
+          <w:p>
+            <w:r>
+              <w:rPr>
+                <w:b/>
+                <w:i w:val="0"/>
+                <w:color w:val="16A34A"/>
+                <w:sz w:val="16"/>
+              </w:rPr>
+              <w:t>s09aq03, s09aq04, s09aq05, s09aq06, s09aq07</w:t>
+            </w:r>
+          </w:p>
+        </w:tc>
+        <w:tc>
+          <w:tcPr>
+            <w:tcW w:type="dxa" w:w="1191"/>
           </w:tcPr>
           <w:p>
             <w:r>
@@ -4807,7 +5785,7 @@
         </w:tc>
         <w:tc>
           <w:tcPr>
-            <w:tcW w:type="dxa" w:w="5839"/>
+            <w:tcW w:type="dxa" w:w="4706"/>
           </w:tcPr>
           <w:p>
             <w:r>
@@ -4824,7 +5802,7 @@
       <w:tr>
         <w:tc>
           <w:tcPr>
-            <w:tcW w:type="dxa" w:w="1134"/>
+            <w:tcW w:type="dxa" w:w="964"/>
           </w:tcPr>
           <w:p>
             <w:r>
@@ -4840,7 +5818,7 @@
         </w:tc>
         <w:tc>
           <w:tcPr>
-            <w:tcW w:type="dxa" w:w="1361"/>
+            <w:tcW w:type="dxa" w:w="1247"/>
           </w:tcPr>
           <w:p>
             <w:r>
@@ -4865,7 +5843,23 @@
         </w:tc>
         <w:tc>
           <w:tcPr>
-            <w:tcW w:type="dxa" w:w="1361"/>
+            <w:tcW w:type="dxa" w:w="1531"/>
+          </w:tcPr>
+          <w:p>
+            <w:r>
+              <w:rPr>
+                <w:b/>
+                <w:i w:val="0"/>
+                <w:color w:val="16A34A"/>
+                <w:sz w:val="16"/>
+              </w:rPr>
+              <w:t>—</w:t>
+            </w:r>
+          </w:p>
+        </w:tc>
+        <w:tc>
+          <w:tcPr>
+            <w:tcW w:type="dxa" w:w="1191"/>
           </w:tcPr>
           <w:p>
             <w:r>
@@ -4881,7 +5875,7 @@
         </w:tc>
         <w:tc>
           <w:tcPr>
-            <w:tcW w:type="dxa" w:w="5839"/>
+            <w:tcW w:type="dxa" w:w="4706"/>
           </w:tcPr>
           <w:p>
             <w:r>
@@ -4898,7 +5892,7 @@
       <w:tr>
         <w:tc>
           <w:tcPr>
-            <w:tcW w:type="dxa" w:w="1134"/>
+            <w:tcW w:type="dxa" w:w="964"/>
           </w:tcPr>
           <w:p>
             <w:r>
@@ -4914,7 +5908,7 @@
         </w:tc>
         <w:tc>
           <w:tcPr>
-            <w:tcW w:type="dxa" w:w="1361"/>
+            <w:tcW w:type="dxa" w:w="1247"/>
           </w:tcPr>
           <w:p>
             <w:r>
@@ -4939,7 +5933,23 @@
         </w:tc>
         <w:tc>
           <w:tcPr>
-            <w:tcW w:type="dxa" w:w="1361"/>
+            <w:tcW w:type="dxa" w:w="1531"/>
+          </w:tcPr>
+          <w:p>
+            <w:r>
+              <w:rPr>
+                <w:b/>
+                <w:i w:val="0"/>
+                <w:color w:val="16A34A"/>
+                <w:sz w:val="16"/>
+              </w:rPr>
+              <w:t>s09aq03, s09aq04, s09aq05, s09aq06, s09aq07</w:t>
+            </w:r>
+          </w:p>
+        </w:tc>
+        <w:tc>
+          <w:tcPr>
+            <w:tcW w:type="dxa" w:w="1191"/>
           </w:tcPr>
           <w:p>
             <w:r>
@@ -4955,7 +5965,7 @@
         </w:tc>
         <w:tc>
           <w:tcPr>
-            <w:tcW w:type="dxa" w:w="5839"/>
+            <w:tcW w:type="dxa" w:w="4706"/>
           </w:tcPr>
           <w:p>
             <w:r>
@@ -4972,7 +5982,7 @@
       <w:tr>
         <w:tc>
           <w:tcPr>
-            <w:tcW w:type="dxa" w:w="1134"/>
+            <w:tcW w:type="dxa" w:w="964"/>
           </w:tcPr>
           <w:p>
             <w:r>
@@ -4988,7 +5998,7 @@
         </w:tc>
         <w:tc>
           <w:tcPr>
-            <w:tcW w:type="dxa" w:w="1361"/>
+            <w:tcW w:type="dxa" w:w="1247"/>
           </w:tcPr>
           <w:p>
             <w:r>
@@ -5013,7 +6023,23 @@
         </w:tc>
         <w:tc>
           <w:tcPr>
-            <w:tcW w:type="dxa" w:w="1361"/>
+            <w:tcW w:type="dxa" w:w="1531"/>
+          </w:tcPr>
+          <w:p>
+            <w:r>
+              <w:rPr>
+                <w:b/>
+                <w:i w:val="0"/>
+                <w:color w:val="16A34A"/>
+                <w:sz w:val="16"/>
+              </w:rPr>
+              <w:t>—</w:t>
+            </w:r>
+          </w:p>
+        </w:tc>
+        <w:tc>
+          <w:tcPr>
+            <w:tcW w:type="dxa" w:w="1191"/>
           </w:tcPr>
           <w:p>
             <w:r>
@@ -5029,7 +6055,7 @@
         </w:tc>
         <w:tc>
           <w:tcPr>
-            <w:tcW w:type="dxa" w:w="5839"/>
+            <w:tcW w:type="dxa" w:w="4706"/>
           </w:tcPr>
           <w:p>
             <w:r>
@@ -5046,7 +6072,7 @@
       <w:tr>
         <w:tc>
           <w:tcPr>
-            <w:tcW w:type="dxa" w:w="1134"/>
+            <w:tcW w:type="dxa" w:w="964"/>
           </w:tcPr>
           <w:p>
             <w:r>
@@ -5062,7 +6088,7 @@
         </w:tc>
         <w:tc>
           <w:tcPr>
-            <w:tcW w:type="dxa" w:w="1361"/>
+            <w:tcW w:type="dxa" w:w="1247"/>
           </w:tcPr>
           <w:p>
             <w:r>
@@ -5087,7 +6113,23 @@
         </w:tc>
         <w:tc>
           <w:tcPr>
-            <w:tcW w:type="dxa" w:w="1361"/>
+            <w:tcW w:type="dxa" w:w="1531"/>
+          </w:tcPr>
+          <w:p>
+            <w:r>
+              <w:rPr>
+                <w:b/>
+                <w:i w:val="0"/>
+                <w:color w:val="16A34A"/>
+                <w:sz w:val="16"/>
+              </w:rPr>
+              <w:t>s09aq03, s09aq04, s09aq05, s09aq06, s09aq07</w:t>
+            </w:r>
+          </w:p>
+        </w:tc>
+        <w:tc>
+          <w:tcPr>
+            <w:tcW w:type="dxa" w:w="1191"/>
           </w:tcPr>
           <w:p>
             <w:r>
@@ -5103,7 +6145,7 @@
         </w:tc>
         <w:tc>
           <w:tcPr>
-            <w:tcW w:type="dxa" w:w="5839"/>
+            <w:tcW w:type="dxa" w:w="4706"/>
           </w:tcPr>
           <w:p>
             <w:r>
@@ -5120,7 +6162,7 @@
       <w:tr>
         <w:tc>
           <w:tcPr>
-            <w:tcW w:type="dxa" w:w="1134"/>
+            <w:tcW w:type="dxa" w:w="964"/>
           </w:tcPr>
           <w:p>
             <w:r>
@@ -5136,7 +6178,7 @@
         </w:tc>
         <w:tc>
           <w:tcPr>
-            <w:tcW w:type="dxa" w:w="1361"/>
+            <w:tcW w:type="dxa" w:w="1247"/>
           </w:tcPr>
           <w:p>
             <w:r>
@@ -5161,7 +6203,23 @@
         </w:tc>
         <w:tc>
           <w:tcPr>
-            <w:tcW w:type="dxa" w:w="1361"/>
+            <w:tcW w:type="dxa" w:w="1531"/>
+          </w:tcPr>
+          <w:p>
+            <w:r>
+              <w:rPr>
+                <w:b/>
+                <w:i w:val="0"/>
+                <w:color w:val="16A34A"/>
+                <w:sz w:val="16"/>
+              </w:rPr>
+              <w:t>—</w:t>
+            </w:r>
+          </w:p>
+        </w:tc>
+        <w:tc>
+          <w:tcPr>
+            <w:tcW w:type="dxa" w:w="1191"/>
           </w:tcPr>
           <w:p>
             <w:r>
@@ -5177,7 +6235,7 @@
         </w:tc>
         <w:tc>
           <w:tcPr>
-            <w:tcW w:type="dxa" w:w="5839"/>
+            <w:tcW w:type="dxa" w:w="4706"/>
           </w:tcPr>
           <w:p>
             <w:r>
@@ -5194,7 +6252,7 @@
       <w:tr>
         <w:tc>
           <w:tcPr>
-            <w:tcW w:type="dxa" w:w="1134"/>
+            <w:tcW w:type="dxa" w:w="964"/>
           </w:tcPr>
           <w:p>
             <w:r>
@@ -5210,7 +6268,7 @@
         </w:tc>
         <w:tc>
           <w:tcPr>
-            <w:tcW w:type="dxa" w:w="1361"/>
+            <w:tcW w:type="dxa" w:w="1247"/>
           </w:tcPr>
           <w:p>
             <w:r>
@@ -5235,7 +6293,23 @@
         </w:tc>
         <w:tc>
           <w:tcPr>
-            <w:tcW w:type="dxa" w:w="1361"/>
+            <w:tcW w:type="dxa" w:w="1531"/>
+          </w:tcPr>
+          <w:p>
+            <w:r>
+              <w:rPr>
+                <w:b/>
+                <w:i w:val="0"/>
+                <w:color w:val="16A34A"/>
+                <w:sz w:val="16"/>
+              </w:rPr>
+              <w:t>s09aq03, s09aq04, s09aq05, s09aq06, s09aq07</w:t>
+            </w:r>
+          </w:p>
+        </w:tc>
+        <w:tc>
+          <w:tcPr>
+            <w:tcW w:type="dxa" w:w="1191"/>
           </w:tcPr>
           <w:p>
             <w:r>
@@ -5251,7 +6325,7 @@
         </w:tc>
         <w:tc>
           <w:tcPr>
-            <w:tcW w:type="dxa" w:w="5839"/>
+            <w:tcW w:type="dxa" w:w="4706"/>
           </w:tcPr>
           <w:p>
             <w:r>
@@ -5268,7 +6342,7 @@
       <w:tr>
         <w:tc>
           <w:tcPr>
-            <w:tcW w:type="dxa" w:w="1134"/>
+            <w:tcW w:type="dxa" w:w="964"/>
           </w:tcPr>
           <w:p>
             <w:r>
@@ -5284,7 +6358,7 @@
         </w:tc>
         <w:tc>
           <w:tcPr>
-            <w:tcW w:type="dxa" w:w="1361"/>
+            <w:tcW w:type="dxa" w:w="1247"/>
           </w:tcPr>
           <w:p>
             <w:r>
@@ -5309,7 +6383,23 @@
         </w:tc>
         <w:tc>
           <w:tcPr>
-            <w:tcW w:type="dxa" w:w="1361"/>
+            <w:tcW w:type="dxa" w:w="1531"/>
+          </w:tcPr>
+          <w:p>
+            <w:r>
+              <w:rPr>
+                <w:b/>
+                <w:i w:val="0"/>
+                <w:color w:val="16A34A"/>
+                <w:sz w:val="16"/>
+              </w:rPr>
+              <w:t>—</w:t>
+            </w:r>
+          </w:p>
+        </w:tc>
+        <w:tc>
+          <w:tcPr>
+            <w:tcW w:type="dxa" w:w="1191"/>
           </w:tcPr>
           <w:p>
             <w:r>
@@ -5325,7 +6415,7 @@
         </w:tc>
         <w:tc>
           <w:tcPr>
-            <w:tcW w:type="dxa" w:w="5839"/>
+            <w:tcW w:type="dxa" w:w="4706"/>
           </w:tcPr>
           <w:p>
             <w:r>
@@ -5342,7 +6432,7 @@
       <w:tr>
         <w:tc>
           <w:tcPr>
-            <w:tcW w:type="dxa" w:w="1134"/>
+            <w:tcW w:type="dxa" w:w="964"/>
           </w:tcPr>
           <w:p>
             <w:r>
@@ -5358,7 +6448,7 @@
         </w:tc>
         <w:tc>
           <w:tcPr>
-            <w:tcW w:type="dxa" w:w="1361"/>
+            <w:tcW w:type="dxa" w:w="1247"/>
           </w:tcPr>
           <w:p>
             <w:r>
@@ -5383,7 +6473,23 @@
         </w:tc>
         <w:tc>
           <w:tcPr>
-            <w:tcW w:type="dxa" w:w="1361"/>
+            <w:tcW w:type="dxa" w:w="1531"/>
+          </w:tcPr>
+          <w:p>
+            <w:r>
+              <w:rPr>
+                <w:b/>
+                <w:i w:val="0"/>
+                <w:color w:val="16A34A"/>
+                <w:sz w:val="16"/>
+              </w:rPr>
+              <w:t>s09aq03, s09aq04, s09aq05, s09aq06, s09aq07</w:t>
+            </w:r>
+          </w:p>
+        </w:tc>
+        <w:tc>
+          <w:tcPr>
+            <w:tcW w:type="dxa" w:w="1191"/>
           </w:tcPr>
           <w:p>
             <w:r>
@@ -5399,7 +6505,7 @@
         </w:tc>
         <w:tc>
           <w:tcPr>
-            <w:tcW w:type="dxa" w:w="5839"/>
+            <w:tcW w:type="dxa" w:w="4706"/>
           </w:tcPr>
           <w:p>
             <w:r>
@@ -5416,7 +6522,7 @@
       <w:tr>
         <w:tc>
           <w:tcPr>
-            <w:tcW w:type="dxa" w:w="1134"/>
+            <w:tcW w:type="dxa" w:w="964"/>
           </w:tcPr>
           <w:p>
             <w:r>
@@ -5432,7 +6538,7 @@
         </w:tc>
         <w:tc>
           <w:tcPr>
-            <w:tcW w:type="dxa" w:w="1361"/>
+            <w:tcW w:type="dxa" w:w="1247"/>
           </w:tcPr>
           <w:p>
             <w:r>
@@ -5457,7 +6563,23 @@
         </w:tc>
         <w:tc>
           <w:tcPr>
-            <w:tcW w:type="dxa" w:w="1361"/>
+            <w:tcW w:type="dxa" w:w="1531"/>
+          </w:tcPr>
+          <w:p>
+            <w:r>
+              <w:rPr>
+                <w:b/>
+                <w:i w:val="0"/>
+                <w:color w:val="16A34A"/>
+                <w:sz w:val="16"/>
+              </w:rPr>
+              <w:t>—</w:t>
+            </w:r>
+          </w:p>
+        </w:tc>
+        <w:tc>
+          <w:tcPr>
+            <w:tcW w:type="dxa" w:w="1191"/>
           </w:tcPr>
           <w:p>
             <w:r>
@@ -5473,7 +6595,7 @@
         </w:tc>
         <w:tc>
           <w:tcPr>
-            <w:tcW w:type="dxa" w:w="5839"/>
+            <w:tcW w:type="dxa" w:w="4706"/>
           </w:tcPr>
           <w:p>
             <w:r>
@@ -5490,7 +6612,7 @@
       <w:tr>
         <w:tc>
           <w:tcPr>
-            <w:tcW w:type="dxa" w:w="1134"/>
+            <w:tcW w:type="dxa" w:w="964"/>
           </w:tcPr>
           <w:p>
             <w:r>
@@ -5506,7 +6628,7 @@
         </w:tc>
         <w:tc>
           <w:tcPr>
-            <w:tcW w:type="dxa" w:w="1361"/>
+            <w:tcW w:type="dxa" w:w="1247"/>
           </w:tcPr>
           <w:p>
             <w:r>
@@ -5531,7 +6653,23 @@
         </w:tc>
         <w:tc>
           <w:tcPr>
-            <w:tcW w:type="dxa" w:w="1361"/>
+            <w:tcW w:type="dxa" w:w="1531"/>
+          </w:tcPr>
+          <w:p>
+            <w:r>
+              <w:rPr>
+                <w:b/>
+                <w:i w:val="0"/>
+                <w:color w:val="16A34A"/>
+                <w:sz w:val="16"/>
+              </w:rPr>
+              <w:t>s09aq03, s09aq04, s09aq05, s09aq06, s09aq07</w:t>
+            </w:r>
+          </w:p>
+        </w:tc>
+        <w:tc>
+          <w:tcPr>
+            <w:tcW w:type="dxa" w:w="1191"/>
           </w:tcPr>
           <w:p>
             <w:r>
@@ -5547,7 +6685,7 @@
         </w:tc>
         <w:tc>
           <w:tcPr>
-            <w:tcW w:type="dxa" w:w="5839"/>
+            <w:tcW w:type="dxa" w:w="4706"/>
           </w:tcPr>
           <w:p>
             <w:r>
@@ -5564,7 +6702,7 @@
       <w:tr>
         <w:tc>
           <w:tcPr>
-            <w:tcW w:type="dxa" w:w="1134"/>
+            <w:tcW w:type="dxa" w:w="964"/>
           </w:tcPr>
           <w:p>
             <w:r>
@@ -5580,7 +6718,7 @@
         </w:tc>
         <w:tc>
           <w:tcPr>
-            <w:tcW w:type="dxa" w:w="1361"/>
+            <w:tcW w:type="dxa" w:w="1247"/>
           </w:tcPr>
           <w:p>
             <w:r>
@@ -5605,7 +6743,23 @@
         </w:tc>
         <w:tc>
           <w:tcPr>
-            <w:tcW w:type="dxa" w:w="1361"/>
+            <w:tcW w:type="dxa" w:w="1531"/>
+          </w:tcPr>
+          <w:p>
+            <w:r>
+              <w:rPr>
+                <w:b/>
+                <w:i w:val="0"/>
+                <w:color w:val="16A34A"/>
+                <w:sz w:val="16"/>
+              </w:rPr>
+              <w:t>—</w:t>
+            </w:r>
+          </w:p>
+        </w:tc>
+        <w:tc>
+          <w:tcPr>
+            <w:tcW w:type="dxa" w:w="1191"/>
           </w:tcPr>
           <w:p>
             <w:r>
@@ -5621,7 +6775,7 @@
         </w:tc>
         <w:tc>
           <w:tcPr>
-            <w:tcW w:type="dxa" w:w="5839"/>
+            <w:tcW w:type="dxa" w:w="4706"/>
           </w:tcPr>
           <w:p>
             <w:r>
@@ -5638,7 +6792,7 @@
       <w:tr>
         <w:tc>
           <w:tcPr>
-            <w:tcW w:type="dxa" w:w="1134"/>
+            <w:tcW w:type="dxa" w:w="964"/>
           </w:tcPr>
           <w:p>
             <w:r>
@@ -5654,7 +6808,7 @@
         </w:tc>
         <w:tc>
           <w:tcPr>
-            <w:tcW w:type="dxa" w:w="1361"/>
+            <w:tcW w:type="dxa" w:w="1247"/>
           </w:tcPr>
           <w:p>
             <w:r>
@@ -5679,7 +6833,23 @@
         </w:tc>
         <w:tc>
           <w:tcPr>
-            <w:tcW w:type="dxa" w:w="1361"/>
+            <w:tcW w:type="dxa" w:w="1531"/>
+          </w:tcPr>
+          <w:p>
+            <w:r>
+              <w:rPr>
+                <w:b/>
+                <w:i w:val="0"/>
+                <w:color w:val="16A34A"/>
+                <w:sz w:val="16"/>
+              </w:rPr>
+              <w:t>s09aq03, s09aq04, s09aq05, s09aq06, s09aq07</w:t>
+            </w:r>
+          </w:p>
+        </w:tc>
+        <w:tc>
+          <w:tcPr>
+            <w:tcW w:type="dxa" w:w="1191"/>
           </w:tcPr>
           <w:p>
             <w:r>
@@ -5695,7 +6865,7 @@
         </w:tc>
         <w:tc>
           <w:tcPr>
-            <w:tcW w:type="dxa" w:w="5839"/>
+            <w:tcW w:type="dxa" w:w="4706"/>
           </w:tcPr>
           <w:p>
             <w:r>
@@ -5712,7 +6882,7 @@
       <w:tr>
         <w:tc>
           <w:tcPr>
-            <w:tcW w:type="dxa" w:w="1134"/>
+            <w:tcW w:type="dxa" w:w="964"/>
           </w:tcPr>
           <w:p>
             <w:r>
@@ -5728,7 +6898,7 @@
         </w:tc>
         <w:tc>
           <w:tcPr>
-            <w:tcW w:type="dxa" w:w="1361"/>
+            <w:tcW w:type="dxa" w:w="1247"/>
           </w:tcPr>
           <w:p>
             <w:r>
@@ -5753,7 +6923,23 @@
         </w:tc>
         <w:tc>
           <w:tcPr>
-            <w:tcW w:type="dxa" w:w="1361"/>
+            <w:tcW w:type="dxa" w:w="1531"/>
+          </w:tcPr>
+          <w:p>
+            <w:r>
+              <w:rPr>
+                <w:b/>
+                <w:i w:val="0"/>
+                <w:color w:val="16A34A"/>
+                <w:sz w:val="16"/>
+              </w:rPr>
+              <w:t>—</w:t>
+            </w:r>
+          </w:p>
+        </w:tc>
+        <w:tc>
+          <w:tcPr>
+            <w:tcW w:type="dxa" w:w="1191"/>
           </w:tcPr>
           <w:p>
             <w:r>
@@ -5769,7 +6955,7 @@
         </w:tc>
         <w:tc>
           <w:tcPr>
-            <w:tcW w:type="dxa" w:w="5839"/>
+            <w:tcW w:type="dxa" w:w="4706"/>
           </w:tcPr>
           <w:p>
             <w:r>
@@ -5786,7 +6972,7 @@
       <w:tr>
         <w:tc>
           <w:tcPr>
-            <w:tcW w:type="dxa" w:w="1134"/>
+            <w:tcW w:type="dxa" w:w="964"/>
           </w:tcPr>
           <w:p>
             <w:r>
@@ -5802,7 +6988,7 @@
         </w:tc>
         <w:tc>
           <w:tcPr>
-            <w:tcW w:type="dxa" w:w="1361"/>
+            <w:tcW w:type="dxa" w:w="1247"/>
           </w:tcPr>
           <w:p>
             <w:r>
@@ -5827,7 +7013,23 @@
         </w:tc>
         <w:tc>
           <w:tcPr>
-            <w:tcW w:type="dxa" w:w="1361"/>
+            <w:tcW w:type="dxa" w:w="1531"/>
+          </w:tcPr>
+          <w:p>
+            <w:r>
+              <w:rPr>
+                <w:b/>
+                <w:i w:val="0"/>
+                <w:color w:val="16A34A"/>
+                <w:sz w:val="16"/>
+              </w:rPr>
+              <w:t>s09aq03, s09aq04, s09aq05, s09aq06, s09aq07</w:t>
+            </w:r>
+          </w:p>
+        </w:tc>
+        <w:tc>
+          <w:tcPr>
+            <w:tcW w:type="dxa" w:w="1191"/>
           </w:tcPr>
           <w:p>
             <w:r>
@@ -5843,7 +7045,7 @@
         </w:tc>
         <w:tc>
           <w:tcPr>
-            <w:tcW w:type="dxa" w:w="5839"/>
+            <w:tcW w:type="dxa" w:w="4706"/>
           </w:tcPr>
           <w:p>
             <w:r>
@@ -5860,7 +7062,7 @@
       <w:tr>
         <w:tc>
           <w:tcPr>
-            <w:tcW w:type="dxa" w:w="1134"/>
+            <w:tcW w:type="dxa" w:w="964"/>
           </w:tcPr>
           <w:p>
             <w:r>
@@ -5876,7 +7078,7 @@
         </w:tc>
         <w:tc>
           <w:tcPr>
-            <w:tcW w:type="dxa" w:w="1361"/>
+            <w:tcW w:type="dxa" w:w="1247"/>
           </w:tcPr>
           <w:p>
             <w:r>
@@ -5901,7 +7103,23 @@
         </w:tc>
         <w:tc>
           <w:tcPr>
-            <w:tcW w:type="dxa" w:w="1361"/>
+            <w:tcW w:type="dxa" w:w="1531"/>
+          </w:tcPr>
+          <w:p>
+            <w:r>
+              <w:rPr>
+                <w:b/>
+                <w:i w:val="0"/>
+                <w:color w:val="16A34A"/>
+                <w:sz w:val="16"/>
+              </w:rPr>
+              <w:t>—</w:t>
+            </w:r>
+          </w:p>
+        </w:tc>
+        <w:tc>
+          <w:tcPr>
+            <w:tcW w:type="dxa" w:w="1191"/>
           </w:tcPr>
           <w:p>
             <w:r>
@@ -5917,7 +7135,7 @@
         </w:tc>
         <w:tc>
           <w:tcPr>
-            <w:tcW w:type="dxa" w:w="5839"/>
+            <w:tcW w:type="dxa" w:w="4706"/>
           </w:tcPr>
           <w:p>
             <w:r>
@@ -5934,7 +7152,7 @@
       <w:tr>
         <w:tc>
           <w:tcPr>
-            <w:tcW w:type="dxa" w:w="1134"/>
+            <w:tcW w:type="dxa" w:w="964"/>
           </w:tcPr>
           <w:p>
             <w:r>
@@ -5950,7 +7168,7 @@
         </w:tc>
         <w:tc>
           <w:tcPr>
-            <w:tcW w:type="dxa" w:w="1361"/>
+            <w:tcW w:type="dxa" w:w="1247"/>
           </w:tcPr>
           <w:p>
             <w:r>
@@ -5975,7 +7193,23 @@
         </w:tc>
         <w:tc>
           <w:tcPr>
-            <w:tcW w:type="dxa" w:w="1361"/>
+            <w:tcW w:type="dxa" w:w="1531"/>
+          </w:tcPr>
+          <w:p>
+            <w:r>
+              <w:rPr>
+                <w:b/>
+                <w:i w:val="0"/>
+                <w:color w:val="16A34A"/>
+                <w:sz w:val="16"/>
+              </w:rPr>
+              <w:t>s09aq03, s09aq04, s09aq05, s09aq06, s09aq07</w:t>
+            </w:r>
+          </w:p>
+        </w:tc>
+        <w:tc>
+          <w:tcPr>
+            <w:tcW w:type="dxa" w:w="1191"/>
           </w:tcPr>
           <w:p>
             <w:r>
@@ -5991,7 +7225,7 @@
         </w:tc>
         <w:tc>
           <w:tcPr>
-            <w:tcW w:type="dxa" w:w="5839"/>
+            <w:tcW w:type="dxa" w:w="4706"/>
           </w:tcPr>
           <w:p>
             <w:r>
@@ -6008,7 +7242,7 @@
       <w:tr>
         <w:tc>
           <w:tcPr>
-            <w:tcW w:type="dxa" w:w="1134"/>
+            <w:tcW w:type="dxa" w:w="964"/>
           </w:tcPr>
           <w:p>
             <w:r>
@@ -6024,7 +7258,7 @@
         </w:tc>
         <w:tc>
           <w:tcPr>
-            <w:tcW w:type="dxa" w:w="1361"/>
+            <w:tcW w:type="dxa" w:w="1247"/>
           </w:tcPr>
           <w:p>
             <w:r>
@@ -6049,7 +7283,23 @@
         </w:tc>
         <w:tc>
           <w:tcPr>
-            <w:tcW w:type="dxa" w:w="1361"/>
+            <w:tcW w:type="dxa" w:w="1531"/>
+          </w:tcPr>
+          <w:p>
+            <w:r>
+              <w:rPr>
+                <w:b/>
+                <w:i w:val="0"/>
+                <w:color w:val="16A34A"/>
+                <w:sz w:val="16"/>
+              </w:rPr>
+              <w:t>—</w:t>
+            </w:r>
+          </w:p>
+        </w:tc>
+        <w:tc>
+          <w:tcPr>
+            <w:tcW w:type="dxa" w:w="1191"/>
           </w:tcPr>
           <w:p>
             <w:r>
@@ -6065,7 +7315,7 @@
         </w:tc>
         <w:tc>
           <w:tcPr>
-            <w:tcW w:type="dxa" w:w="5839"/>
+            <w:tcW w:type="dxa" w:w="4706"/>
           </w:tcPr>
           <w:p>
             <w:r>
@@ -6082,7 +7332,7 @@
       <w:tr>
         <w:tc>
           <w:tcPr>
-            <w:tcW w:type="dxa" w:w="1134"/>
+            <w:tcW w:type="dxa" w:w="964"/>
           </w:tcPr>
           <w:p>
             <w:r>
@@ -6098,7 +7348,7 @@
         </w:tc>
         <w:tc>
           <w:tcPr>
-            <w:tcW w:type="dxa" w:w="1361"/>
+            <w:tcW w:type="dxa" w:w="1247"/>
           </w:tcPr>
           <w:p>
             <w:r>
@@ -6123,7 +7373,23 @@
         </w:tc>
         <w:tc>
           <w:tcPr>
-            <w:tcW w:type="dxa" w:w="1361"/>
+            <w:tcW w:type="dxa" w:w="1531"/>
+          </w:tcPr>
+          <w:p>
+            <w:r>
+              <w:rPr>
+                <w:b/>
+                <w:i w:val="0"/>
+                <w:color w:val="16A34A"/>
+                <w:sz w:val="16"/>
+              </w:rPr>
+              <w:t>s09aq03, s09aq04, s09aq05, s09aq06, s09aq07</w:t>
+            </w:r>
+          </w:p>
+        </w:tc>
+        <w:tc>
+          <w:tcPr>
+            <w:tcW w:type="dxa" w:w="1191"/>
           </w:tcPr>
           <w:p>
             <w:r>
@@ -6139,7 +7405,7 @@
         </w:tc>
         <w:tc>
           <w:tcPr>
-            <w:tcW w:type="dxa" w:w="5839"/>
+            <w:tcW w:type="dxa" w:w="4706"/>
           </w:tcPr>
           <w:p>
             <w:r>
@@ -6156,7 +7422,7 @@
       <w:tr>
         <w:tc>
           <w:tcPr>
-            <w:tcW w:type="dxa" w:w="1134"/>
+            <w:tcW w:type="dxa" w:w="964"/>
           </w:tcPr>
           <w:p>
             <w:r>
@@ -6172,7 +7438,7 @@
         </w:tc>
         <w:tc>
           <w:tcPr>
-            <w:tcW w:type="dxa" w:w="1361"/>
+            <w:tcW w:type="dxa" w:w="1247"/>
           </w:tcPr>
           <w:p>
             <w:r>
@@ -6197,7 +7463,23 @@
         </w:tc>
         <w:tc>
           <w:tcPr>
-            <w:tcW w:type="dxa" w:w="1361"/>
+            <w:tcW w:type="dxa" w:w="1531"/>
+          </w:tcPr>
+          <w:p>
+            <w:r>
+              <w:rPr>
+                <w:b/>
+                <w:i w:val="0"/>
+                <w:color w:val="16A34A"/>
+                <w:sz w:val="16"/>
+              </w:rPr>
+              <w:t>—</w:t>
+            </w:r>
+          </w:p>
+        </w:tc>
+        <w:tc>
+          <w:tcPr>
+            <w:tcW w:type="dxa" w:w="1191"/>
           </w:tcPr>
           <w:p>
             <w:r>
@@ -6213,7 +7495,7 @@
         </w:tc>
         <w:tc>
           <w:tcPr>
-            <w:tcW w:type="dxa" w:w="5839"/>
+            <w:tcW w:type="dxa" w:w="4706"/>
           </w:tcPr>
           <w:p>
             <w:r>
@@ -6230,7 +7512,7 @@
       <w:tr>
         <w:tc>
           <w:tcPr>
-            <w:tcW w:type="dxa" w:w="1134"/>
+            <w:tcW w:type="dxa" w:w="964"/>
           </w:tcPr>
           <w:p>
             <w:r>
@@ -6246,7 +7528,7 @@
         </w:tc>
         <w:tc>
           <w:tcPr>
-            <w:tcW w:type="dxa" w:w="1361"/>
+            <w:tcW w:type="dxa" w:w="1247"/>
           </w:tcPr>
           <w:p>
             <w:r>
@@ -6271,7 +7553,23 @@
         </w:tc>
         <w:tc>
           <w:tcPr>
-            <w:tcW w:type="dxa" w:w="1361"/>
+            <w:tcW w:type="dxa" w:w="1531"/>
+          </w:tcPr>
+          <w:p>
+            <w:r>
+              <w:rPr>
+                <w:b/>
+                <w:i w:val="0"/>
+                <w:color w:val="16A34A"/>
+                <w:sz w:val="16"/>
+              </w:rPr>
+              <w:t>s09aq03, s09aq04, s09aq05, s09aq06, s09aq07</w:t>
+            </w:r>
+          </w:p>
+        </w:tc>
+        <w:tc>
+          <w:tcPr>
+            <w:tcW w:type="dxa" w:w="1191"/>
           </w:tcPr>
           <w:p>
             <w:r>
@@ -6287,7 +7585,7 @@
         </w:tc>
         <w:tc>
           <w:tcPr>
-            <w:tcW w:type="dxa" w:w="5839"/>
+            <w:tcW w:type="dxa" w:w="4706"/>
           </w:tcPr>
           <w:p>
             <w:r>
@@ -6304,7 +7602,7 @@
       <w:tr>
         <w:tc>
           <w:tcPr>
-            <w:tcW w:type="dxa" w:w="1134"/>
+            <w:tcW w:type="dxa" w:w="964"/>
           </w:tcPr>
           <w:p>
             <w:r>
@@ -6320,7 +7618,7 @@
         </w:tc>
         <w:tc>
           <w:tcPr>
-            <w:tcW w:type="dxa" w:w="1361"/>
+            <w:tcW w:type="dxa" w:w="1247"/>
           </w:tcPr>
           <w:p>
             <w:r>
@@ -6345,7 +7643,23 @@
         </w:tc>
         <w:tc>
           <w:tcPr>
-            <w:tcW w:type="dxa" w:w="1361"/>
+            <w:tcW w:type="dxa" w:w="1531"/>
+          </w:tcPr>
+          <w:p>
+            <w:r>
+              <w:rPr>
+                <w:b/>
+                <w:i w:val="0"/>
+                <w:color w:val="16A34A"/>
+                <w:sz w:val="16"/>
+              </w:rPr>
+              <w:t>—</w:t>
+            </w:r>
+          </w:p>
+        </w:tc>
+        <w:tc>
+          <w:tcPr>
+            <w:tcW w:type="dxa" w:w="1191"/>
           </w:tcPr>
           <w:p>
             <w:r>
@@ -6361,7 +7675,7 @@
         </w:tc>
         <w:tc>
           <w:tcPr>
-            <w:tcW w:type="dxa" w:w="5839"/>
+            <w:tcW w:type="dxa" w:w="4706"/>
           </w:tcPr>
           <w:p>
             <w:r>
@@ -6378,7 +7692,7 @@
       <w:tr>
         <w:tc>
           <w:tcPr>
-            <w:tcW w:type="dxa" w:w="1134"/>
+            <w:tcW w:type="dxa" w:w="964"/>
           </w:tcPr>
           <w:p>
             <w:r>
@@ -6394,7 +7708,7 @@
         </w:tc>
         <w:tc>
           <w:tcPr>
-            <w:tcW w:type="dxa" w:w="1361"/>
+            <w:tcW w:type="dxa" w:w="1247"/>
           </w:tcPr>
           <w:p>
             <w:r>
@@ -6419,7 +7733,23 @@
         </w:tc>
         <w:tc>
           <w:tcPr>
-            <w:tcW w:type="dxa" w:w="1361"/>
+            <w:tcW w:type="dxa" w:w="1531"/>
+          </w:tcPr>
+          <w:p>
+            <w:r>
+              <w:rPr>
+                <w:b/>
+                <w:i w:val="0"/>
+                <w:color w:val="16A34A"/>
+                <w:sz w:val="16"/>
+              </w:rPr>
+              <w:t>s09aq03, s09aq04, s09aq05, s09aq06, s09aq07</w:t>
+            </w:r>
+          </w:p>
+        </w:tc>
+        <w:tc>
+          <w:tcPr>
+            <w:tcW w:type="dxa" w:w="1191"/>
           </w:tcPr>
           <w:p>
             <w:r>
@@ -6435,7 +7765,7 @@
         </w:tc>
         <w:tc>
           <w:tcPr>
-            <w:tcW w:type="dxa" w:w="5839"/>
+            <w:tcW w:type="dxa" w:w="4706"/>
           </w:tcPr>
           <w:p>
             <w:r>
@@ -6452,7 +7782,7 @@
       <w:tr>
         <w:tc>
           <w:tcPr>
-            <w:tcW w:type="dxa" w:w="1134"/>
+            <w:tcW w:type="dxa" w:w="964"/>
           </w:tcPr>
           <w:p>
             <w:r>
@@ -6468,7 +7798,7 @@
         </w:tc>
         <w:tc>
           <w:tcPr>
-            <w:tcW w:type="dxa" w:w="1361"/>
+            <w:tcW w:type="dxa" w:w="1247"/>
           </w:tcPr>
           <w:p>
             <w:r>
@@ -6493,7 +7823,23 @@
         </w:tc>
         <w:tc>
           <w:tcPr>
-            <w:tcW w:type="dxa" w:w="1361"/>
+            <w:tcW w:type="dxa" w:w="1531"/>
+          </w:tcPr>
+          <w:p>
+            <w:r>
+              <w:rPr>
+                <w:b/>
+                <w:i w:val="0"/>
+                <w:color w:val="16A34A"/>
+                <w:sz w:val="16"/>
+              </w:rPr>
+              <w:t>—</w:t>
+            </w:r>
+          </w:p>
+        </w:tc>
+        <w:tc>
+          <w:tcPr>
+            <w:tcW w:type="dxa" w:w="1191"/>
           </w:tcPr>
           <w:p>
             <w:r>
@@ -6509,7 +7855,7 @@
         </w:tc>
         <w:tc>
           <w:tcPr>
-            <w:tcW w:type="dxa" w:w="5839"/>
+            <w:tcW w:type="dxa" w:w="4706"/>
           </w:tcPr>
           <w:p>
             <w:r>
@@ -6526,7 +7872,7 @@
       <w:tr>
         <w:tc>
           <w:tcPr>
-            <w:tcW w:type="dxa" w:w="1134"/>
+            <w:tcW w:type="dxa" w:w="964"/>
           </w:tcPr>
           <w:p>
             <w:r>
@@ -6542,7 +7888,7 @@
         </w:tc>
         <w:tc>
           <w:tcPr>
-            <w:tcW w:type="dxa" w:w="1361"/>
+            <w:tcW w:type="dxa" w:w="1247"/>
           </w:tcPr>
           <w:p>
             <w:r>
@@ -6567,7 +7913,23 @@
         </w:tc>
         <w:tc>
           <w:tcPr>
-            <w:tcW w:type="dxa" w:w="1361"/>
+            <w:tcW w:type="dxa" w:w="1531"/>
+          </w:tcPr>
+          <w:p>
+            <w:r>
+              <w:rPr>
+                <w:b/>
+                <w:i w:val="0"/>
+                <w:color w:val="16A34A"/>
+                <w:sz w:val="16"/>
+              </w:rPr>
+              <w:t>—</w:t>
+            </w:r>
+          </w:p>
+        </w:tc>
+        <w:tc>
+          <w:tcPr>
+            <w:tcW w:type="dxa" w:w="1191"/>
           </w:tcPr>
           <w:p>
             <w:r>
@@ -6583,7 +7945,7 @@
         </w:tc>
         <w:tc>
           <w:tcPr>
-            <w:tcW w:type="dxa" w:w="5839"/>
+            <w:tcW w:type="dxa" w:w="4706"/>
           </w:tcPr>
           <w:p>
             <w:r>
@@ -6600,7 +7962,7 @@
       <w:tr>
         <w:tc>
           <w:tcPr>
-            <w:tcW w:type="dxa" w:w="1134"/>
+            <w:tcW w:type="dxa" w:w="964"/>
           </w:tcPr>
           <w:p>
             <w:r>
@@ -6616,7 +7978,7 @@
         </w:tc>
         <w:tc>
           <w:tcPr>
-            <w:tcW w:type="dxa" w:w="1361"/>
+            <w:tcW w:type="dxa" w:w="1247"/>
           </w:tcPr>
           <w:p>
             <w:r>
@@ -6641,7 +8003,23 @@
         </w:tc>
         <w:tc>
           <w:tcPr>
-            <w:tcW w:type="dxa" w:w="1361"/>
+            <w:tcW w:type="dxa" w:w="1531"/>
+          </w:tcPr>
+          <w:p>
+            <w:r>
+              <w:rPr>
+                <w:b/>
+                <w:i w:val="0"/>
+                <w:color w:val="16A34A"/>
+                <w:sz w:val="16"/>
+              </w:rPr>
+              <w:t>—</w:t>
+            </w:r>
+          </w:p>
+        </w:tc>
+        <w:tc>
+          <w:tcPr>
+            <w:tcW w:type="dxa" w:w="1191"/>
           </w:tcPr>
           <w:p>
             <w:r>
@@ -6657,7 +8035,7 @@
         </w:tc>
         <w:tc>
           <w:tcPr>
-            <w:tcW w:type="dxa" w:w="5839"/>
+            <w:tcW w:type="dxa" w:w="4706"/>
           </w:tcPr>
           <w:p>
             <w:r>
@@ -6674,7 +8052,7 @@
       <w:tr>
         <w:tc>
           <w:tcPr>
-            <w:tcW w:type="dxa" w:w="1134"/>
+            <w:tcW w:type="dxa" w:w="964"/>
           </w:tcPr>
           <w:p>
             <w:r>
@@ -6690,7 +8068,7 @@
         </w:tc>
         <w:tc>
           <w:tcPr>
-            <w:tcW w:type="dxa" w:w="1361"/>
+            <w:tcW w:type="dxa" w:w="1247"/>
           </w:tcPr>
           <w:p>
             <w:r>
@@ -6715,7 +8093,23 @@
         </w:tc>
         <w:tc>
           <w:tcPr>
-            <w:tcW w:type="dxa" w:w="1361"/>
+            <w:tcW w:type="dxa" w:w="1531"/>
+          </w:tcPr>
+          <w:p>
+            <w:r>
+              <w:rPr>
+                <w:b/>
+                <w:i w:val="0"/>
+                <w:color w:val="16A34A"/>
+                <w:sz w:val="16"/>
+              </w:rPr>
+              <w:t>—</w:t>
+            </w:r>
+          </w:p>
+        </w:tc>
+        <w:tc>
+          <w:tcPr>
+            <w:tcW w:type="dxa" w:w="1191"/>
           </w:tcPr>
           <w:p>
             <w:r>
@@ -6731,7 +8125,7 @@
         </w:tc>
         <w:tc>
           <w:tcPr>
-            <w:tcW w:type="dxa" w:w="5839"/>
+            <w:tcW w:type="dxa" w:w="4706"/>
           </w:tcPr>
           <w:p>
             <w:r>
@@ -6748,7 +8142,7 @@
       <w:tr>
         <w:tc>
           <w:tcPr>
-            <w:tcW w:type="dxa" w:w="1134"/>
+            <w:tcW w:type="dxa" w:w="964"/>
           </w:tcPr>
           <w:p>
             <w:r>
@@ -6764,7 +8158,7 @@
         </w:tc>
         <w:tc>
           <w:tcPr>
-            <w:tcW w:type="dxa" w:w="1361"/>
+            <w:tcW w:type="dxa" w:w="1247"/>
           </w:tcPr>
           <w:p>
             <w:r>
@@ -6789,7 +8183,23 @@
         </w:tc>
         <w:tc>
           <w:tcPr>
-            <w:tcW w:type="dxa" w:w="1361"/>
+            <w:tcW w:type="dxa" w:w="1531"/>
+          </w:tcPr>
+          <w:p>
+            <w:r>
+              <w:rPr>
+                <w:b/>
+                <w:i w:val="0"/>
+                <w:color w:val="16A34A"/>
+                <w:sz w:val="16"/>
+              </w:rPr>
+              <w:t>—</w:t>
+            </w:r>
+          </w:p>
+        </w:tc>
+        <w:tc>
+          <w:tcPr>
+            <w:tcW w:type="dxa" w:w="1191"/>
           </w:tcPr>
           <w:p>
             <w:r>
@@ -6805,7 +8215,7 @@
         </w:tc>
         <w:tc>
           <w:tcPr>
-            <w:tcW w:type="dxa" w:w="5839"/>
+            <w:tcW w:type="dxa" w:w="4706"/>
           </w:tcPr>
           <w:p>
             <w:r>
@@ -6822,7 +8232,7 @@
       <w:tr>
         <w:tc>
           <w:tcPr>
-            <w:tcW w:type="dxa" w:w="1134"/>
+            <w:tcW w:type="dxa" w:w="964"/>
           </w:tcPr>
           <w:p>
             <w:r>
@@ -6838,7 +8248,7 @@
         </w:tc>
         <w:tc>
           <w:tcPr>
-            <w:tcW w:type="dxa" w:w="1361"/>
+            <w:tcW w:type="dxa" w:w="1247"/>
           </w:tcPr>
           <w:p>
             <w:r>
@@ -6863,7 +8273,23 @@
         </w:tc>
         <w:tc>
           <w:tcPr>
-            <w:tcW w:type="dxa" w:w="1361"/>
+            <w:tcW w:type="dxa" w:w="1531"/>
+          </w:tcPr>
+          <w:p>
+            <w:r>
+              <w:rPr>
+                <w:b/>
+                <w:i w:val="0"/>
+                <w:color w:val="16A34A"/>
+                <w:sz w:val="16"/>
+              </w:rPr>
+              <w:t>—</w:t>
+            </w:r>
+          </w:p>
+        </w:tc>
+        <w:tc>
+          <w:tcPr>
+            <w:tcW w:type="dxa" w:w="1191"/>
           </w:tcPr>
           <w:p>
             <w:r>
@@ -6879,7 +8305,7 @@
         </w:tc>
         <w:tc>
           <w:tcPr>
-            <w:tcW w:type="dxa" w:w="5839"/>
+            <w:tcW w:type="dxa" w:w="4706"/>
           </w:tcPr>
           <w:p>
             <w:r>
@@ -6896,7 +8322,7 @@
       <w:tr>
         <w:tc>
           <w:tcPr>
-            <w:tcW w:type="dxa" w:w="1134"/>
+            <w:tcW w:type="dxa" w:w="964"/>
           </w:tcPr>
           <w:p>
             <w:r>
@@ -6912,7 +8338,7 @@
         </w:tc>
         <w:tc>
           <w:tcPr>
-            <w:tcW w:type="dxa" w:w="1361"/>
+            <w:tcW w:type="dxa" w:w="1247"/>
           </w:tcPr>
           <w:p>
             <w:r>
@@ -6937,7 +8363,23 @@
         </w:tc>
         <w:tc>
           <w:tcPr>
-            <w:tcW w:type="dxa" w:w="1361"/>
+            <w:tcW w:type="dxa" w:w="1531"/>
+          </w:tcPr>
+          <w:p>
+            <w:r>
+              <w:rPr>
+                <w:b/>
+                <w:i w:val="0"/>
+                <w:color w:val="16A34A"/>
+                <w:sz w:val="16"/>
+              </w:rPr>
+              <w:t>—</w:t>
+            </w:r>
+          </w:p>
+        </w:tc>
+        <w:tc>
+          <w:tcPr>
+            <w:tcW w:type="dxa" w:w="1191"/>
           </w:tcPr>
           <w:p>
             <w:r>
@@ -6953,7 +8395,7 @@
         </w:tc>
         <w:tc>
           <w:tcPr>
-            <w:tcW w:type="dxa" w:w="5839"/>
+            <w:tcW w:type="dxa" w:w="4706"/>
           </w:tcPr>
           <w:p>
             <w:r>
@@ -6970,7 +8412,7 @@
       <w:tr>
         <w:tc>
           <w:tcPr>
-            <w:tcW w:type="dxa" w:w="1134"/>
+            <w:tcW w:type="dxa" w:w="964"/>
           </w:tcPr>
           <w:p>
             <w:r>
@@ -6986,7 +8428,7 @@
         </w:tc>
         <w:tc>
           <w:tcPr>
-            <w:tcW w:type="dxa" w:w="1361"/>
+            <w:tcW w:type="dxa" w:w="1247"/>
           </w:tcPr>
           <w:p>
             <w:r>
@@ -7011,7 +8453,23 @@
         </w:tc>
         <w:tc>
           <w:tcPr>
-            <w:tcW w:type="dxa" w:w="1361"/>
+            <w:tcW w:type="dxa" w:w="1531"/>
+          </w:tcPr>
+          <w:p>
+            <w:r>
+              <w:rPr>
+                <w:b/>
+                <w:i w:val="0"/>
+                <w:color w:val="16A34A"/>
+                <w:sz w:val="16"/>
+              </w:rPr>
+              <w:t>—</w:t>
+            </w:r>
+          </w:p>
+        </w:tc>
+        <w:tc>
+          <w:tcPr>
+            <w:tcW w:type="dxa" w:w="1191"/>
           </w:tcPr>
           <w:p>
             <w:r>
@@ -7027,7 +8485,7 @@
         </w:tc>
         <w:tc>
           <w:tcPr>
-            <w:tcW w:type="dxa" w:w="5839"/>
+            <w:tcW w:type="dxa" w:w="4706"/>
           </w:tcPr>
           <w:p>
             <w:r>
@@ -7044,7 +8502,7 @@
       <w:tr>
         <w:tc>
           <w:tcPr>
-            <w:tcW w:type="dxa" w:w="1134"/>
+            <w:tcW w:type="dxa" w:w="964"/>
           </w:tcPr>
           <w:p>
             <w:r>
@@ -7060,7 +8518,7 @@
         </w:tc>
         <w:tc>
           <w:tcPr>
-            <w:tcW w:type="dxa" w:w="1361"/>
+            <w:tcW w:type="dxa" w:w="1247"/>
           </w:tcPr>
           <w:p>
             <w:r>
@@ -7085,7 +8543,23 @@
         </w:tc>
         <w:tc>
           <w:tcPr>
-            <w:tcW w:type="dxa" w:w="1361"/>
+            <w:tcW w:type="dxa" w:w="1531"/>
+          </w:tcPr>
+          <w:p>
+            <w:r>
+              <w:rPr>
+                <w:b/>
+                <w:i w:val="0"/>
+                <w:color w:val="16A34A"/>
+                <w:sz w:val="16"/>
+              </w:rPr>
+              <w:t>—</w:t>
+            </w:r>
+          </w:p>
+        </w:tc>
+        <w:tc>
+          <w:tcPr>
+            <w:tcW w:type="dxa" w:w="1191"/>
           </w:tcPr>
           <w:p>
             <w:r>
@@ -7101,7 +8575,7 @@
         </w:tc>
         <w:tc>
           <w:tcPr>
-            <w:tcW w:type="dxa" w:w="5839"/>
+            <w:tcW w:type="dxa" w:w="4706"/>
           </w:tcPr>
           <w:p>
             <w:r>
@@ -7118,7 +8592,7 @@
       <w:tr>
         <w:tc>
           <w:tcPr>
-            <w:tcW w:type="dxa" w:w="1134"/>
+            <w:tcW w:type="dxa" w:w="964"/>
           </w:tcPr>
           <w:p>
             <w:r>
@@ -7134,7 +8608,7 @@
         </w:tc>
         <w:tc>
           <w:tcPr>
-            <w:tcW w:type="dxa" w:w="1361"/>
+            <w:tcW w:type="dxa" w:w="1247"/>
           </w:tcPr>
           <w:p>
             <w:r>
@@ -7159,7 +8633,23 @@
         </w:tc>
         <w:tc>
           <w:tcPr>
-            <w:tcW w:type="dxa" w:w="1361"/>
+            <w:tcW w:type="dxa" w:w="1531"/>
+          </w:tcPr>
+          <w:p>
+            <w:r>
+              <w:rPr>
+                <w:b/>
+                <w:i w:val="0"/>
+                <w:color w:val="16A34A"/>
+                <w:sz w:val="16"/>
+              </w:rPr>
+              <w:t>—</w:t>
+            </w:r>
+          </w:p>
+        </w:tc>
+        <w:tc>
+          <w:tcPr>
+            <w:tcW w:type="dxa" w:w="1191"/>
           </w:tcPr>
           <w:p>
             <w:r>
@@ -7175,7 +8665,7 @@
         </w:tc>
         <w:tc>
           <w:tcPr>
-            <w:tcW w:type="dxa" w:w="5839"/>
+            <w:tcW w:type="dxa" w:w="4706"/>
           </w:tcPr>
           <w:p>
             <w:r>
@@ -7192,7 +8682,7 @@
       <w:tr>
         <w:tc>
           <w:tcPr>
-            <w:tcW w:type="dxa" w:w="1134"/>
+            <w:tcW w:type="dxa" w:w="964"/>
           </w:tcPr>
           <w:p>
             <w:r>
@@ -7208,7 +8698,7 @@
         </w:tc>
         <w:tc>
           <w:tcPr>
-            <w:tcW w:type="dxa" w:w="1361"/>
+            <w:tcW w:type="dxa" w:w="1247"/>
           </w:tcPr>
           <w:p>
             <w:r>
@@ -7233,7 +8723,23 @@
         </w:tc>
         <w:tc>
           <w:tcPr>
-            <w:tcW w:type="dxa" w:w="1361"/>
+            <w:tcW w:type="dxa" w:w="1531"/>
+          </w:tcPr>
+          <w:p>
+            <w:r>
+              <w:rPr>
+                <w:b/>
+                <w:i w:val="0"/>
+                <w:color w:val="16A34A"/>
+                <w:sz w:val="16"/>
+              </w:rPr>
+              <w:t>—</w:t>
+            </w:r>
+          </w:p>
+        </w:tc>
+        <w:tc>
+          <w:tcPr>
+            <w:tcW w:type="dxa" w:w="1191"/>
           </w:tcPr>
           <w:p>
             <w:r>
@@ -7249,7 +8755,7 @@
         </w:tc>
         <w:tc>
           <w:tcPr>
-            <w:tcW w:type="dxa" w:w="5839"/>
+            <w:tcW w:type="dxa" w:w="4706"/>
           </w:tcPr>
           <w:p>
             <w:r>
@@ -7266,7 +8772,7 @@
       <w:tr>
         <w:tc>
           <w:tcPr>
-            <w:tcW w:type="dxa" w:w="1134"/>
+            <w:tcW w:type="dxa" w:w="964"/>
           </w:tcPr>
           <w:p>
             <w:r>
@@ -7282,7 +8788,7 @@
         </w:tc>
         <w:tc>
           <w:tcPr>
-            <w:tcW w:type="dxa" w:w="1361"/>
+            <w:tcW w:type="dxa" w:w="1247"/>
           </w:tcPr>
           <w:p>
             <w:r>
@@ -7307,7 +8813,23 @@
         </w:tc>
         <w:tc>
           <w:tcPr>
-            <w:tcW w:type="dxa" w:w="1361"/>
+            <w:tcW w:type="dxa" w:w="1531"/>
+          </w:tcPr>
+          <w:p>
+            <w:r>
+              <w:rPr>
+                <w:b/>
+                <w:i w:val="0"/>
+                <w:color w:val="16A34A"/>
+                <w:sz w:val="16"/>
+              </w:rPr>
+              <w:t>—</w:t>
+            </w:r>
+          </w:p>
+        </w:tc>
+        <w:tc>
+          <w:tcPr>
+            <w:tcW w:type="dxa" w:w="1191"/>
           </w:tcPr>
           <w:p>
             <w:r>
@@ -7323,7 +8845,7 @@
         </w:tc>
         <w:tc>
           <w:tcPr>
-            <w:tcW w:type="dxa" w:w="5839"/>
+            <w:tcW w:type="dxa" w:w="4706"/>
           </w:tcPr>
           <w:p>
             <w:r>
@@ -7340,7 +8862,7 @@
       <w:tr>
         <w:tc>
           <w:tcPr>
-            <w:tcW w:type="dxa" w:w="1134"/>
+            <w:tcW w:type="dxa" w:w="964"/>
           </w:tcPr>
           <w:p>
             <w:r>
@@ -7356,7 +8878,7 @@
         </w:tc>
         <w:tc>
           <w:tcPr>
-            <w:tcW w:type="dxa" w:w="1361"/>
+            <w:tcW w:type="dxa" w:w="1247"/>
           </w:tcPr>
           <w:p>
             <w:r>
@@ -7381,7 +8903,23 @@
         </w:tc>
         <w:tc>
           <w:tcPr>
-            <w:tcW w:type="dxa" w:w="1361"/>
+            <w:tcW w:type="dxa" w:w="1531"/>
+          </w:tcPr>
+          <w:p>
+            <w:r>
+              <w:rPr>
+                <w:b/>
+                <w:i w:val="0"/>
+                <w:color w:val="16A34A"/>
+                <w:sz w:val="16"/>
+              </w:rPr>
+              <w:t>—</w:t>
+            </w:r>
+          </w:p>
+        </w:tc>
+        <w:tc>
+          <w:tcPr>
+            <w:tcW w:type="dxa" w:w="1191"/>
           </w:tcPr>
           <w:p>
             <w:r>
@@ -7397,7 +8935,7 @@
         </w:tc>
         <w:tc>
           <w:tcPr>
-            <w:tcW w:type="dxa" w:w="5839"/>
+            <w:tcW w:type="dxa" w:w="4706"/>
           </w:tcPr>
           <w:p>
             <w:r>
@@ -7414,7 +8952,7 @@
       <w:tr>
         <w:tc>
           <w:tcPr>
-            <w:tcW w:type="dxa" w:w="1134"/>
+            <w:tcW w:type="dxa" w:w="964"/>
           </w:tcPr>
           <w:p>
             <w:r>
@@ -7430,7 +8968,7 @@
         </w:tc>
         <w:tc>
           <w:tcPr>
-            <w:tcW w:type="dxa" w:w="1361"/>
+            <w:tcW w:type="dxa" w:w="1247"/>
           </w:tcPr>
           <w:p>
             <w:r>
@@ -7455,7 +8993,23 @@
         </w:tc>
         <w:tc>
           <w:tcPr>
-            <w:tcW w:type="dxa" w:w="1361"/>
+            <w:tcW w:type="dxa" w:w="1531"/>
+          </w:tcPr>
+          <w:p>
+            <w:r>
+              <w:rPr>
+                <w:b/>
+                <w:i w:val="0"/>
+                <w:color w:val="16A34A"/>
+                <w:sz w:val="16"/>
+              </w:rPr>
+              <w:t>—</w:t>
+            </w:r>
+          </w:p>
+        </w:tc>
+        <w:tc>
+          <w:tcPr>
+            <w:tcW w:type="dxa" w:w="1191"/>
           </w:tcPr>
           <w:p>
             <w:r>
@@ -7471,7 +9025,7 @@
         </w:tc>
         <w:tc>
           <w:tcPr>
-            <w:tcW w:type="dxa" w:w="5839"/>
+            <w:tcW w:type="dxa" w:w="4706"/>
           </w:tcPr>
           <w:p>
             <w:r>
@@ -7488,7 +9042,7 @@
       <w:tr>
         <w:tc>
           <w:tcPr>
-            <w:tcW w:type="dxa" w:w="1134"/>
+            <w:tcW w:type="dxa" w:w="964"/>
           </w:tcPr>
           <w:p>
             <w:r>
@@ -7504,7 +9058,7 @@
         </w:tc>
         <w:tc>
           <w:tcPr>
-            <w:tcW w:type="dxa" w:w="1361"/>
+            <w:tcW w:type="dxa" w:w="1247"/>
           </w:tcPr>
           <w:p>
             <w:r>
@@ -7529,7 +9083,23 @@
         </w:tc>
         <w:tc>
           <w:tcPr>
-            <w:tcW w:type="dxa" w:w="1361"/>
+            <w:tcW w:type="dxa" w:w="1531"/>
+          </w:tcPr>
+          <w:p>
+            <w:r>
+              <w:rPr>
+                <w:b/>
+                <w:i w:val="0"/>
+                <w:color w:val="16A34A"/>
+                <w:sz w:val="16"/>
+              </w:rPr>
+              <w:t>—</w:t>
+            </w:r>
+          </w:p>
+        </w:tc>
+        <w:tc>
+          <w:tcPr>
+            <w:tcW w:type="dxa" w:w="1191"/>
           </w:tcPr>
           <w:p>
             <w:r>
@@ -7545,7 +9115,7 @@
         </w:tc>
         <w:tc>
           <w:tcPr>
-            <w:tcW w:type="dxa" w:w="5839"/>
+            <w:tcW w:type="dxa" w:w="4706"/>
           </w:tcPr>
           <w:p>
             <w:r>
@@ -7562,7 +9132,7 @@
       <w:tr>
         <w:tc>
           <w:tcPr>
-            <w:tcW w:type="dxa" w:w="1134"/>
+            <w:tcW w:type="dxa" w:w="964"/>
           </w:tcPr>
           <w:p>
             <w:r>
@@ -7578,7 +9148,7 @@
         </w:tc>
         <w:tc>
           <w:tcPr>
-            <w:tcW w:type="dxa" w:w="1361"/>
+            <w:tcW w:type="dxa" w:w="1247"/>
           </w:tcPr>
           <w:p>
             <w:r>
@@ -7603,7 +9173,23 @@
         </w:tc>
         <w:tc>
           <w:tcPr>
-            <w:tcW w:type="dxa" w:w="1361"/>
+            <w:tcW w:type="dxa" w:w="1531"/>
+          </w:tcPr>
+          <w:p>
+            <w:r>
+              <w:rPr>
+                <w:b/>
+                <w:i w:val="0"/>
+                <w:color w:val="16A34A"/>
+                <w:sz w:val="16"/>
+              </w:rPr>
+              <w:t>—</w:t>
+            </w:r>
+          </w:p>
+        </w:tc>
+        <w:tc>
+          <w:tcPr>
+            <w:tcW w:type="dxa" w:w="1191"/>
           </w:tcPr>
           <w:p>
             <w:r>
@@ -7619,7 +9205,7 @@
         </w:tc>
         <w:tc>
           <w:tcPr>
-            <w:tcW w:type="dxa" w:w="5839"/>
+            <w:tcW w:type="dxa" w:w="4706"/>
           </w:tcPr>
           <w:p>
             <w:r>
@@ -7636,7 +9222,7 @@
       <w:tr>
         <w:tc>
           <w:tcPr>
-            <w:tcW w:type="dxa" w:w="1134"/>
+            <w:tcW w:type="dxa" w:w="964"/>
           </w:tcPr>
           <w:p>
             <w:r>
@@ -7652,7 +9238,7 @@
         </w:tc>
         <w:tc>
           <w:tcPr>
-            <w:tcW w:type="dxa" w:w="1361"/>
+            <w:tcW w:type="dxa" w:w="1247"/>
           </w:tcPr>
           <w:p>
             <w:r>
@@ -7677,7 +9263,23 @@
         </w:tc>
         <w:tc>
           <w:tcPr>
-            <w:tcW w:type="dxa" w:w="1361"/>
+            <w:tcW w:type="dxa" w:w="1531"/>
+          </w:tcPr>
+          <w:p>
+            <w:r>
+              <w:rPr>
+                <w:b/>
+                <w:i w:val="0"/>
+                <w:color w:val="16A34A"/>
+                <w:sz w:val="16"/>
+              </w:rPr>
+              <w:t>—</w:t>
+            </w:r>
+          </w:p>
+        </w:tc>
+        <w:tc>
+          <w:tcPr>
+            <w:tcW w:type="dxa" w:w="1191"/>
           </w:tcPr>
           <w:p>
             <w:r>
@@ -7693,7 +9295,7 @@
         </w:tc>
         <w:tc>
           <w:tcPr>
-            <w:tcW w:type="dxa" w:w="5839"/>
+            <w:tcW w:type="dxa" w:w="4706"/>
           </w:tcPr>
           <w:p>
             <w:r>
@@ -7710,7 +9312,7 @@
       <w:tr>
         <w:tc>
           <w:tcPr>
-            <w:tcW w:type="dxa" w:w="1134"/>
+            <w:tcW w:type="dxa" w:w="964"/>
           </w:tcPr>
           <w:p>
             <w:r>
@@ -7726,7 +9328,7 @@
         </w:tc>
         <w:tc>
           <w:tcPr>
-            <w:tcW w:type="dxa" w:w="1361"/>
+            <w:tcW w:type="dxa" w:w="1247"/>
           </w:tcPr>
           <w:p>
             <w:r>
@@ -7751,7 +9353,23 @@
         </w:tc>
         <w:tc>
           <w:tcPr>
-            <w:tcW w:type="dxa" w:w="1361"/>
+            <w:tcW w:type="dxa" w:w="1531"/>
+          </w:tcPr>
+          <w:p>
+            <w:r>
+              <w:rPr>
+                <w:b/>
+                <w:i w:val="0"/>
+                <w:color w:val="16A34A"/>
+                <w:sz w:val="16"/>
+              </w:rPr>
+              <w:t>—</w:t>
+            </w:r>
+          </w:p>
+        </w:tc>
+        <w:tc>
+          <w:tcPr>
+            <w:tcW w:type="dxa" w:w="1191"/>
           </w:tcPr>
           <w:p>
             <w:r>
@@ -7767,7 +9385,7 @@
         </w:tc>
         <w:tc>
           <w:tcPr>
-            <w:tcW w:type="dxa" w:w="5839"/>
+            <w:tcW w:type="dxa" w:w="4706"/>
           </w:tcPr>
           <w:p>
             <w:r>
@@ -7784,7 +9402,7 @@
       <w:tr>
         <w:tc>
           <w:tcPr>
-            <w:tcW w:type="dxa" w:w="1134"/>
+            <w:tcW w:type="dxa" w:w="964"/>
           </w:tcPr>
           <w:p>
             <w:r>
@@ -7800,7 +9418,7 @@
         </w:tc>
         <w:tc>
           <w:tcPr>
-            <w:tcW w:type="dxa" w:w="1361"/>
+            <w:tcW w:type="dxa" w:w="1247"/>
           </w:tcPr>
           <w:p>
             <w:r>
@@ -7825,7 +9443,23 @@
         </w:tc>
         <w:tc>
           <w:tcPr>
-            <w:tcW w:type="dxa" w:w="1361"/>
+            <w:tcW w:type="dxa" w:w="1531"/>
+          </w:tcPr>
+          <w:p>
+            <w:r>
+              <w:rPr>
+                <w:b/>
+                <w:i w:val="0"/>
+                <w:color w:val="16A34A"/>
+                <w:sz w:val="16"/>
+              </w:rPr>
+              <w:t>—</w:t>
+            </w:r>
+          </w:p>
+        </w:tc>
+        <w:tc>
+          <w:tcPr>
+            <w:tcW w:type="dxa" w:w="1191"/>
           </w:tcPr>
           <w:p>
             <w:r>
@@ -7841,7 +9475,7 @@
         </w:tc>
         <w:tc>
           <w:tcPr>
-            <w:tcW w:type="dxa" w:w="5839"/>
+            <w:tcW w:type="dxa" w:w="4706"/>
           </w:tcPr>
           <w:p>
             <w:r>
@@ -7858,7 +9492,7 @@
       <w:tr>
         <w:tc>
           <w:tcPr>
-            <w:tcW w:type="dxa" w:w="1134"/>
+            <w:tcW w:type="dxa" w:w="964"/>
           </w:tcPr>
           <w:p>
             <w:r>
@@ -7874,7 +9508,7 @@
         </w:tc>
         <w:tc>
           <w:tcPr>
-            <w:tcW w:type="dxa" w:w="1361"/>
+            <w:tcW w:type="dxa" w:w="1247"/>
           </w:tcPr>
           <w:p>
             <w:r>
@@ -7899,7 +9533,23 @@
         </w:tc>
         <w:tc>
           <w:tcPr>
-            <w:tcW w:type="dxa" w:w="1361"/>
+            <w:tcW w:type="dxa" w:w="1531"/>
+          </w:tcPr>
+          <w:p>
+            <w:r>
+              <w:rPr>
+                <w:b/>
+                <w:i w:val="0"/>
+                <w:color w:val="16A34A"/>
+                <w:sz w:val="16"/>
+              </w:rPr>
+              <w:t>—</w:t>
+            </w:r>
+          </w:p>
+        </w:tc>
+        <w:tc>
+          <w:tcPr>
+            <w:tcW w:type="dxa" w:w="1191"/>
           </w:tcPr>
           <w:p>
             <w:r>
@@ -7915,7 +9565,7 @@
         </w:tc>
         <w:tc>
           <w:tcPr>
-            <w:tcW w:type="dxa" w:w="5839"/>
+            <w:tcW w:type="dxa" w:w="4706"/>
           </w:tcPr>
           <w:p>
             <w:r>
@@ -7932,7 +9582,7 @@
       <w:tr>
         <w:tc>
           <w:tcPr>
-            <w:tcW w:type="dxa" w:w="1134"/>
+            <w:tcW w:type="dxa" w:w="964"/>
           </w:tcPr>
           <w:p>
             <w:r>
@@ -7948,7 +9598,7 @@
         </w:tc>
         <w:tc>
           <w:tcPr>
-            <w:tcW w:type="dxa" w:w="1361"/>
+            <w:tcW w:type="dxa" w:w="1247"/>
           </w:tcPr>
           <w:p>
             <w:r>
@@ -7973,7 +9623,23 @@
         </w:tc>
         <w:tc>
           <w:tcPr>
-            <w:tcW w:type="dxa" w:w="1361"/>
+            <w:tcW w:type="dxa" w:w="1531"/>
+          </w:tcPr>
+          <w:p>
+            <w:r>
+              <w:rPr>
+                <w:b/>
+                <w:i w:val="0"/>
+                <w:color w:val="16A34A"/>
+                <w:sz w:val="16"/>
+              </w:rPr>
+              <w:t>—</w:t>
+            </w:r>
+          </w:p>
+        </w:tc>
+        <w:tc>
+          <w:tcPr>
+            <w:tcW w:type="dxa" w:w="1191"/>
           </w:tcPr>
           <w:p>
             <w:r>
@@ -7989,7 +9655,7 @@
         </w:tc>
         <w:tc>
           <w:tcPr>
-            <w:tcW w:type="dxa" w:w="5839"/>
+            <w:tcW w:type="dxa" w:w="4706"/>
           </w:tcPr>
           <w:p>
             <w:r>
@@ -8006,7 +9672,7 @@
       <w:tr>
         <w:tc>
           <w:tcPr>
-            <w:tcW w:type="dxa" w:w="1134"/>
+            <w:tcW w:type="dxa" w:w="964"/>
           </w:tcPr>
           <w:p>
             <w:r>
@@ -8022,7 +9688,7 @@
         </w:tc>
         <w:tc>
           <w:tcPr>
-            <w:tcW w:type="dxa" w:w="1361"/>
+            <w:tcW w:type="dxa" w:w="1247"/>
           </w:tcPr>
           <w:p>
             <w:r>
@@ -8047,7 +9713,23 @@
         </w:tc>
         <w:tc>
           <w:tcPr>
-            <w:tcW w:type="dxa" w:w="1361"/>
+            <w:tcW w:type="dxa" w:w="1531"/>
+          </w:tcPr>
+          <w:p>
+            <w:r>
+              <w:rPr>
+                <w:b/>
+                <w:i w:val="0"/>
+                <w:color w:val="16A34A"/>
+                <w:sz w:val="16"/>
+              </w:rPr>
+              <w:t>—</w:t>
+            </w:r>
+          </w:p>
+        </w:tc>
+        <w:tc>
+          <w:tcPr>
+            <w:tcW w:type="dxa" w:w="1191"/>
           </w:tcPr>
           <w:p>
             <w:r>
@@ -8063,7 +9745,7 @@
         </w:tc>
         <w:tc>
           <w:tcPr>
-            <w:tcW w:type="dxa" w:w="5839"/>
+            <w:tcW w:type="dxa" w:w="4706"/>
           </w:tcPr>
           <w:p>
             <w:r>
@@ -8080,7 +9762,7 @@
       <w:tr>
         <w:tc>
           <w:tcPr>
-            <w:tcW w:type="dxa" w:w="1134"/>
+            <w:tcW w:type="dxa" w:w="964"/>
           </w:tcPr>
           <w:p>
             <w:r>
@@ -8096,7 +9778,7 @@
         </w:tc>
         <w:tc>
           <w:tcPr>
-            <w:tcW w:type="dxa" w:w="1361"/>
+            <w:tcW w:type="dxa" w:w="1247"/>
           </w:tcPr>
           <w:p>
             <w:r>
@@ -8121,7 +9803,23 @@
         </w:tc>
         <w:tc>
           <w:tcPr>
-            <w:tcW w:type="dxa" w:w="1361"/>
+            <w:tcW w:type="dxa" w:w="1531"/>
+          </w:tcPr>
+          <w:p>
+            <w:r>
+              <w:rPr>
+                <w:b/>
+                <w:i w:val="0"/>
+                <w:color w:val="16A34A"/>
+                <w:sz w:val="16"/>
+              </w:rPr>
+              <w:t>s10q47, s10q46</w:t>
+            </w:r>
+          </w:p>
+        </w:tc>
+        <w:tc>
+          <w:tcPr>
+            <w:tcW w:type="dxa" w:w="1191"/>
           </w:tcPr>
           <w:p>
             <w:r>
@@ -8137,7 +9835,7 @@
         </w:tc>
         <w:tc>
           <w:tcPr>
-            <w:tcW w:type="dxa" w:w="5839"/>
+            <w:tcW w:type="dxa" w:w="4706"/>
           </w:tcPr>
           <w:p>
             <w:r>
@@ -8154,7 +9852,7 @@
       <w:tr>
         <w:tc>
           <w:tcPr>
-            <w:tcW w:type="dxa" w:w="1134"/>
+            <w:tcW w:type="dxa" w:w="964"/>
           </w:tcPr>
           <w:p>
             <w:r>
@@ -8170,7 +9868,7 @@
         </w:tc>
         <w:tc>
           <w:tcPr>
-            <w:tcW w:type="dxa" w:w="1361"/>
+            <w:tcW w:type="dxa" w:w="1247"/>
           </w:tcPr>
           <w:p>
             <w:r>
@@ -8195,7 +9893,23 @@
         </w:tc>
         <w:tc>
           <w:tcPr>
-            <w:tcW w:type="dxa" w:w="1361"/>
+            <w:tcW w:type="dxa" w:w="1531"/>
+          </w:tcPr>
+          <w:p>
+            <w:r>
+              <w:rPr>
+                <w:b/>
+                <w:i w:val="0"/>
+                <w:color w:val="16A34A"/>
+                <w:sz w:val="16"/>
+              </w:rPr>
+              <w:t>—</w:t>
+            </w:r>
+          </w:p>
+        </w:tc>
+        <w:tc>
+          <w:tcPr>
+            <w:tcW w:type="dxa" w:w="1191"/>
           </w:tcPr>
           <w:p>
             <w:r>
@@ -8211,7 +9925,7 @@
         </w:tc>
         <w:tc>
           <w:tcPr>
-            <w:tcW w:type="dxa" w:w="5839"/>
+            <w:tcW w:type="dxa" w:w="4706"/>
           </w:tcPr>
           <w:p>
             <w:r>
@@ -8228,7 +9942,7 @@
       <w:tr>
         <w:tc>
           <w:tcPr>
-            <w:tcW w:type="dxa" w:w="1134"/>
+            <w:tcW w:type="dxa" w:w="964"/>
           </w:tcPr>
           <w:p>
             <w:r>
@@ -8244,7 +9958,7 @@
         </w:tc>
         <w:tc>
           <w:tcPr>
-            <w:tcW w:type="dxa" w:w="1361"/>
+            <w:tcW w:type="dxa" w:w="1247"/>
           </w:tcPr>
           <w:p>
             <w:r>
@@ -8269,7 +9983,23 @@
         </w:tc>
         <w:tc>
           <w:tcPr>
-            <w:tcW w:type="dxa" w:w="1361"/>
+            <w:tcW w:type="dxa" w:w="1531"/>
+          </w:tcPr>
+          <w:p>
+            <w:r>
+              <w:rPr>
+                <w:b/>
+                <w:i w:val="0"/>
+                <w:color w:val="16A34A"/>
+                <w:sz w:val="16"/>
+              </w:rPr>
+              <w:t>s10q46, s10q47, s10q48, s10q49, s10q50, s10q51, s10q52, s10q53</w:t>
+            </w:r>
+          </w:p>
+        </w:tc>
+        <w:tc>
+          <w:tcPr>
+            <w:tcW w:type="dxa" w:w="1191"/>
           </w:tcPr>
           <w:p>
             <w:r>
@@ -8285,7 +10015,7 @@
         </w:tc>
         <w:tc>
           <w:tcPr>
-            <w:tcW w:type="dxa" w:w="5839"/>
+            <w:tcW w:type="dxa" w:w="4706"/>
           </w:tcPr>
           <w:p>
             <w:r>
@@ -8302,7 +10032,7 @@
       <w:tr>
         <w:tc>
           <w:tcPr>
-            <w:tcW w:type="dxa" w:w="1134"/>
+            <w:tcW w:type="dxa" w:w="964"/>
           </w:tcPr>
           <w:p>
             <w:r>
@@ -8318,7 +10048,7 @@
         </w:tc>
         <w:tc>
           <w:tcPr>
-            <w:tcW w:type="dxa" w:w="1361"/>
+            <w:tcW w:type="dxa" w:w="1247"/>
           </w:tcPr>
           <w:p>
             <w:r>
@@ -8343,7 +10073,23 @@
         </w:tc>
         <w:tc>
           <w:tcPr>
-            <w:tcW w:type="dxa" w:w="1361"/>
+            <w:tcW w:type="dxa" w:w="1531"/>
+          </w:tcPr>
+          <w:p>
+            <w:r>
+              <w:rPr>
+                <w:b/>
+                <w:i w:val="0"/>
+                <w:color w:val="16A34A"/>
+                <w:sz w:val="16"/>
+              </w:rPr>
+              <w:t>—</w:t>
+            </w:r>
+          </w:p>
+        </w:tc>
+        <w:tc>
+          <w:tcPr>
+            <w:tcW w:type="dxa" w:w="1191"/>
           </w:tcPr>
           <w:p>
             <w:r>
@@ -8359,7 +10105,7 @@
         </w:tc>
         <w:tc>
           <w:tcPr>
-            <w:tcW w:type="dxa" w:w="5839"/>
+            <w:tcW w:type="dxa" w:w="4706"/>
           </w:tcPr>
           <w:p>
             <w:r>
@@ -8376,7 +10122,7 @@
       <w:tr>
         <w:tc>
           <w:tcPr>
-            <w:tcW w:type="dxa" w:w="1134"/>
+            <w:tcW w:type="dxa" w:w="964"/>
           </w:tcPr>
           <w:p>
             <w:r>
@@ -8392,7 +10138,7 @@
         </w:tc>
         <w:tc>
           <w:tcPr>
-            <w:tcW w:type="dxa" w:w="1361"/>
+            <w:tcW w:type="dxa" w:w="1247"/>
           </w:tcPr>
           <w:p>
             <w:r>
@@ -8417,7 +10163,23 @@
         </w:tc>
         <w:tc>
           <w:tcPr>
-            <w:tcW w:type="dxa" w:w="1361"/>
+            <w:tcW w:type="dxa" w:w="1531"/>
+          </w:tcPr>
+          <w:p>
+            <w:r>
+              <w:rPr>
+                <w:b/>
+                <w:i w:val="0"/>
+                <w:color w:val="16A34A"/>
+                <w:sz w:val="16"/>
+              </w:rPr>
+              <w:t>—</w:t>
+            </w:r>
+          </w:p>
+        </w:tc>
+        <w:tc>
+          <w:tcPr>
+            <w:tcW w:type="dxa" w:w="1191"/>
           </w:tcPr>
           <w:p>
             <w:r>
@@ -8433,7 +10195,7 @@
         </w:tc>
         <w:tc>
           <w:tcPr>
-            <w:tcW w:type="dxa" w:w="5839"/>
+            <w:tcW w:type="dxa" w:w="4706"/>
           </w:tcPr>
           <w:p>
             <w:r>
@@ -8450,7 +10212,7 @@
       <w:tr>
         <w:tc>
           <w:tcPr>
-            <w:tcW w:type="dxa" w:w="1134"/>
+            <w:tcW w:type="dxa" w:w="964"/>
           </w:tcPr>
           <w:p>
             <w:r>
@@ -8466,7 +10228,7 @@
         </w:tc>
         <w:tc>
           <w:tcPr>
-            <w:tcW w:type="dxa" w:w="1361"/>
+            <w:tcW w:type="dxa" w:w="1247"/>
           </w:tcPr>
           <w:p>
             <w:r>
@@ -8491,7 +10253,23 @@
         </w:tc>
         <w:tc>
           <w:tcPr>
-            <w:tcW w:type="dxa" w:w="1361"/>
+            <w:tcW w:type="dxa" w:w="1531"/>
+          </w:tcPr>
+          <w:p>
+            <w:r>
+              <w:rPr>
+                <w:b/>
+                <w:i w:val="0"/>
+                <w:color w:val="16A34A"/>
+                <w:sz w:val="16"/>
+              </w:rPr>
+              <w:t>—</w:t>
+            </w:r>
+          </w:p>
+        </w:tc>
+        <w:tc>
+          <w:tcPr>
+            <w:tcW w:type="dxa" w:w="1191"/>
           </w:tcPr>
           <w:p>
             <w:r>
@@ -8507,7 +10285,7 @@
         </w:tc>
         <w:tc>
           <w:tcPr>
-            <w:tcW w:type="dxa" w:w="5839"/>
+            <w:tcW w:type="dxa" w:w="4706"/>
           </w:tcPr>
           <w:p>
             <w:r>
@@ -8524,7 +10302,7 @@
       <w:tr>
         <w:tc>
           <w:tcPr>
-            <w:tcW w:type="dxa" w:w="1134"/>
+            <w:tcW w:type="dxa" w:w="964"/>
           </w:tcPr>
           <w:p>
             <w:r>
@@ -8540,7 +10318,7 @@
         </w:tc>
         <w:tc>
           <w:tcPr>
-            <w:tcW w:type="dxa" w:w="1361"/>
+            <w:tcW w:type="dxa" w:w="1247"/>
           </w:tcPr>
           <w:p>
             <w:r>
@@ -8565,7 +10343,23 @@
         </w:tc>
         <w:tc>
           <w:tcPr>
-            <w:tcW w:type="dxa" w:w="1361"/>
+            <w:tcW w:type="dxa" w:w="1531"/>
+          </w:tcPr>
+          <w:p>
+            <w:r>
+              <w:rPr>
+                <w:b/>
+                <w:i w:val="0"/>
+                <w:color w:val="16A34A"/>
+                <w:sz w:val="16"/>
+              </w:rPr>
+              <w:t>—</w:t>
+            </w:r>
+          </w:p>
+        </w:tc>
+        <w:tc>
+          <w:tcPr>
+            <w:tcW w:type="dxa" w:w="1191"/>
           </w:tcPr>
           <w:p>
             <w:r>
@@ -8581,7 +10375,7 @@
         </w:tc>
         <w:tc>
           <w:tcPr>
-            <w:tcW w:type="dxa" w:w="5839"/>
+            <w:tcW w:type="dxa" w:w="4706"/>
           </w:tcPr>
           <w:p>
             <w:r>
@@ -8598,7 +10392,7 @@
       <w:tr>
         <w:tc>
           <w:tcPr>
-            <w:tcW w:type="dxa" w:w="1134"/>
+            <w:tcW w:type="dxa" w:w="964"/>
           </w:tcPr>
           <w:p>
             <w:r>
@@ -8614,7 +10408,7 @@
         </w:tc>
         <w:tc>
           <w:tcPr>
-            <w:tcW w:type="dxa" w:w="1361"/>
+            <w:tcW w:type="dxa" w:w="1247"/>
           </w:tcPr>
           <w:p>
             <w:r>
@@ -8639,7 +10433,23 @@
         </w:tc>
         <w:tc>
           <w:tcPr>
-            <w:tcW w:type="dxa" w:w="1361"/>
+            <w:tcW w:type="dxa" w:w="1531"/>
+          </w:tcPr>
+          <w:p>
+            <w:r>
+              <w:rPr>
+                <w:b/>
+                <w:i w:val="0"/>
+                <w:color w:val="16A34A"/>
+                <w:sz w:val="16"/>
+              </w:rPr>
+              <w:t>—</w:t>
+            </w:r>
+          </w:p>
+        </w:tc>
+        <w:tc>
+          <w:tcPr>
+            <w:tcW w:type="dxa" w:w="1191"/>
           </w:tcPr>
           <w:p>
             <w:r>
@@ -8655,7 +10465,7 @@
         </w:tc>
         <w:tc>
           <w:tcPr>
-            <w:tcW w:type="dxa" w:w="5839"/>
+            <w:tcW w:type="dxa" w:w="4706"/>
           </w:tcPr>
           <w:p>
             <w:r>
@@ -8672,7 +10482,7 @@
       <w:tr>
         <w:tc>
           <w:tcPr>
-            <w:tcW w:type="dxa" w:w="1134"/>
+            <w:tcW w:type="dxa" w:w="964"/>
           </w:tcPr>
           <w:p>
             <w:r>
@@ -8688,7 +10498,7 @@
         </w:tc>
         <w:tc>
           <w:tcPr>
-            <w:tcW w:type="dxa" w:w="1361"/>
+            <w:tcW w:type="dxa" w:w="1247"/>
           </w:tcPr>
           <w:p>
             <w:r>
@@ -8713,7 +10523,23 @@
         </w:tc>
         <w:tc>
           <w:tcPr>
-            <w:tcW w:type="dxa" w:w="1361"/>
+            <w:tcW w:type="dxa" w:w="1531"/>
+          </w:tcPr>
+          <w:p>
+            <w:r>
+              <w:rPr>
+                <w:b/>
+                <w:i w:val="0"/>
+                <w:color w:val="16A34A"/>
+                <w:sz w:val="16"/>
+              </w:rPr>
+              <w:t>—</w:t>
+            </w:r>
+          </w:p>
+        </w:tc>
+        <w:tc>
+          <w:tcPr>
+            <w:tcW w:type="dxa" w:w="1191"/>
           </w:tcPr>
           <w:p>
             <w:r>
@@ -8729,7 +10555,7 @@
         </w:tc>
         <w:tc>
           <w:tcPr>
-            <w:tcW w:type="dxa" w:w="5839"/>
+            <w:tcW w:type="dxa" w:w="4706"/>
           </w:tcPr>
           <w:p>
             <w:r>
@@ -8746,7 +10572,7 @@
       <w:tr>
         <w:tc>
           <w:tcPr>
-            <w:tcW w:type="dxa" w:w="1134"/>
+            <w:tcW w:type="dxa" w:w="964"/>
           </w:tcPr>
           <w:p>
             <w:r>
@@ -8762,7 +10588,7 @@
         </w:tc>
         <w:tc>
           <w:tcPr>
-            <w:tcW w:type="dxa" w:w="1361"/>
+            <w:tcW w:type="dxa" w:w="1247"/>
           </w:tcPr>
           <w:p>
             <w:r>
@@ -8787,7 +10613,23 @@
         </w:tc>
         <w:tc>
           <w:tcPr>
-            <w:tcW w:type="dxa" w:w="1361"/>
+            <w:tcW w:type="dxa" w:w="1531"/>
+          </w:tcPr>
+          <w:p>
+            <w:r>
+              <w:rPr>
+                <w:b/>
+                <w:i w:val="0"/>
+                <w:color w:val="16A34A"/>
+                <w:sz w:val="16"/>
+              </w:rPr>
+              <w:t>—</w:t>
+            </w:r>
+          </w:p>
+        </w:tc>
+        <w:tc>
+          <w:tcPr>
+            <w:tcW w:type="dxa" w:w="1191"/>
           </w:tcPr>
           <w:p>
             <w:r>
@@ -8803,7 +10645,7 @@
         </w:tc>
         <w:tc>
           <w:tcPr>
-            <w:tcW w:type="dxa" w:w="5839"/>
+            <w:tcW w:type="dxa" w:w="4706"/>
           </w:tcPr>
           <w:p>
             <w:r>
@@ -8820,7 +10662,7 @@
       <w:tr>
         <w:tc>
           <w:tcPr>
-            <w:tcW w:type="dxa" w:w="1134"/>
+            <w:tcW w:type="dxa" w:w="964"/>
           </w:tcPr>
           <w:p>
             <w:r>
@@ -8836,7 +10678,7 @@
         </w:tc>
         <w:tc>
           <w:tcPr>
-            <w:tcW w:type="dxa" w:w="1361"/>
+            <w:tcW w:type="dxa" w:w="1247"/>
           </w:tcPr>
           <w:p>
             <w:r>
@@ -8861,7 +10703,23 @@
         </w:tc>
         <w:tc>
           <w:tcPr>
-            <w:tcW w:type="dxa" w:w="1361"/>
+            <w:tcW w:type="dxa" w:w="1531"/>
+          </w:tcPr>
+          <w:p>
+            <w:r>
+              <w:rPr>
+                <w:b/>
+                <w:i w:val="0"/>
+                <w:color w:val="16A34A"/>
+                <w:sz w:val="16"/>
+              </w:rPr>
+              <w:t>—</w:t>
+            </w:r>
+          </w:p>
+        </w:tc>
+        <w:tc>
+          <w:tcPr>
+            <w:tcW w:type="dxa" w:w="1191"/>
           </w:tcPr>
           <w:p>
             <w:r>
@@ -8877,7 +10735,7 @@
         </w:tc>
         <w:tc>
           <w:tcPr>
-            <w:tcW w:type="dxa" w:w="5839"/>
+            <w:tcW w:type="dxa" w:w="4706"/>
           </w:tcPr>
           <w:p>
             <w:r>
@@ -8894,7 +10752,7 @@
       <w:tr>
         <w:tc>
           <w:tcPr>
-            <w:tcW w:type="dxa" w:w="1134"/>
+            <w:tcW w:type="dxa" w:w="964"/>
           </w:tcPr>
           <w:p>
             <w:r>
@@ -8910,7 +10768,7 @@
         </w:tc>
         <w:tc>
           <w:tcPr>
-            <w:tcW w:type="dxa" w:w="1361"/>
+            <w:tcW w:type="dxa" w:w="1247"/>
           </w:tcPr>
           <w:p>
             <w:r>
@@ -8935,7 +10793,23 @@
         </w:tc>
         <w:tc>
           <w:tcPr>
-            <w:tcW w:type="dxa" w:w="1361"/>
+            <w:tcW w:type="dxa" w:w="1531"/>
+          </w:tcPr>
+          <w:p>
+            <w:r>
+              <w:rPr>
+                <w:b/>
+                <w:i w:val="0"/>
+                <w:color w:val="16A34A"/>
+                <w:sz w:val="16"/>
+              </w:rPr>
+              <w:t>—</w:t>
+            </w:r>
+          </w:p>
+        </w:tc>
+        <w:tc>
+          <w:tcPr>
+            <w:tcW w:type="dxa" w:w="1191"/>
           </w:tcPr>
           <w:p>
             <w:r>
@@ -8951,7 +10825,7 @@
         </w:tc>
         <w:tc>
           <w:tcPr>
-            <w:tcW w:type="dxa" w:w="5839"/>
+            <w:tcW w:type="dxa" w:w="4706"/>
           </w:tcPr>
           <w:p>
             <w:r>
@@ -8968,7 +10842,7 @@
       <w:tr>
         <w:tc>
           <w:tcPr>
-            <w:tcW w:type="dxa" w:w="1134"/>
+            <w:tcW w:type="dxa" w:w="964"/>
           </w:tcPr>
           <w:p>
             <w:r>
@@ -8984,7 +10858,7 @@
         </w:tc>
         <w:tc>
           <w:tcPr>
-            <w:tcW w:type="dxa" w:w="1361"/>
+            <w:tcW w:type="dxa" w:w="1247"/>
           </w:tcPr>
           <w:p>
             <w:r>
@@ -9009,7 +10883,23 @@
         </w:tc>
         <w:tc>
           <w:tcPr>
-            <w:tcW w:type="dxa" w:w="1361"/>
+            <w:tcW w:type="dxa" w:w="1531"/>
+          </w:tcPr>
+          <w:p>
+            <w:r>
+              <w:rPr>
+                <w:b/>
+                <w:i w:val="0"/>
+                <w:color w:val="16A34A"/>
+                <w:sz w:val="16"/>
+              </w:rPr>
+              <w:t>—</w:t>
+            </w:r>
+          </w:p>
+        </w:tc>
+        <w:tc>
+          <w:tcPr>
+            <w:tcW w:type="dxa" w:w="1191"/>
           </w:tcPr>
           <w:p>
             <w:r>
@@ -9025,7 +10915,7 @@
         </w:tc>
         <w:tc>
           <w:tcPr>
-            <w:tcW w:type="dxa" w:w="5839"/>
+            <w:tcW w:type="dxa" w:w="4706"/>
           </w:tcPr>
           <w:p>
             <w:r>
@@ -9042,7 +10932,7 @@
       <w:tr>
         <w:tc>
           <w:tcPr>
-            <w:tcW w:type="dxa" w:w="1134"/>
+            <w:tcW w:type="dxa" w:w="964"/>
           </w:tcPr>
           <w:p>
             <w:r>
@@ -9058,7 +10948,7 @@
         </w:tc>
         <w:tc>
           <w:tcPr>
-            <w:tcW w:type="dxa" w:w="1361"/>
+            <w:tcW w:type="dxa" w:w="1247"/>
           </w:tcPr>
           <w:p>
             <w:r>
@@ -9083,7 +10973,23 @@
         </w:tc>
         <w:tc>
           <w:tcPr>
-            <w:tcW w:type="dxa" w:w="1361"/>
+            <w:tcW w:type="dxa" w:w="1531"/>
+          </w:tcPr>
+          <w:p>
+            <w:r>
+              <w:rPr>
+                <w:b/>
+                <w:i w:val="0"/>
+                <w:color w:val="16A34A"/>
+                <w:sz w:val="16"/>
+              </w:rPr>
+              <w:t>—</w:t>
+            </w:r>
+          </w:p>
+        </w:tc>
+        <w:tc>
+          <w:tcPr>
+            <w:tcW w:type="dxa" w:w="1191"/>
           </w:tcPr>
           <w:p>
             <w:r>
@@ -9099,7 +11005,7 @@
         </w:tc>
         <w:tc>
           <w:tcPr>
-            <w:tcW w:type="dxa" w:w="5839"/>
+            <w:tcW w:type="dxa" w:w="4706"/>
           </w:tcPr>
           <w:p>
             <w:r>
@@ -9116,7 +11022,7 @@
       <w:tr>
         <w:tc>
           <w:tcPr>
-            <w:tcW w:type="dxa" w:w="1134"/>
+            <w:tcW w:type="dxa" w:w="964"/>
           </w:tcPr>
           <w:p>
             <w:r>
@@ -9132,7 +11038,7 @@
         </w:tc>
         <w:tc>
           <w:tcPr>
-            <w:tcW w:type="dxa" w:w="1361"/>
+            <w:tcW w:type="dxa" w:w="1247"/>
           </w:tcPr>
           <w:p>
             <w:r>
@@ -9157,7 +11063,23 @@
         </w:tc>
         <w:tc>
           <w:tcPr>
-            <w:tcW w:type="dxa" w:w="1361"/>
+            <w:tcW w:type="dxa" w:w="1531"/>
+          </w:tcPr>
+          <w:p>
+            <w:r>
+              <w:rPr>
+                <w:b/>
+                <w:i w:val="0"/>
+                <w:color w:val="16A34A"/>
+                <w:sz w:val="16"/>
+              </w:rPr>
+              <w:t>—</w:t>
+            </w:r>
+          </w:p>
+        </w:tc>
+        <w:tc>
+          <w:tcPr>
+            <w:tcW w:type="dxa" w:w="1191"/>
           </w:tcPr>
           <w:p>
             <w:r>
@@ -9173,7 +11095,7 @@
         </w:tc>
         <w:tc>
           <w:tcPr>
-            <w:tcW w:type="dxa" w:w="5839"/>
+            <w:tcW w:type="dxa" w:w="4706"/>
           </w:tcPr>
           <w:p>
             <w:r>

--- a/rapports/2026-06-04/EQ5/EQ5_enq3_v2/DR_012301350090/32-26-84-25.docx
+++ b/rapports/2026-06-04/EQ5/EQ5_enq3_v2/DR_012301350090/32-26-84-25.docx
@@ -903,7 +903,7 @@
                 <w:color w:val="16A34A"/>
                 <w:sz w:val="16"/>
               </w:rPr>
-              <w:t>—</w:t>
+              <w:t>s00q07a, s00q08, s00q10, s00q13_0, s00q15_0, s00q17_0, s00q23a, s00q23b</w:t>
             </w:r>
           </w:p>
         </w:tc>
@@ -1173,7 +1173,7 @@
                 <w:color w:val="16A34A"/>
                 <w:sz w:val="16"/>
               </w:rPr>
-              <w:t>—</w:t>
+              <w:t>s00q08, s00q10</w:t>
             </w:r>
           </w:p>
         </w:tc>
@@ -1713,7 +1713,7 @@
                 <w:color w:val="16A34A"/>
                 <w:sz w:val="16"/>
               </w:rPr>
-              <w:t>—</w:t>
+              <w:t>s01q35, s01q36, s01q37, s02q04, s02q15, s03q13, s03q14, s03q15</w:t>
             </w:r>
           </w:p>
         </w:tc>
@@ -1803,7 +1803,7 @@
                 <w:color w:val="16A34A"/>
                 <w:sz w:val="16"/>
               </w:rPr>
-              <w:t>—</w:t>
+              <w:t>s01q41a, s02q20, s02q22, s03q07, s03q02, s01q00b, s03q02_autre</w:t>
             </w:r>
           </w:p>
         </w:tc>
@@ -1983,7 +1983,7 @@
                 <w:color w:val="16A34A"/>
                 <w:sz w:val="16"/>
               </w:rPr>
-              <w:t>—</w:t>
+              <w:t>s00q04, s01q41, s02q14, s01q00b</w:t>
             </w:r>
           </w:p>
         </w:tc>
@@ -2073,7 +2073,7 @@
                 <w:color w:val="16A34A"/>
                 <w:sz w:val="16"/>
               </w:rPr>
-              <w:t>—</w:t>
+              <w:t>s00q04, s01q41, s02q14, s01q00b</w:t>
             </w:r>
           </w:p>
         </w:tc>
@@ -2343,7 +2343,7 @@
                 <w:color w:val="16A34A"/>
                 <w:sz w:val="16"/>
               </w:rPr>
-              <w:t>—</w:t>
+              <w:t>s00q04, s01q41, s02q14, s01q00b</w:t>
             </w:r>
           </w:p>
         </w:tc>
@@ -2523,7 +2523,7 @@
                 <w:color w:val="16A34A"/>
                 <w:sz w:val="16"/>
               </w:rPr>
-              <w:t>—</w:t>
+              <w:t>s00q08, s01q28, s01q29, s01q30, s02q01__2, s02q02__2, s03q20, s04q22</w:t>
             </w:r>
           </w:p>
         </w:tc>
@@ -2613,7 +2613,7 @@
                 <w:color w:val="16A34A"/>
                 <w:sz w:val="16"/>
               </w:rPr>
-              <w:t>—</w:t>
+              <w:t>s00q08, s01q28, s01q29, s01q30, s02q01__2, s02q02__2, s03q20, s04q22</w:t>
             </w:r>
           </w:p>
         </w:tc>
@@ -2703,7 +2703,7 @@
                 <w:color w:val="16A34A"/>
                 <w:sz w:val="16"/>
               </w:rPr>
-              <w:t>—</w:t>
+              <w:t>s00q07a, s00q08, s00q10, s00q13_0, s00q15_0, s00q17_0, s00q23a, s00q23b</w:t>
             </w:r>
           </w:p>
         </w:tc>
@@ -2793,7 +2793,7 @@
                 <w:color w:val="16A34A"/>
                 <w:sz w:val="16"/>
               </w:rPr>
-              <w:t>—</w:t>
+              <w:t>s00q04, s01q41, s02q14, s01q00b</w:t>
             </w:r>
           </w:p>
         </w:tc>
@@ -2883,7 +2883,7 @@
                 <w:color w:val="16A34A"/>
                 <w:sz w:val="16"/>
               </w:rPr>
-              <w:t>—</w:t>
+              <w:t>s00q07a, s00q08, s00q10, s00q13_0, s00q15_0, s00q17_0, s00q23a, s00q23b</w:t>
             </w:r>
           </w:p>
         </w:tc>
@@ -2973,7 +2973,7 @@
                 <w:color w:val="16A34A"/>
                 <w:sz w:val="16"/>
               </w:rPr>
-              <w:t>—</w:t>
+              <w:t>s00q04, s01q41, s02q14, s01q00b</w:t>
             </w:r>
           </w:p>
         </w:tc>
@@ -3243,7 +3243,7 @@
                 <w:color w:val="16A34A"/>
                 <w:sz w:val="16"/>
               </w:rPr>
-              <w:t>—</w:t>
+              <w:t>s00q10, s01q35, s01q36, s01q37, s02q04, s02q15, s03q31, s04q22</w:t>
             </w:r>
           </w:p>
         </w:tc>
@@ -3693,7 +3693,7 @@
                 <w:color w:val="16A34A"/>
                 <w:sz w:val="16"/>
               </w:rPr>
-              <w:t>—</w:t>
+              <w:t>s00q04, s01q41, s02q14, s01q00b</w:t>
             </w:r>
           </w:p>
         </w:tc>
@@ -3873,7 +3873,7 @@
                 <w:color w:val="16A34A"/>
                 <w:sz w:val="16"/>
               </w:rPr>
-              <w:t>—</w:t>
+              <w:t>s00q04, s01q41, s02q14, s01q00b</w:t>
             </w:r>
           </w:p>
         </w:tc>
@@ -3963,7 +3963,7 @@
                 <w:color w:val="16A34A"/>
                 <w:sz w:val="16"/>
               </w:rPr>
-              <w:t>—</w:t>
+              <w:t>s00q07a, s00q08, s00q10, s00q13_0, s00q15_0, s00q17_0, s00q23a, s00q23b</w:t>
             </w:r>
           </w:p>
         </w:tc>
@@ -4053,7 +4053,7 @@
                 <w:color w:val="16A34A"/>
                 <w:sz w:val="16"/>
               </w:rPr>
-              <w:t>—</w:t>
+              <w:t>s01q25, s01q29, s01q30, s04q46, s01q00b</w:t>
             </w:r>
           </w:p>
         </w:tc>
@@ -4143,7 +4143,7 @@
                 <w:color w:val="16A34A"/>
                 <w:sz w:val="16"/>
               </w:rPr>
-              <w:t>—</w:t>
+              <w:t>s00q07a, s00q08, s00q10, s00q13_0, s00q15_0, s00q17_0, s00q23a, s00q23b</w:t>
             </w:r>
           </w:p>
         </w:tc>
@@ -4233,7 +4233,7 @@
                 <w:color w:val="16A34A"/>
                 <w:sz w:val="16"/>
               </w:rPr>
-              <w:t>—</w:t>
+              <w:t>s01q25, s01q29, s01q30, s04q46, s01q00b</w:t>
             </w:r>
           </w:p>
         </w:tc>
@@ -4323,7 +4323,7 @@
                 <w:color w:val="16A34A"/>
                 <w:sz w:val="16"/>
               </w:rPr>
-              <w:t>—</w:t>
+              <w:t>s00q07a, s00q08, s00q10, s00q13_0, s00q15_0, s00q17_0, s00q23a, s00q23b</w:t>
             </w:r>
           </w:p>
         </w:tc>
@@ -4413,7 +4413,7 @@
                 <w:color w:val="16A34A"/>
                 <w:sz w:val="16"/>
               </w:rPr>
-              <w:t>—</w:t>
+              <w:t>s01q25, s01q29, s01q30, s04q46, s01q00b</w:t>
             </w:r>
           </w:p>
         </w:tc>
@@ -4503,7 +4503,7 @@
                 <w:color w:val="16A34A"/>
                 <w:sz w:val="16"/>
               </w:rPr>
-              <w:t>—</w:t>
+              <w:t>s00q07a, s00q08, s00q10, s00q13_0, s00q15_0, s00q17_0, s00q23a, s00q23b</w:t>
             </w:r>
           </w:p>
         </w:tc>
@@ -4593,7 +4593,7 @@
                 <w:color w:val="16A34A"/>
                 <w:sz w:val="16"/>
               </w:rPr>
-              <w:t>—</w:t>
+              <w:t>s01q25, s01q29, s01q30, s04q46, s01q00b</w:t>
             </w:r>
           </w:p>
         </w:tc>
@@ -4683,7 +4683,7 @@
                 <w:color w:val="16A34A"/>
                 <w:sz w:val="16"/>
               </w:rPr>
-              <w:t>—</w:t>
+              <w:t>s00q07a, s00q08, s00q10, s00q13_0, s00q15_0, s00q17_0, s00q23a, s00q23b</w:t>
             </w:r>
           </w:p>
         </w:tc>
@@ -4773,7 +4773,7 @@
                 <w:color w:val="16A34A"/>
                 <w:sz w:val="16"/>
               </w:rPr>
-              <w:t>—</w:t>
+              <w:t>s01q25, s01q29, s01q30, s04q46, s01q00b</w:t>
             </w:r>
           </w:p>
         </w:tc>
@@ -4863,7 +4863,7 @@
                 <w:color w:val="16A34A"/>
                 <w:sz w:val="16"/>
               </w:rPr>
-              <w:t>—</w:t>
+              <w:t>s00q07a, s00q08, s00q10, s00q13_0, s00q15_0, s00q17_0, s00q23a, s00q23b</w:t>
             </w:r>
           </w:p>
         </w:tc>
@@ -4953,7 +4953,7 @@
                 <w:color w:val="16A34A"/>
                 <w:sz w:val="16"/>
               </w:rPr>
-              <w:t>—</w:t>
+              <w:t>s01q25, s01q29, s01q30, s04q46, s01q00b</w:t>
             </w:r>
           </w:p>
         </w:tc>
@@ -5043,7 +5043,7 @@
                 <w:color w:val="16A34A"/>
                 <w:sz w:val="16"/>
               </w:rPr>
-              <w:t>—</w:t>
+              <w:t>s00q07a, s00q08, s00q10, s00q13_0, s00q15_0, s00q17_0, s00q23a, s00q23b</w:t>
             </w:r>
           </w:p>
         </w:tc>
@@ -5133,7 +5133,7 @@
                 <w:color w:val="16A34A"/>
                 <w:sz w:val="16"/>
               </w:rPr>
-              <w:t>—</w:t>
+              <w:t>s01q25, s01q29, s01q30, s04q46, s01q00b</w:t>
             </w:r>
           </w:p>
         </w:tc>
@@ -5313,7 +5313,7 @@
                 <w:color w:val="16A34A"/>
                 <w:sz w:val="16"/>
               </w:rPr>
-              <w:t>—</w:t>
+              <w:t>s01q25, s01q29, s01q30, s04q46, s01q00b</w:t>
             </w:r>
           </w:p>
         </w:tc>
@@ -5493,7 +5493,7 @@
                 <w:color w:val="16A34A"/>
                 <w:sz w:val="16"/>
               </w:rPr>
-              <w:t>—</w:t>
+              <w:t>s01q25, s01q29, s01q30, s04q46, s01q00b</w:t>
             </w:r>
           </w:p>
         </w:tc>
@@ -5673,7 +5673,7 @@
                 <w:color w:val="16A34A"/>
                 <w:sz w:val="16"/>
               </w:rPr>
-              <w:t>—</w:t>
+              <w:t>s01q25, s01q29, s01q30, s04q46, s01q00b</w:t>
             </w:r>
           </w:p>
         </w:tc>
@@ -5853,7 +5853,7 @@
                 <w:color w:val="16A34A"/>
                 <w:sz w:val="16"/>
               </w:rPr>
-              <w:t>—</w:t>
+              <w:t>s01q25, s01q29, s01q30, s04q46, s01q00b</w:t>
             </w:r>
           </w:p>
         </w:tc>
@@ -6033,7 +6033,7 @@
                 <w:color w:val="16A34A"/>
                 <w:sz w:val="16"/>
               </w:rPr>
-              <w:t>—</w:t>
+              <w:t>s01q25, s01q29, s01q30, s04q46, s01q00b</w:t>
             </w:r>
           </w:p>
         </w:tc>
@@ -6213,7 +6213,7 @@
                 <w:color w:val="16A34A"/>
                 <w:sz w:val="16"/>
               </w:rPr>
-              <w:t>—</w:t>
+              <w:t>s01q25, s01q29, s01q30, s04q46, s01q00b</w:t>
             </w:r>
           </w:p>
         </w:tc>
@@ -6393,7 +6393,7 @@
                 <w:color w:val="16A34A"/>
                 <w:sz w:val="16"/>
               </w:rPr>
-              <w:t>—</w:t>
+              <w:t>s01q25, s01q29, s01q30, s04q46, s01q00b</w:t>
             </w:r>
           </w:p>
         </w:tc>
@@ -6573,7 +6573,7 @@
                 <w:color w:val="16A34A"/>
                 <w:sz w:val="16"/>
               </w:rPr>
-              <w:t>—</w:t>
+              <w:t>s01q25, s01q29, s01q30, s04q46, s01q00b</w:t>
             </w:r>
           </w:p>
         </w:tc>
@@ -6753,7 +6753,7 @@
                 <w:color w:val="16A34A"/>
                 <w:sz w:val="16"/>
               </w:rPr>
-              <w:t>—</w:t>
+              <w:t>s01q25, s01q29, s01q30, s04q46, s01q00b</w:t>
             </w:r>
           </w:p>
         </w:tc>
@@ -6933,7 +6933,7 @@
                 <w:color w:val="16A34A"/>
                 <w:sz w:val="16"/>
               </w:rPr>
-              <w:t>—</w:t>
+              <w:t>s01q25, s01q29, s01q30, s04q46, s01q00b</w:t>
             </w:r>
           </w:p>
         </w:tc>
@@ -7113,7 +7113,7 @@
                 <w:color w:val="16A34A"/>
                 <w:sz w:val="16"/>
               </w:rPr>
-              <w:t>—</w:t>
+              <w:t>s01q25, s01q29, s01q30, s04q46, s01q00b</w:t>
             </w:r>
           </w:p>
         </w:tc>
@@ -7293,7 +7293,7 @@
                 <w:color w:val="16A34A"/>
                 <w:sz w:val="16"/>
               </w:rPr>
-              <w:t>—</w:t>
+              <w:t>s01q25, s01q29, s01q30, s04q46, s01q00b</w:t>
             </w:r>
           </w:p>
         </w:tc>
@@ -7473,7 +7473,7 @@
                 <w:color w:val="16A34A"/>
                 <w:sz w:val="16"/>
               </w:rPr>
-              <w:t>—</w:t>
+              <w:t>s01q25, s01q29, s01q30, s04q46, s01q00b</w:t>
             </w:r>
           </w:p>
         </w:tc>
@@ -7653,7 +7653,7 @@
                 <w:color w:val="16A34A"/>
                 <w:sz w:val="16"/>
               </w:rPr>
-              <w:t>—</w:t>
+              <w:t>s01q25, s01q29, s01q30, s04q46, s01q00b</w:t>
             </w:r>
           </w:p>
         </w:tc>
@@ -7833,7 +7833,7 @@
                 <w:color w:val="16A34A"/>
                 <w:sz w:val="16"/>
               </w:rPr>
-              <w:t>—</w:t>
+              <w:t>s01q25, s01q29, s01q30, s04q46, s01q00b</w:t>
             </w:r>
           </w:p>
         </w:tc>
@@ -8013,7 +8013,7 @@
                 <w:color w:val="16A34A"/>
                 <w:sz w:val="16"/>
               </w:rPr>
-              <w:t>—</w:t>
+              <w:t>s01q23, s01q00b, s01q23_autre</w:t>
             </w:r>
           </w:p>
         </w:tc>
@@ -9183,7 +9183,7 @@
                 <w:color w:val="16A34A"/>
                 <w:sz w:val="16"/>
               </w:rPr>
-              <w:t>—</w:t>
+              <w:t>s01q25, s01q29, s01q30, s04q46, s01q00b</w:t>
             </w:r>
           </w:p>
         </w:tc>
@@ -9273,7 +9273,7 @@
                 <w:color w:val="16A34A"/>
                 <w:sz w:val="16"/>
               </w:rPr>
-              <w:t>—</w:t>
+              <w:t>s01q25, s01q29, s01q30, s04q46, s01q00b</w:t>
             </w:r>
           </w:p>
         </w:tc>
@@ -9363,7 +9363,7 @@
                 <w:color w:val="16A34A"/>
                 <w:sz w:val="16"/>
               </w:rPr>
-              <w:t>—</w:t>
+              <w:t>s01q25, s01q29, s01q30, s04q46, s01q00b</w:t>
             </w:r>
           </w:p>
         </w:tc>
@@ -9543,7 +9543,7 @@
                 <w:color w:val="16A34A"/>
                 <w:sz w:val="16"/>
               </w:rPr>
-              <w:t>—</w:t>
+              <w:t>s01q25, s01q29, s01q30, s04q46, s01q00b</w:t>
             </w:r>
           </w:p>
         </w:tc>
@@ -9633,7 +9633,7 @@
                 <w:color w:val="16A34A"/>
                 <w:sz w:val="16"/>
               </w:rPr>
-              <w:t>—</w:t>
+              <w:t>s01q25, s01q29, s01q30, s04q46, s01q00b</w:t>
             </w:r>
           </w:p>
         </w:tc>
@@ -9723,7 +9723,7 @@
                 <w:color w:val="16A34A"/>
                 <w:sz w:val="16"/>
               </w:rPr>
-              <w:t>—</w:t>
+              <w:t>s01q25, s01q29, s01q30, s04q46, s01q00b</w:t>
             </w:r>
           </w:p>
         </w:tc>
@@ -9903,7 +9903,7 @@
                 <w:color w:val="16A34A"/>
                 <w:sz w:val="16"/>
               </w:rPr>
-              <w:t>—</w:t>
+              <w:t>s00q14, s00q16, s00q18, s01q39, s01q42__1, s01q42__2, s01q43, s02q04</w:t>
             </w:r>
           </w:p>
         </w:tc>
@@ -10083,7 +10083,7 @@
                 <w:color w:val="16A34A"/>
                 <w:sz w:val="16"/>
               </w:rPr>
-              <w:t>—</w:t>
+              <w:t>s00q07a, s01q54a, s01q54b, s02q20, s02q21, s03q53, s04q21, s04q46</w:t>
             </w:r>
           </w:p>
         </w:tc>
@@ -10353,7 +10353,7 @@
                 <w:color w:val="16A34A"/>
                 <w:sz w:val="16"/>
               </w:rPr>
-              <w:t>—</w:t>
+              <w:t>s01q25, s01q29, s01q30, s04q46, s01q00b</w:t>
             </w:r>
           </w:p>
         </w:tc>
@@ -10533,7 +10533,7 @@
                 <w:color w:val="16A34A"/>
                 <w:sz w:val="16"/>
               </w:rPr>
-              <w:t>—</w:t>
+              <w:t>s01q29, s01q31, s04q24, s00q04, s00q10</w:t>
             </w:r>
           </w:p>
         </w:tc>
@@ -10623,7 +10623,7 @@
                 <w:color w:val="16A34A"/>
                 <w:sz w:val="16"/>
               </w:rPr>
-              <w:t>—</w:t>
+              <w:t>s01q02, s01q12, s01q13, s02q03__2, s03q01, s04q35a, s04q35b, s04q35c</w:t>
             </w:r>
           </w:p>
         </w:tc>
@@ -10713,7 +10713,7 @@
                 <w:color w:val="16A34A"/>
                 <w:sz w:val="16"/>
               </w:rPr>
-              <w:t>—</w:t>
+              <w:t>s01q02, s01q12, s01q13, s02q03__2, s03q01, s04q35a, s04q35b, s04q35c</w:t>
             </w:r>
           </w:p>
         </w:tc>
@@ -10803,7 +10803,7 @@
                 <w:color w:val="16A34A"/>
                 <w:sz w:val="16"/>
               </w:rPr>
-              <w:t>—</w:t>
+              <w:t>s01q02, s01q12, s01q13, s02q03__2, s03q01, s04q35a, s04q35b, s04q35c</w:t>
             </w:r>
           </w:p>
         </w:tc>
@@ -10893,7 +10893,7 @@
                 <w:color w:val="16A34A"/>
                 <w:sz w:val="16"/>
               </w:rPr>
-              <w:t>—</w:t>
+              <w:t>s00q08, s01q35, s01q36, s01q37, s02q01__3, s02q02__3, s03q21, s04q22</w:t>
             </w:r>
           </w:p>
         </w:tc>
@@ -10983,7 +10983,7 @@
                 <w:color w:val="16A34A"/>
                 <w:sz w:val="16"/>
               </w:rPr>
-              <w:t>—</w:t>
+              <w:t>s01q23, s02q23, s03q55, s04q51, s04q67, s06q19, s06q20, s06q22a</w:t>
             </w:r>
           </w:p>
         </w:tc>
